--- a/B401_Poster_11pt.docx
+++ b/B401_Poster_11pt.docx
@@ -15,7 +15,7 @@
       </w:tblGrid>
       <w:tr>
         <w:trPr>
-          <w:trHeight w:val="629"/>
+          <w:trHeight w:val="62"/>
         </w:trPr>
         <w:tc>
           <w:tcPr>
@@ -32,32 +32,36 @@
             <w:pPr>
               <w:spacing w:after="18" w:line="216" w:lineRule="auto"/>
               <w:rPr>
-                <w:rFonts w:ascii="Calibri" w:hAnsi="Calibri"/>
+                <w:rFonts w:ascii="Times New Roman" w:hAnsi="Times New Roman" w:cs="Times New Roman"/>
                 <w:b/>
                 <w:color w:val="FFFFFF"/>
-                <w:sz w:val="17"/>
               </w:rPr>
             </w:pPr>
             <w:r>
               <w:rPr>
-                <w:rFonts w:ascii="Calibri" w:hAnsi="Calibri"/>
+                <w:rFonts w:ascii="Times New Roman" w:hAnsi="Times New Roman" w:cs="Times New Roman"/>
                 <w:b/>
                 <w:color w:val="FFFFFF"/>
               </w:rPr>
-              <w:t>Name:              Daanish Muzaffar</w:t>
+              <w:t>Name: Daanish Muzaffar</w:t>
             </w:r>
           </w:p>
           <w:p>
             <w:pPr>
               <w:spacing w:after="18" w:line="216" w:lineRule="auto"/>
+              <w:rPr>
+                <w:rFonts w:ascii="Times New Roman" w:hAnsi="Times New Roman" w:cs="Times New Roman"/>
+                <w:b/>
+                <w:color w:val="FFFFFF"/>
+              </w:rPr>
             </w:pPr>
             <w:r>
               <w:rPr>
-                <w:rFonts w:ascii="Calibri" w:hAnsi="Calibri"/>
+                <w:rFonts w:ascii="Times New Roman" w:hAnsi="Times New Roman" w:cs="Times New Roman"/>
                 <w:b/>
                 <w:color w:val="FFFFFF"/>
               </w:rPr>
-              <w:t>Matriculation: 7259472</w:t>
+              <w:t>Student ID: 7259472</w:t>
             </w:r>
           </w:p>
         </w:tc>
@@ -76,28 +80,101 @@
             <w:pPr>
               <w:spacing w:after="20" w:line="216" w:lineRule="auto"/>
               <w:jc w:val="center"/>
+              <w:rPr>
+                <w:rFonts w:ascii="Times New Roman" w:hAnsi="Times New Roman" w:cs="Times New Roman"/>
+                <w:sz w:val="28"/>
+                <w:szCs w:val="24"/>
+              </w:rPr>
             </w:pPr>
             <w:r>
               <w:rPr>
-                <w:rFonts w:ascii="Calibri" w:hAnsi="Calibri"/>
+                <w:rFonts w:ascii="Times New Roman" w:hAnsi="Times New Roman" w:cs="Times New Roman"/>
                 <w:b/>
                 <w:color w:val="FFFFFF"/>
-                <w:sz w:val="26"/>
-              </w:rPr>
-              <w:t>Portfolio Insurance and Structured Product Pricing on Rheinmetall AG</w:t>
+                <w:sz w:val="36"/>
+                <w:szCs w:val="32"/>
+              </w:rPr>
+              <w:t>Structured Product Pricing</w:t>
+            </w:r>
+            <w:r>
+              <w:rPr>
+                <w:rFonts w:ascii="Times New Roman" w:hAnsi="Times New Roman" w:cs="Times New Roman"/>
+                <w:b/>
+                <w:color w:val="FFFFFF"/>
+                <w:sz w:val="36"/>
+                <w:szCs w:val="32"/>
+              </w:rPr>
+              <w:t xml:space="preserve"> and Risk Analysis</w:t>
+            </w:r>
+            <w:r>
+              <w:rPr>
+                <w:rFonts w:ascii="Times New Roman" w:hAnsi="Times New Roman" w:cs="Times New Roman"/>
+                <w:b/>
+                <w:color w:val="FFFFFF"/>
+                <w:sz w:val="36"/>
+                <w:szCs w:val="32"/>
+              </w:rPr>
+              <w:t xml:space="preserve"> on Rheinmetall AG</w:t>
             </w:r>
           </w:p>
           <w:p>
             <w:pPr>
               <w:spacing w:after="0" w:line="216" w:lineRule="auto"/>
               <w:jc w:val="center"/>
+              <w:rPr>
+                <w:rFonts w:ascii="Times New Roman" w:hAnsi="Times New Roman" w:cs="Times New Roman"/>
+                <w:sz w:val="28"/>
+                <w:szCs w:val="24"/>
+              </w:rPr>
             </w:pPr>
             <w:r>
               <w:rPr>
-                <w:rFonts w:ascii="Calibri" w:hAnsi="Calibri"/>
+                <w:rFonts w:ascii="Times New Roman" w:hAnsi="Times New Roman" w:cs="Times New Roman"/>
                 <w:color w:val="FFFFFF"/>
-              </w:rPr>
-              <w:t>Eberhard Karls Universität Tübingen  ·  B401: Continuous-Time Derivatives Pricing  ·  Summer Term 2026</w:t>
+                <w:sz w:val="28"/>
+                <w:szCs w:val="24"/>
+              </w:rPr>
+              <w:t xml:space="preserve">Eberhard Karls Universität </w:t>
+            </w:r>
+            <w:proofErr w:type="gramStart"/>
+            <w:r>
+              <w:rPr>
+                <w:rFonts w:ascii="Times New Roman" w:hAnsi="Times New Roman" w:cs="Times New Roman"/>
+                <w:color w:val="FFFFFF"/>
+                <w:sz w:val="28"/>
+                <w:szCs w:val="24"/>
+              </w:rPr>
+              <w:t>Tübingen  ·</w:t>
+            </w:r>
+            <w:proofErr w:type="gramEnd"/>
+            <w:r>
+              <w:rPr>
+                <w:rFonts w:ascii="Times New Roman" w:hAnsi="Times New Roman" w:cs="Times New Roman"/>
+                <w:color w:val="FFFFFF"/>
+                <w:sz w:val="28"/>
+                <w:szCs w:val="24"/>
+              </w:rPr>
+              <w:t xml:space="preserve">  B401: Continuous-Time Derivatives </w:t>
+            </w:r>
+            <w:proofErr w:type="gramStart"/>
+            <w:r>
+              <w:rPr>
+                <w:rFonts w:ascii="Times New Roman" w:hAnsi="Times New Roman" w:cs="Times New Roman"/>
+                <w:color w:val="FFFFFF"/>
+                <w:sz w:val="28"/>
+                <w:szCs w:val="24"/>
+              </w:rPr>
+              <w:t>Pricing  ·</w:t>
+            </w:r>
+            <w:proofErr w:type="gramEnd"/>
+            <w:r>
+              <w:rPr>
+                <w:rFonts w:ascii="Times New Roman" w:hAnsi="Times New Roman" w:cs="Times New Roman"/>
+                <w:color w:val="FFFFFF"/>
+                <w:sz w:val="28"/>
+                <w:szCs w:val="24"/>
+              </w:rPr>
+              <w:t xml:space="preserve">  Summer Term 2026</w:t>
             </w:r>
           </w:p>
         </w:tc>
@@ -112,7 +189,163 @@
               <w:right w:w="100" w:type="dxa"/>
             </w:tcMar>
           </w:tcPr>
-          <w:p/>
+          <w:p>
+            <w:pPr>
+              <w:jc w:val="center"/>
+              <w:rPr>
+                <w:rFonts w:ascii="Times New Roman" w:hAnsi="Times New Roman" w:cs="Times New Roman"/>
+              </w:rPr>
+            </w:pPr>
+            <w:r>
+              <w:fldChar w:fldCharType="begin"/>
+            </w:r>
+            <w:r>
+              <w:instrText xml:space="preserve"> INCLUDEPICTURE "https://companieslogo.com/img/orig/RHM.F-1ce5642c.png?t=1720244493" \* MERGEFORMATINET </w:instrText>
+            </w:r>
+            <w:r>
+              <w:fldChar w:fldCharType="separate"/>
+            </w:r>
+            <w:r>
+              <w:rPr>
+                <w:noProof/>
+              </w:rPr>
+              <w:drawing>
+                <wp:inline distT="0" distB="0" distL="0" distR="0">
+                  <wp:extent cx="261318" cy="370390"/>
+                  <wp:effectExtent l="0" t="0" r="5715" b="0"/>
+                  <wp:docPr id="1872818319" name="Picture 2" descr="Rheinmetall Logo im transparenten PNG- und vektorisierten SVG-Format"/>
+                  <wp:cNvGraphicFramePr>
+                    <a:graphicFrameLocks xmlns:a="http://schemas.openxmlformats.org/drawingml/2006/main" noChangeAspect="1"/>
+                  </wp:cNvGraphicFramePr>
+                  <a:graphic xmlns:a="http://schemas.openxmlformats.org/drawingml/2006/main">
+                    <a:graphicData uri="http://schemas.openxmlformats.org/drawingml/2006/picture">
+                      <pic:pic xmlns:pic="http://schemas.openxmlformats.org/drawingml/2006/picture">
+                        <pic:nvPicPr>
+                          <pic:cNvPr id="0" name="Picture 8" descr="Rheinmetall Logo im transparenten PNG- und vektorisierten SVG-Format"/>
+                          <pic:cNvPicPr>
+                            <a:picLocks noChangeAspect="1" noChangeArrowheads="1"/>
+                          </pic:cNvPicPr>
+                        </pic:nvPicPr>
+                        <pic:blipFill>
+                          <a:blip r:embed="rId8">
+                            <a:extLst>
+                              <a:ext uri="{28A0092B-C50C-407E-A947-70E740481C1C}">
+                                <a14:useLocalDpi xmlns:a14="http://schemas.microsoft.com/office/drawing/2010/main" val="0"/>
+                              </a:ext>
+                            </a:extLst>
+                          </a:blip>
+                          <a:srcRect/>
+                          <a:stretch>
+                            <a:fillRect/>
+                          </a:stretch>
+                        </pic:blipFill>
+                        <pic:spPr bwMode="auto">
+                          <a:xfrm>
+                            <a:off x="0" y="0"/>
+                            <a:ext cx="298723" cy="423407"/>
+                          </a:xfrm>
+                          <a:prstGeom prst="rect">
+                            <a:avLst/>
+                          </a:prstGeom>
+                          <a:noFill/>
+                          <a:ln>
+                            <a:noFill/>
+                          </a:ln>
+                        </pic:spPr>
+                      </pic:pic>
+                    </a:graphicData>
+                  </a:graphic>
+                </wp:inline>
+              </w:drawing>
+            </w:r>
+            <w:r>
+              <w:fldChar w:fldCharType="end"/>
+            </w:r>
+            <w:r>
+              <w:rPr>
+                <w:rFonts w:ascii="Times New Roman" w:hAnsi="Times New Roman" w:cs="Times New Roman"/>
+              </w:rPr>
+              <w:fldChar w:fldCharType="begin"/>
+            </w:r>
+            <w:r>
+              <w:rPr>
+                <w:rFonts w:ascii="Times New Roman" w:hAnsi="Times New Roman" w:cs="Times New Roman"/>
+              </w:rPr>
+              <w:instrText xml:space="preserve"> INCLUDEPICTURE "https://upload.wikimedia.org/wikipedia/commons/thumb/1/19/Rheinmetall_Logo_2021.svg/3840px-Rheinmetall_Logo_2021.svg.png" \* MERGEFORMATINET </w:instrText>
+            </w:r>
+            <w:r>
+              <w:rPr>
+                <w:rFonts w:ascii="Times New Roman" w:hAnsi="Times New Roman" w:cs="Times New Roman"/>
+              </w:rPr>
+              <w:fldChar w:fldCharType="separate"/>
+            </w:r>
+            <w:r>
+              <w:rPr>
+                <w:rFonts w:ascii="Times New Roman" w:hAnsi="Times New Roman" w:cs="Times New Roman"/>
+                <w:noProof/>
+              </w:rPr>
+              <w:drawing>
+                <wp:inline distT="0" distB="0" distL="0" distR="0" wp14:anchorId="4E8CABA0" wp14:editId="05A0F4EB">
+                  <wp:extent cx="1331089" cy="272024"/>
+                  <wp:effectExtent l="0" t="0" r="2540" b="0"/>
+                  <wp:docPr id="247726195" name="Picture 1"/>
+                  <wp:cNvGraphicFramePr>
+                    <a:graphicFrameLocks xmlns:a="http://schemas.openxmlformats.org/drawingml/2006/main" noChangeAspect="1"/>
+                  </wp:cNvGraphicFramePr>
+                  <a:graphic xmlns:a="http://schemas.openxmlformats.org/drawingml/2006/main">
+                    <a:graphicData uri="http://schemas.openxmlformats.org/drawingml/2006/picture">
+                      <pic:pic xmlns:pic="http://schemas.openxmlformats.org/drawingml/2006/picture">
+                        <pic:nvPicPr>
+                          <pic:cNvPr id="0" name="Picture 1"/>
+                          <pic:cNvPicPr>
+                            <a:picLocks noChangeAspect="1" noChangeArrowheads="1"/>
+                          </pic:cNvPicPr>
+                        </pic:nvPicPr>
+                        <pic:blipFill rotWithShape="1">
+                          <a:blip r:embed="rId9">
+                            <a:lum bright="70000" contrast="-70000"/>
+                            <a:extLst>
+                              <a:ext uri="{28A0092B-C50C-407E-A947-70E740481C1C}">
+                                <a14:useLocalDpi xmlns:a14="http://schemas.microsoft.com/office/drawing/2010/main" val="0"/>
+                              </a:ext>
+                            </a:extLst>
+                          </a:blip>
+                          <a:srcRect l="17254" t="37980" b="-2"/>
+                          <a:stretch>
+                            <a:fillRect/>
+                          </a:stretch>
+                        </pic:blipFill>
+                        <pic:spPr bwMode="auto">
+                          <a:xfrm>
+                            <a:off x="0" y="0"/>
+                            <a:ext cx="1625703" cy="332232"/>
+                          </a:xfrm>
+                          <a:prstGeom prst="rect">
+                            <a:avLst/>
+                          </a:prstGeom>
+                          <a:noFill/>
+                          <a:ln>
+                            <a:noFill/>
+                          </a:ln>
+                          <a:extLst>
+                            <a:ext uri="{53640926-AAD7-44D8-BBD7-CCE9431645EC}">
+                              <a14:shadowObscured xmlns:a14="http://schemas.microsoft.com/office/drawing/2010/main"/>
+                            </a:ext>
+                          </a:extLst>
+                        </pic:spPr>
+                      </pic:pic>
+                    </a:graphicData>
+                  </a:graphic>
+                </wp:inline>
+              </w:drawing>
+            </w:r>
+            <w:r>
+              <w:rPr>
+                <w:rFonts w:ascii="Times New Roman" w:hAnsi="Times New Roman" w:cs="Times New Roman"/>
+              </w:rPr>
+              <w:fldChar w:fldCharType="end"/>
+            </w:r>
+          </w:p>
         </w:tc>
       </w:tr>
     </w:tbl>
@@ -124,11 +357,17 @@
         </w:pBdr>
         <w:spacing w:before="6" w:after="7" w:line="216" w:lineRule="auto"/>
         <w:rPr>
-          <w:rFonts w:ascii="Calibri" w:hAnsi="Calibri"/>
+          <w:rFonts w:ascii="Times New Roman" w:hAnsi="Times New Roman" w:cs="Times New Roman"/>
           <w:b/>
           <w:color w:val="8B1A1A"/>
         </w:rPr>
         <w:sectPr>
+          <w:headerReference w:type="even" r:id="rId10"/>
+          <w:headerReference w:type="default" r:id="rId11"/>
+          <w:footerReference w:type="even" r:id="rId12"/>
+          <w:footerReference w:type="default" r:id="rId13"/>
+          <w:headerReference w:type="first" r:id="rId14"/>
+          <w:footerReference w:type="first" r:id="rId15"/>
           <w:pgSz w:w="23820" w:h="16840" w:orient="landscape"/>
           <w:pgMar w:top="567" w:right="567" w:bottom="567" w:left="567" w:header="720" w:footer="720" w:gutter="0"/>
           <w:cols w:num="4" w:space="284"/>
@@ -142,9 +381,9 @@
         <w:pBdr>
           <w:bottom w:val="single" w:sz="8" w:space="0" w:color="8B1A1A"/>
         </w:pBdr>
-        <w:spacing w:before="6" w:after="7" w:line="216" w:lineRule="auto"/>
+        <w:spacing w:after="7" w:line="216" w:lineRule="auto"/>
         <w:rPr>
-          <w:rFonts w:ascii="Calibri" w:hAnsi="Calibri"/>
+          <w:rFonts w:ascii="Times New Roman" w:hAnsi="Times New Roman" w:cs="Times New Roman"/>
           <w:b/>
           <w:color w:val="8B1A1A"/>
         </w:rPr>
@@ -164,112 +403,401 @@
           <w:bottom w:val="single" w:sz="8" w:space="0" w:color="8B1A1A"/>
         </w:pBdr>
         <w:spacing w:before="6" w:after="7" w:line="216" w:lineRule="auto"/>
+        <w:rPr>
+          <w:rFonts w:ascii="Times New Roman" w:hAnsi="Times New Roman" w:cs="Times New Roman"/>
+        </w:rPr>
       </w:pPr>
       <w:r>
         <w:rPr>
-          <w:rFonts w:ascii="Calibri" w:hAnsi="Calibri"/>
+          <w:rFonts w:ascii="Times New Roman" w:hAnsi="Times New Roman" w:cs="Times New Roman"/>
           <w:b/>
           <w:color w:val="8B1A1A"/>
         </w:rPr>
-        <w:t>PART 1 — DESIGNING CERTIFICATES</w:t>
+        <w:t>PART 1: DESIGNING CERTIFICATES</w:t>
       </w:r>
     </w:p>
     <w:p>
       <w:pPr>
         <w:keepNext/>
         <w:spacing w:before="4" w:after="4" w:line="216" w:lineRule="auto"/>
+        <w:rPr>
+          <w:rFonts w:ascii="Times New Roman" w:hAnsi="Times New Roman" w:cs="Times New Roman"/>
+        </w:rPr>
       </w:pPr>
       <w:r>
         <w:rPr>
-          <w:rFonts w:ascii="Calibri" w:hAnsi="Calibri"/>
+          <w:rFonts w:ascii="Times New Roman" w:hAnsi="Times New Roman" w:cs="Times New Roman"/>
           <w:b/>
           <w:color w:val="8B1A1A"/>
         </w:rPr>
         <w:t>Task I: Investor Profile</w:t>
       </w:r>
     </w:p>
-    <w:p>
-      <w:pPr>
-        <w:spacing w:after="8" w:line="216" w:lineRule="auto"/>
-      </w:pPr>
-      <w:r>
-        <w:rPr>
-          <w:rFonts w:ascii="Calibri" w:hAnsi="Calibri"/>
-          <w:color w:val="111111"/>
-        </w:rPr>
-        <w:t xml:space="preserve">Target: German retail saver aged 40–60, approaching retirement, holding pension-fund and real-estate savings. Seeks satellite equity exposure to European </w:t>
-      </w:r>
-      <w:proofErr w:type="spellStart"/>
-      <w:r>
-        <w:rPr>
-          <w:rFonts w:ascii="Calibri" w:hAnsi="Calibri"/>
-          <w:color w:val="111111"/>
-        </w:rPr>
-        <w:t>defence</w:t>
-      </w:r>
-      <w:proofErr w:type="spellEnd"/>
-      <w:r>
-        <w:rPr>
-          <w:rFonts w:ascii="Calibri" w:hAnsi="Calibri"/>
-          <w:color w:val="111111"/>
-        </w:rPr>
-        <w:t xml:space="preserve"> (NATO budget commitments, Germany's €100bn </w:t>
-      </w:r>
-      <w:proofErr w:type="spellStart"/>
-      <w:r>
-        <w:rPr>
-          <w:rFonts w:ascii="Calibri" w:hAnsi="Calibri"/>
-          <w:color w:val="111111"/>
-        </w:rPr>
-        <w:t>Sondervermögen</w:t>
-      </w:r>
-      <w:proofErr w:type="spellEnd"/>
-      <w:r>
-        <w:rPr>
-          <w:rFonts w:ascii="Calibri" w:hAnsi="Calibri"/>
-          <w:color w:val="111111"/>
-        </w:rPr>
-        <w:t xml:space="preserve">) but cannot tolerate direct RHM.DE single-stock risk — σ=54.2% </w:t>
-      </w:r>
-      <w:proofErr w:type="spellStart"/>
-      <w:r>
-        <w:rPr>
-          <w:rFonts w:ascii="Calibri" w:hAnsi="Calibri"/>
-          <w:color w:val="111111"/>
-        </w:rPr>
-        <w:t>annualised</w:t>
-      </w:r>
-      <w:proofErr w:type="spellEnd"/>
-      <w:r>
-        <w:rPr>
-          <w:rFonts w:ascii="Calibri" w:hAnsi="Calibri"/>
-          <w:color w:val="111111"/>
-        </w:rPr>
-        <w:t xml:space="preserve"> far exceeds a conservative retail risk ceiling. A capped capital-protected participation note provides structured upside with a nominal floor at maturity. Investment horizon: 3 years, matching the product tenor and the investor's pre-retirement planning window.</w:t>
-      </w:r>
-    </w:p>
-    <w:p>
-      <w:pPr>
-        <w:shd w:val="clear" w:color="auto" w:fill="EFEFEF"/>
-        <w:spacing w:after="3" w:line="216" w:lineRule="auto"/>
-      </w:pPr>
-      <w:r>
-        <w:t>RHM.DE σ: EWMA λ=0.94 → 54.17%; HV-30/60/90/252d: 54.41/54.09/50.38/45.57%</w:t>
-      </w:r>
-    </w:p>
-    <w:p>
-      <w:pPr>
-        <w:spacing w:after="8" w:line="216" w:lineRule="auto"/>
-      </w:pPr>
-    </w:p>
+    <w:tbl>
+      <w:tblPr>
+        <w:tblW w:w="0" w:type="auto"/>
+        <w:tblLook w:val="04A0" w:firstRow="1" w:lastRow="0" w:firstColumn="1" w:lastColumn="0" w:noHBand="0" w:noVBand="1"/>
+      </w:tblPr>
+      <w:tblGrid>
+        <w:gridCol w:w="1701"/>
+        <w:gridCol w:w="3690"/>
+        <w:gridCol w:w="67"/>
+      </w:tblGrid>
+      <w:tr>
+        <w:trPr>
+          <w:trHeight w:val="200"/>
+        </w:trPr>
+        <w:tc>
+          <w:tcPr>
+            <w:tcW w:w="1701" w:type="dxa"/>
+            <w:shd w:val="clear" w:color="auto" w:fill="8B1A1A"/>
+            <w:tcMar>
+              <w:top w:w="8" w:type="dxa"/>
+              <w:left w:w="40" w:type="dxa"/>
+              <w:bottom w:w="8" w:type="dxa"/>
+              <w:right w:w="40" w:type="dxa"/>
+            </w:tcMar>
+          </w:tcPr>
+          <w:p>
+            <w:pPr>
+              <w:spacing w:after="0" w:line="216" w:lineRule="auto"/>
+              <w:rPr>
+                <w:rFonts w:ascii="Times New Roman" w:hAnsi="Times New Roman" w:cs="Times New Roman"/>
+              </w:rPr>
+            </w:pPr>
+            <w:r>
+              <w:rPr>
+                <w:rFonts w:ascii="Times New Roman" w:hAnsi="Times New Roman" w:cs="Times New Roman"/>
+                <w:b/>
+                <w:bCs/>
+              </w:rPr>
+              <w:t>Dimension</w:t>
+            </w:r>
+          </w:p>
+        </w:tc>
+        <w:tc>
+          <w:tcPr>
+            <w:tcW w:w="3757" w:type="dxa"/>
+            <w:gridSpan w:val="2"/>
+            <w:shd w:val="clear" w:color="auto" w:fill="8B1A1A"/>
+            <w:tcMar>
+              <w:top w:w="8" w:type="dxa"/>
+              <w:left w:w="40" w:type="dxa"/>
+              <w:bottom w:w="8" w:type="dxa"/>
+              <w:right w:w="40" w:type="dxa"/>
+            </w:tcMar>
+          </w:tcPr>
+          <w:p>
+            <w:pPr>
+              <w:spacing w:after="0" w:line="216" w:lineRule="auto"/>
+              <w:rPr>
+                <w:rFonts w:ascii="Times New Roman" w:hAnsi="Times New Roman" w:cs="Times New Roman"/>
+              </w:rPr>
+            </w:pPr>
+            <w:r>
+              <w:rPr>
+                <w:rFonts w:ascii="Times New Roman" w:hAnsi="Times New Roman" w:cs="Times New Roman"/>
+                <w:b/>
+                <w:color w:val="FFFFFF"/>
+              </w:rPr>
+              <w:t>Description</w:t>
+            </w:r>
+          </w:p>
+        </w:tc>
+      </w:tr>
+      <w:tr>
+        <w:trPr>
+          <w:trHeight w:val="200"/>
+        </w:trPr>
+        <w:tc>
+          <w:tcPr>
+            <w:tcW w:w="1701" w:type="dxa"/>
+            <w:shd w:val="clear" w:color="auto" w:fill="FFFFFF"/>
+            <w:tcMar>
+              <w:top w:w="8" w:type="dxa"/>
+              <w:left w:w="40" w:type="dxa"/>
+              <w:bottom w:w="8" w:type="dxa"/>
+              <w:right w:w="40" w:type="dxa"/>
+            </w:tcMar>
+          </w:tcPr>
+          <w:p>
+            <w:pPr>
+              <w:spacing w:after="0" w:line="216" w:lineRule="auto"/>
+              <w:rPr>
+                <w:rFonts w:ascii="Times New Roman" w:hAnsi="Times New Roman" w:cs="Times New Roman"/>
+              </w:rPr>
+            </w:pPr>
+            <w:r>
+              <w:rPr>
+                <w:rFonts w:ascii="Times New Roman" w:hAnsi="Times New Roman" w:cs="Times New Roman"/>
+                <w:b/>
+              </w:rPr>
+              <w:t>Investor</w:t>
+            </w:r>
+          </w:p>
+        </w:tc>
+        <w:tc>
+          <w:tcPr>
+            <w:tcW w:w="3757" w:type="dxa"/>
+            <w:gridSpan w:val="2"/>
+            <w:shd w:val="clear" w:color="auto" w:fill="FFFFFF"/>
+            <w:tcMar>
+              <w:top w:w="8" w:type="dxa"/>
+              <w:left w:w="40" w:type="dxa"/>
+              <w:bottom w:w="8" w:type="dxa"/>
+              <w:right w:w="40" w:type="dxa"/>
+            </w:tcMar>
+          </w:tcPr>
+          <w:p>
+            <w:pPr>
+              <w:spacing w:after="0" w:line="216" w:lineRule="auto"/>
+              <w:rPr>
+                <w:rFonts w:ascii="Times New Roman" w:hAnsi="Times New Roman" w:cs="Times New Roman"/>
+              </w:rPr>
+            </w:pPr>
+            <w:r>
+              <w:rPr>
+                <w:rFonts w:ascii="Times New Roman" w:hAnsi="Times New Roman" w:cs="Times New Roman"/>
+              </w:rPr>
+              <w:t>German retail saver, age 40–60</w:t>
+            </w:r>
+          </w:p>
+        </w:tc>
+      </w:tr>
+      <w:tr>
+        <w:trPr>
+          <w:trHeight w:val="200"/>
+        </w:trPr>
+        <w:tc>
+          <w:tcPr>
+            <w:tcW w:w="1701" w:type="dxa"/>
+            <w:shd w:val="clear" w:color="auto" w:fill="F5F5F5"/>
+            <w:tcMar>
+              <w:top w:w="8" w:type="dxa"/>
+              <w:left w:w="40" w:type="dxa"/>
+              <w:bottom w:w="8" w:type="dxa"/>
+              <w:right w:w="40" w:type="dxa"/>
+            </w:tcMar>
+          </w:tcPr>
+          <w:p>
+            <w:pPr>
+              <w:spacing w:after="0" w:line="216" w:lineRule="auto"/>
+              <w:rPr>
+                <w:rFonts w:ascii="Times New Roman" w:hAnsi="Times New Roman" w:cs="Times New Roman"/>
+              </w:rPr>
+            </w:pPr>
+            <w:r>
+              <w:rPr>
+                <w:rFonts w:ascii="Times New Roman" w:hAnsi="Times New Roman" w:cs="Times New Roman"/>
+                <w:b/>
+              </w:rPr>
+              <w:t>Perspective</w:t>
+            </w:r>
+          </w:p>
+        </w:tc>
+        <w:tc>
+          <w:tcPr>
+            <w:tcW w:w="3757" w:type="dxa"/>
+            <w:gridSpan w:val="2"/>
+            <w:shd w:val="clear" w:color="auto" w:fill="F5F5F5"/>
+            <w:tcMar>
+              <w:top w:w="8" w:type="dxa"/>
+              <w:left w:w="40" w:type="dxa"/>
+              <w:bottom w:w="8" w:type="dxa"/>
+              <w:right w:w="40" w:type="dxa"/>
+            </w:tcMar>
+          </w:tcPr>
+          <w:p>
+            <w:pPr>
+              <w:spacing w:after="0" w:line="216" w:lineRule="auto"/>
+              <w:rPr>
+                <w:rFonts w:ascii="Times New Roman" w:hAnsi="Times New Roman" w:cs="Times New Roman"/>
+              </w:rPr>
+            </w:pPr>
+            <w:r>
+              <w:rPr>
+                <w:rFonts w:ascii="Times New Roman" w:hAnsi="Times New Roman" w:cs="Times New Roman"/>
+              </w:rPr>
+              <w:t xml:space="preserve">3–5 years. Expects +15–30% from the </w:t>
+            </w:r>
+            <w:proofErr w:type="spellStart"/>
+            <w:r>
+              <w:rPr>
+                <w:rFonts w:ascii="Times New Roman" w:hAnsi="Times New Roman" w:cs="Times New Roman"/>
+              </w:rPr>
+              <w:t>defence</w:t>
+            </w:r>
+            <w:proofErr w:type="spellEnd"/>
+            <w:r>
+              <w:rPr>
+                <w:rFonts w:ascii="Times New Roman" w:hAnsi="Times New Roman" w:cs="Times New Roman"/>
+              </w:rPr>
+              <w:t xml:space="preserve"> re-rating (€100bn </w:t>
+            </w:r>
+            <w:proofErr w:type="spellStart"/>
+            <w:r>
+              <w:rPr>
+                <w:rFonts w:ascii="Times New Roman" w:hAnsi="Times New Roman" w:cs="Times New Roman"/>
+              </w:rPr>
+              <w:t>programme</w:t>
+            </w:r>
+            <w:proofErr w:type="spellEnd"/>
+            <w:r>
+              <w:rPr>
+                <w:rFonts w:ascii="Times New Roman" w:hAnsi="Times New Roman" w:cs="Times New Roman"/>
+              </w:rPr>
+              <w:t>).</w:t>
+            </w:r>
+          </w:p>
+        </w:tc>
+      </w:tr>
+      <w:tr>
+        <w:trPr>
+          <w:trHeight w:val="200"/>
+        </w:trPr>
+        <w:tc>
+          <w:tcPr>
+            <w:tcW w:w="1701" w:type="dxa"/>
+            <w:shd w:val="clear" w:color="auto" w:fill="FFFFFF"/>
+            <w:tcMar>
+              <w:top w:w="8" w:type="dxa"/>
+              <w:left w:w="40" w:type="dxa"/>
+              <w:bottom w:w="8" w:type="dxa"/>
+              <w:right w:w="40" w:type="dxa"/>
+            </w:tcMar>
+          </w:tcPr>
+          <w:p>
+            <w:pPr>
+              <w:spacing w:after="0" w:line="216" w:lineRule="auto"/>
+              <w:rPr>
+                <w:rFonts w:ascii="Times New Roman" w:hAnsi="Times New Roman" w:cs="Times New Roman"/>
+              </w:rPr>
+            </w:pPr>
+            <w:r>
+              <w:rPr>
+                <w:rFonts w:ascii="Times New Roman" w:hAnsi="Times New Roman" w:cs="Times New Roman"/>
+                <w:b/>
+              </w:rPr>
+              <w:t>Risk tolerance</w:t>
+            </w:r>
+          </w:p>
+        </w:tc>
+        <w:tc>
+          <w:tcPr>
+            <w:tcW w:w="3757" w:type="dxa"/>
+            <w:gridSpan w:val="2"/>
+            <w:shd w:val="clear" w:color="auto" w:fill="FFFFFF"/>
+            <w:tcMar>
+              <w:top w:w="8" w:type="dxa"/>
+              <w:left w:w="40" w:type="dxa"/>
+              <w:bottom w:w="8" w:type="dxa"/>
+              <w:right w:w="40" w:type="dxa"/>
+            </w:tcMar>
+          </w:tcPr>
+          <w:p>
+            <w:pPr>
+              <w:spacing w:after="0" w:line="216" w:lineRule="auto"/>
+              <w:rPr>
+                <w:rFonts w:ascii="Times New Roman" w:hAnsi="Times New Roman" w:cs="Times New Roman"/>
+              </w:rPr>
+            </w:pPr>
+            <w:r>
+              <w:rPr>
+                <w:rFonts w:ascii="Times New Roman" w:hAnsi="Times New Roman" w:cs="Times New Roman"/>
+              </w:rPr>
+              <w:t>Low. Needs full capital protection. RHM's ~40% vol is too high.</w:t>
+            </w:r>
+          </w:p>
+        </w:tc>
+      </w:tr>
+      <w:tr>
+        <w:trPr>
+          <w:gridAfter w:val="1"/>
+          <w:wAfter w:w="67" w:type="dxa"/>
+          <w:trHeight w:val="200"/>
+        </w:trPr>
+        <w:tc>
+          <w:tcPr>
+            <w:tcW w:w="1701" w:type="dxa"/>
+            <w:shd w:val="clear" w:color="auto" w:fill="F5F5F5"/>
+            <w:tcMar>
+              <w:top w:w="8" w:type="dxa"/>
+              <w:left w:w="40" w:type="dxa"/>
+              <w:bottom w:w="8" w:type="dxa"/>
+              <w:right w:w="40" w:type="dxa"/>
+            </w:tcMar>
+          </w:tcPr>
+          <w:p>
+            <w:pPr>
+              <w:spacing w:after="0" w:line="216" w:lineRule="auto"/>
+              <w:rPr>
+                <w:rFonts w:ascii="Times New Roman" w:hAnsi="Times New Roman" w:cs="Times New Roman"/>
+                <w:b/>
+                <w:bCs/>
+              </w:rPr>
+            </w:pPr>
+            <w:r>
+              <w:rPr>
+                <w:rFonts w:ascii="Times New Roman" w:hAnsi="Times New Roman" w:cs="Times New Roman"/>
+                <w:b/>
+              </w:rPr>
+              <w:t>Alternatives</w:t>
+            </w:r>
+          </w:p>
+        </w:tc>
+        <w:tc>
+          <w:tcPr>
+            <w:tcW w:w="3690" w:type="dxa"/>
+            <w:shd w:val="clear" w:color="auto" w:fill="F5F5F5"/>
+            <w:tcMar>
+              <w:top w:w="8" w:type="dxa"/>
+              <w:left w:w="40" w:type="dxa"/>
+              <w:bottom w:w="8" w:type="dxa"/>
+              <w:right w:w="40" w:type="dxa"/>
+            </w:tcMar>
+          </w:tcPr>
+          <w:p>
+            <w:pPr>
+              <w:spacing w:after="0" w:line="216" w:lineRule="auto"/>
+              <w:rPr>
+                <w:rFonts w:ascii="Times New Roman" w:hAnsi="Times New Roman" w:cs="Times New Roman"/>
+              </w:rPr>
+            </w:pPr>
+            <w:r>
+              <w:rPr>
+                <w:rFonts w:ascii="Times New Roman" w:hAnsi="Times New Roman" w:cs="Times New Roman"/>
+              </w:rPr>
+              <w:t xml:space="preserve">Beats direct stock, </w:t>
+            </w:r>
+            <w:proofErr w:type="spellStart"/>
+            <w:r>
+              <w:rPr>
+                <w:rFonts w:ascii="Times New Roman" w:hAnsi="Times New Roman" w:cs="Times New Roman"/>
+              </w:rPr>
+              <w:t>defence</w:t>
+            </w:r>
+            <w:proofErr w:type="spellEnd"/>
+            <w:r>
+              <w:rPr>
+                <w:rFonts w:ascii="Times New Roman" w:hAnsi="Times New Roman" w:cs="Times New Roman"/>
+              </w:rPr>
+              <w:t xml:space="preserve"> ETF, bank deposits, reverse convertibles</w:t>
+            </w:r>
+          </w:p>
+        </w:tc>
+      </w:tr>
+    </w:tbl>
     <w:p>
       <w:pPr>
         <w:keepNext/>
         <w:spacing w:before="8" w:after="4" w:line="216" w:lineRule="auto"/>
+        <w:rPr>
+          <w:rFonts w:ascii="Times New Roman" w:hAnsi="Times New Roman" w:cs="Times New Roman"/>
+        </w:rPr>
       </w:pPr>
       <w:r>
         <w:rPr>
-          <w:rFonts w:ascii="Calibri" w:hAnsi="Calibri"/>
+          <w:rFonts w:ascii="Times New Roman" w:hAnsi="Times New Roman" w:cs="Times New Roman"/>
           <w:b/>
           <w:color w:val="8B1A1A"/>
         </w:rPr>
@@ -279,10 +807,13 @@
     <w:p>
       <w:pPr>
         <w:spacing w:after="4" w:line="216" w:lineRule="auto"/>
+        <w:rPr>
+          <w:rFonts w:ascii="Times New Roman" w:hAnsi="Times New Roman" w:cs="Times New Roman"/>
+        </w:rPr>
       </w:pPr>
       <w:r>
         <w:rPr>
-          <w:rFonts w:ascii="Calibri" w:hAnsi="Calibri"/>
+          <w:rFonts w:ascii="Times New Roman" w:hAnsi="Times New Roman" w:cs="Times New Roman"/>
           <w:b/>
           <w:color w:val="111111"/>
         </w:rPr>
@@ -290,19 +821,22 @@
       </w:r>
       <w:r>
         <w:rPr>
-          <w:rFonts w:ascii="Calibri" w:hAnsi="Calibri"/>
+          <w:rFonts w:ascii="Times New Roman" w:hAnsi="Times New Roman" w:cs="Times New Roman"/>
           <w:color w:val="111111"/>
         </w:rPr>
-        <w:t>Capped Capital Protected Participation Note — RHM.DE</w:t>
+        <w:t>Capped Capital Protected Participation Note on RHM.DE</w:t>
       </w:r>
     </w:p>
     <w:p>
       <w:pPr>
         <w:spacing w:after="5" w:line="216" w:lineRule="auto"/>
+        <w:rPr>
+          <w:rFonts w:ascii="Times New Roman" w:hAnsi="Times New Roman" w:cs="Times New Roman"/>
+        </w:rPr>
       </w:pPr>
       <w:r>
         <w:rPr>
-          <w:rFonts w:ascii="Calibri" w:hAnsi="Calibri"/>
+          <w:rFonts w:ascii="Times New Roman" w:hAnsi="Times New Roman" w:cs="Times New Roman"/>
           <w:b/>
           <w:color w:val="111111"/>
         </w:rPr>
@@ -310,15 +844,15 @@
       </w:r>
       <w:r>
         <w:rPr>
-          <w:rFonts w:ascii="Calibri" w:hAnsi="Calibri"/>
+          <w:rFonts w:ascii="Times New Roman" w:hAnsi="Times New Roman" w:cs="Times New Roman"/>
           <w:color w:val="111111"/>
         </w:rPr>
-        <w:t>ZCB + 93.4% × [</w:t>
+        <w:t>ZCB + 85.2% × [</w:t>
       </w:r>
       <w:proofErr w:type="gramStart"/>
       <w:r>
         <w:rPr>
-          <w:rFonts w:ascii="Calibri" w:hAnsi="Calibri"/>
+          <w:rFonts w:ascii="Times New Roman" w:hAnsi="Times New Roman" w:cs="Times New Roman"/>
           <w:color w:val="111111"/>
         </w:rPr>
         <w:t>Call(</w:t>
@@ -326,7 +860,7 @@
       <w:proofErr w:type="gramEnd"/>
       <w:r>
         <w:rPr>
-          <w:rFonts w:ascii="Calibri" w:hAnsi="Calibri"/>
+          <w:rFonts w:ascii="Times New Roman" w:hAnsi="Times New Roman" w:cs="Times New Roman"/>
           <w:color w:val="111111"/>
         </w:rPr>
         <w:t xml:space="preserve">1,207) − </w:t>
@@ -334,7 +868,7 @@
       <w:proofErr w:type="gramStart"/>
       <w:r>
         <w:rPr>
-          <w:rFonts w:ascii="Calibri" w:hAnsi="Calibri"/>
+          <w:rFonts w:ascii="Times New Roman" w:hAnsi="Times New Roman" w:cs="Times New Roman"/>
           <w:color w:val="111111"/>
         </w:rPr>
         <w:t>Call(</w:t>
@@ -342,7 +876,7 @@
       <w:proofErr w:type="gramEnd"/>
       <w:r>
         <w:rPr>
-          <w:rFonts w:ascii="Calibri" w:hAnsi="Calibri"/>
+          <w:rFonts w:ascii="Times New Roman" w:hAnsi="Times New Roman" w:cs="Times New Roman"/>
           <w:color w:val="111111"/>
         </w:rPr>
         <w:t>1,569)]</w:t>
@@ -351,19 +885,22 @@
     <w:p>
       <w:pPr>
         <w:spacing w:after="4" w:line="216" w:lineRule="auto"/>
+        <w:rPr>
+          <w:rFonts w:ascii="Times New Roman" w:hAnsi="Times New Roman" w:cs="Times New Roman"/>
+        </w:rPr>
       </w:pPr>
       <w:r>
         <w:rPr>
-          <w:rFonts w:ascii="Calibri" w:hAnsi="Calibri"/>
+          <w:rFonts w:ascii="Times New Roman" w:hAnsi="Times New Roman" w:cs="Times New Roman"/>
           <w:i/>
           <w:color w:val="666666"/>
         </w:rPr>
-        <w:t>S₀=EUR 1,207 | T=3 y | σ=54.17% | r(3</w:t>
+        <w:t>S₀=EUR 1,207 | T=3 y | σ=39.88% (full-sample hist.) | r(3</w:t>
       </w:r>
       <w:proofErr w:type="gramStart"/>
       <w:r>
         <w:rPr>
-          <w:rFonts w:ascii="Calibri" w:hAnsi="Calibri"/>
+          <w:rFonts w:ascii="Times New Roman" w:hAnsi="Times New Roman" w:cs="Times New Roman"/>
           <w:i/>
           <w:color w:val="666666"/>
         </w:rPr>
@@ -372,11 +909,11 @@
       <w:proofErr w:type="gramEnd"/>
       <w:r>
         <w:rPr>
-          <w:rFonts w:ascii="Calibri" w:hAnsi="Calibri"/>
+          <w:rFonts w:ascii="Times New Roman" w:hAnsi="Times New Roman" w:cs="Times New Roman"/>
           <w:i/>
           <w:color w:val="666666"/>
         </w:rPr>
-        <w:t>2.62% | q=0.60%</w:t>
+        <w:t>2.62% (Svensson, ECB AAA) | q=0.95%</w:t>
       </w:r>
     </w:p>
     <w:tbl>
@@ -407,10 +944,13 @@
             <w:pPr>
               <w:spacing w:after="0" w:line="216" w:lineRule="auto"/>
               <w:jc w:val="center"/>
+              <w:rPr>
+                <w:rFonts w:ascii="Times New Roman" w:hAnsi="Times New Roman" w:cs="Times New Roman"/>
+              </w:rPr>
             </w:pPr>
             <w:r>
               <w:rPr>
-                <w:rFonts w:ascii="Calibri" w:hAnsi="Calibri"/>
+                <w:rFonts w:ascii="Times New Roman" w:hAnsi="Times New Roman" w:cs="Times New Roman"/>
                 <w:b/>
                 <w:color w:val="FFFFFF"/>
               </w:rPr>
@@ -433,10 +973,13 @@
             <w:pPr>
               <w:spacing w:after="0" w:line="216" w:lineRule="auto"/>
               <w:jc w:val="center"/>
+              <w:rPr>
+                <w:rFonts w:ascii="Times New Roman" w:hAnsi="Times New Roman" w:cs="Times New Roman"/>
+              </w:rPr>
             </w:pPr>
             <w:r>
               <w:rPr>
-                <w:rFonts w:ascii="Calibri" w:hAnsi="Calibri"/>
+                <w:rFonts w:ascii="Times New Roman" w:hAnsi="Times New Roman" w:cs="Times New Roman"/>
                 <w:b/>
                 <w:color w:val="FFFFFF"/>
               </w:rPr>
@@ -463,10 +1006,13 @@
           <w:p>
             <w:pPr>
               <w:spacing w:after="0" w:line="216" w:lineRule="auto"/>
+              <w:rPr>
+                <w:rFonts w:ascii="Times New Roman" w:hAnsi="Times New Roman" w:cs="Times New Roman"/>
+              </w:rPr>
             </w:pPr>
             <w:r>
               <w:rPr>
-                <w:rFonts w:ascii="Calibri" w:hAnsi="Calibri"/>
+                <w:rFonts w:ascii="Times New Roman" w:hAnsi="Times New Roman" w:cs="Times New Roman"/>
                 <w:color w:val="111111"/>
               </w:rPr>
               <w:t>ZCB present value</w:t>
@@ -487,11 +1033,14 @@
           <w:p>
             <w:pPr>
               <w:spacing w:after="0" w:line="216" w:lineRule="auto"/>
-              <w:jc w:val="right"/>
+              <w:jc w:val="center"/>
+              <w:rPr>
+                <w:rFonts w:ascii="Times New Roman" w:hAnsi="Times New Roman" w:cs="Times New Roman"/>
+              </w:rPr>
             </w:pPr>
             <w:r>
               <w:rPr>
-                <w:rFonts w:ascii="Calibri" w:hAnsi="Calibri"/>
+                <w:rFonts w:ascii="Times New Roman" w:hAnsi="Times New Roman" w:cs="Times New Roman"/>
                 <w:color w:val="111111"/>
               </w:rPr>
               <w:t>1,115.79</w:t>
@@ -517,10 +1066,13 @@
           <w:p>
             <w:pPr>
               <w:spacing w:after="0" w:line="216" w:lineRule="auto"/>
+              <w:rPr>
+                <w:rFonts w:ascii="Times New Roman" w:hAnsi="Times New Roman" w:cs="Times New Roman"/>
+              </w:rPr>
             </w:pPr>
             <w:r>
               <w:rPr>
-                <w:rFonts w:ascii="Calibri" w:hAnsi="Calibri"/>
+                <w:rFonts w:ascii="Times New Roman" w:hAnsi="Times New Roman" w:cs="Times New Roman"/>
                 <w:color w:val="111111"/>
               </w:rPr>
               <w:t>ATM call (K=1,207)</w:t>
@@ -541,14 +1093,17 @@
           <w:p>
             <w:pPr>
               <w:spacing w:after="0" w:line="216" w:lineRule="auto"/>
-              <w:jc w:val="right"/>
+              <w:jc w:val="center"/>
+              <w:rPr>
+                <w:rFonts w:ascii="Times New Roman" w:hAnsi="Times New Roman" w:cs="Times New Roman"/>
+              </w:rPr>
             </w:pPr>
             <w:r>
               <w:rPr>
-                <w:rFonts w:ascii="Calibri" w:hAnsi="Calibri"/>
+                <w:rFonts w:ascii="Times New Roman" w:hAnsi="Times New Roman" w:cs="Times New Roman"/>
                 <w:color w:val="111111"/>
               </w:rPr>
-              <w:t>451.04</w:t>
+              <w:t>338.64</w:t>
             </w:r>
           </w:p>
         </w:tc>
@@ -571,13 +1126,16 @@
           <w:p>
             <w:pPr>
               <w:spacing w:after="0" w:line="216" w:lineRule="auto"/>
+              <w:rPr>
+                <w:rFonts w:ascii="Times New Roman" w:hAnsi="Times New Roman" w:cs="Times New Roman"/>
+              </w:rPr>
             </w:pPr>
             <w:r>
               <w:rPr>
-                <w:rFonts w:ascii="Calibri" w:hAnsi="Calibri"/>
+                <w:rFonts w:ascii="Times New Roman" w:hAnsi="Times New Roman" w:cs="Times New Roman"/>
                 <w:color w:val="111111"/>
               </w:rPr>
-              <w:t>Cap call (K=1,569)</w:t>
+              <w:t>Cap call (K=1,569, short)</w:t>
             </w:r>
           </w:p>
         </w:tc>
@@ -595,14 +1153,17 @@
           <w:p>
             <w:pPr>
               <w:spacing w:after="0" w:line="216" w:lineRule="auto"/>
-              <w:jc w:val="right"/>
+              <w:jc w:val="center"/>
+              <w:rPr>
+                <w:rFonts w:ascii="Times New Roman" w:hAnsi="Times New Roman" w:cs="Times New Roman"/>
+              </w:rPr>
             </w:pPr>
             <w:r>
               <w:rPr>
-                <w:rFonts w:ascii="Calibri" w:hAnsi="Calibri"/>
+                <w:rFonts w:ascii="Times New Roman" w:hAnsi="Times New Roman" w:cs="Times New Roman"/>
                 <w:color w:val="111111"/>
               </w:rPr>
-              <w:t>353.43</w:t>
+              <w:t>231.59</w:t>
             </w:r>
           </w:p>
         </w:tc>
@@ -625,10 +1186,13 @@
           <w:p>
             <w:pPr>
               <w:spacing w:after="0" w:line="216" w:lineRule="auto"/>
+              <w:rPr>
+                <w:rFonts w:ascii="Times New Roman" w:hAnsi="Times New Roman" w:cs="Times New Roman"/>
+              </w:rPr>
             </w:pPr>
             <w:r>
               <w:rPr>
-                <w:rFonts w:ascii="Calibri" w:hAnsi="Calibri"/>
+                <w:rFonts w:ascii="Times New Roman" w:hAnsi="Times New Roman" w:cs="Times New Roman"/>
                 <w:color w:val="111111"/>
               </w:rPr>
               <w:t>Net spread</w:t>
@@ -649,14 +1213,17 @@
           <w:p>
             <w:pPr>
               <w:spacing w:after="0" w:line="216" w:lineRule="auto"/>
-              <w:jc w:val="right"/>
+              <w:jc w:val="center"/>
+              <w:rPr>
+                <w:rFonts w:ascii="Times New Roman" w:hAnsi="Times New Roman" w:cs="Times New Roman"/>
+              </w:rPr>
             </w:pPr>
             <w:r>
               <w:rPr>
-                <w:rFonts w:ascii="Calibri" w:hAnsi="Calibri"/>
+                <w:rFonts w:ascii="Times New Roman" w:hAnsi="Times New Roman" w:cs="Times New Roman"/>
                 <w:color w:val="111111"/>
               </w:rPr>
-              <w:t>97.61</w:t>
+              <w:t>107.04</w:t>
             </w:r>
           </w:p>
         </w:tc>
@@ -679,10 +1246,13 @@
           <w:p>
             <w:pPr>
               <w:spacing w:after="0" w:line="216" w:lineRule="auto"/>
+              <w:rPr>
+                <w:rFonts w:ascii="Times New Roman" w:hAnsi="Times New Roman" w:cs="Times New Roman"/>
+              </w:rPr>
             </w:pPr>
             <w:r>
               <w:rPr>
-                <w:rFonts w:ascii="Calibri" w:hAnsi="Calibri"/>
+                <w:rFonts w:ascii="Times New Roman" w:hAnsi="Times New Roman" w:cs="Times New Roman"/>
                 <w:color w:val="111111"/>
               </w:rPr>
               <w:t>Participation α</w:t>
@@ -703,14 +1273,17 @@
           <w:p>
             <w:pPr>
               <w:spacing w:after="0" w:line="216" w:lineRule="auto"/>
-              <w:jc w:val="right"/>
+              <w:jc w:val="center"/>
+              <w:rPr>
+                <w:rFonts w:ascii="Times New Roman" w:hAnsi="Times New Roman" w:cs="Times New Roman"/>
+              </w:rPr>
             </w:pPr>
             <w:r>
               <w:rPr>
-                <w:rFonts w:ascii="Calibri" w:hAnsi="Calibri"/>
+                <w:rFonts w:ascii="Times New Roman" w:hAnsi="Times New Roman" w:cs="Times New Roman"/>
                 <w:color w:val="111111"/>
               </w:rPr>
-              <w:t>93.4%</w:t>
+              <w:t>85.2%</w:t>
             </w:r>
           </w:p>
         </w:tc>
@@ -733,10 +1306,13 @@
           <w:p>
             <w:pPr>
               <w:spacing w:after="0" w:line="216" w:lineRule="auto"/>
+              <w:rPr>
+                <w:rFonts w:ascii="Times New Roman" w:hAnsi="Times New Roman" w:cs="Times New Roman"/>
+              </w:rPr>
             </w:pPr>
             <w:r>
               <w:rPr>
-                <w:rFonts w:ascii="Calibri" w:hAnsi="Calibri"/>
+                <w:rFonts w:ascii="Times New Roman" w:hAnsi="Times New Roman" w:cs="Times New Roman"/>
                 <w:color w:val="111111"/>
               </w:rPr>
               <w:t>Max gain at cap</w:t>
@@ -757,14 +1333,17 @@
           <w:p>
             <w:pPr>
               <w:spacing w:after="0" w:line="216" w:lineRule="auto"/>
-              <w:jc w:val="right"/>
+              <w:jc w:val="center"/>
+              <w:rPr>
+                <w:rFonts w:ascii="Times New Roman" w:hAnsi="Times New Roman" w:cs="Times New Roman"/>
+              </w:rPr>
             </w:pPr>
             <w:r>
               <w:rPr>
-                <w:rFonts w:ascii="Calibri" w:hAnsi="Calibri"/>
+                <w:rFonts w:ascii="Times New Roman" w:hAnsi="Times New Roman" w:cs="Times New Roman"/>
                 <w:color w:val="111111"/>
               </w:rPr>
-              <w:t>+28.0%</w:t>
+              <w:t>+25.6% (1,515.53)</w:t>
             </w:r>
           </w:p>
         </w:tc>
@@ -773,44 +1352,29 @@
     <w:p>
       <w:pPr>
         <w:spacing w:after="8" w:line="216" w:lineRule="auto"/>
-      </w:pPr>
-    </w:p>
-    <w:p>
-      <w:pPr>
-        <w:spacing w:after="8" w:line="216" w:lineRule="auto"/>
+        <w:rPr>
+          <w:rFonts w:ascii="Times New Roman" w:hAnsi="Times New Roman" w:cs="Times New Roman"/>
+        </w:rPr>
       </w:pPr>
       <w:r>
         <w:rPr>
-          <w:rFonts w:ascii="Calibri" w:hAnsi="Calibri"/>
+          <w:rFonts w:ascii="Times New Roman" w:hAnsi="Times New Roman" w:cs="Times New Roman"/>
           <w:color w:val="111111"/>
         </w:rPr>
-        <w:t xml:space="preserve">ZCB guarantees EUR 1,207 at maturity. The bull call spread delivers 93.4% participation up to the 30% cap; the short cap call finances the higher participation rate by </w:t>
-      </w:r>
-      <w:proofErr w:type="spellStart"/>
-      <w:r>
-        <w:rPr>
-          <w:rFonts w:ascii="Calibri" w:hAnsi="Calibri"/>
-          <w:color w:val="111111"/>
-        </w:rPr>
-        <w:t>monetising</w:t>
-      </w:r>
-      <w:proofErr w:type="spellEnd"/>
-      <w:r>
-        <w:rPr>
-          <w:rFonts w:ascii="Calibri" w:hAnsi="Calibri"/>
-          <w:color w:val="111111"/>
-        </w:rPr>
-        <w:t xml:space="preserve"> extreme upside.</w:t>
+        <w:t>The zero bond guarantees the EUR 1,207 nominal. The short 130% call pays for the 85.2% participation. The participation rate is stable across vol levels.</w:t>
       </w:r>
     </w:p>
     <w:p>
       <w:pPr>
         <w:keepNext/>
         <w:spacing w:before="8" w:after="4" w:line="216" w:lineRule="auto"/>
+        <w:rPr>
+          <w:rFonts w:ascii="Times New Roman" w:hAnsi="Times New Roman" w:cs="Times New Roman"/>
+        </w:rPr>
       </w:pPr>
       <w:r>
         <w:rPr>
-          <w:rFonts w:ascii="Calibri" w:hAnsi="Calibri"/>
+          <w:rFonts w:ascii="Times New Roman" w:hAnsi="Times New Roman" w:cs="Times New Roman"/>
           <w:b/>
           <w:color w:val="8B1A1A"/>
         </w:rPr>
@@ -820,28 +1384,36 @@
     <w:p>
       <w:pPr>
         <w:spacing w:after="8" w:line="216" w:lineRule="auto"/>
+        <w:rPr>
+          <w:rFonts w:ascii="Times New Roman" w:hAnsi="Times New Roman" w:cs="Times New Roman"/>
+        </w:rPr>
       </w:pPr>
       <w:r>
         <w:rPr>
-          <w:rFonts w:ascii="Calibri" w:hAnsi="Calibri"/>
+          <w:rFonts w:ascii="Times New Roman" w:hAnsi="Times New Roman" w:cs="Times New Roman"/>
           <w:color w:val="111111"/>
         </w:rPr>
-        <w:t>Outperforms direct stock in falling / flat markets; underperforms above EUR 1,384 where the cap binds.</w:t>
+        <w:t>The note beats the stock below S₀=1,207 and beats the risk-free bond above roughly EUR 1,323. Above the cap at 1,569 the payoff is fixed at EUR 1,516 and the stock pulls ahead.</w:t>
       </w:r>
     </w:p>
     <w:p>
       <w:pPr>
+        <w:keepNext/>
         <w:spacing w:after="6" w:line="216" w:lineRule="auto"/>
         <w:jc w:val="center"/>
+        <w:rPr>
+          <w:rFonts w:ascii="Times New Roman" w:hAnsi="Times New Roman" w:cs="Times New Roman"/>
+        </w:rPr>
       </w:pPr>
       <w:r>
         <w:rPr>
+          <w:rFonts w:ascii="Times New Roman" w:hAnsi="Times New Roman" w:cs="Times New Roman"/>
           <w:noProof/>
         </w:rPr>
         <w:drawing>
           <wp:inline distT="0" distB="0" distL="0" distR="0" wp14:anchorId="5465372C" wp14:editId="4A02840D">
-            <wp:extent cx="3058886" cy="1651423"/>
-            <wp:effectExtent l="0" t="0" r="1905" b="0"/>
+            <wp:extent cx="3002542" cy="1719072"/>
+            <wp:effectExtent l="0" t="0" r="0" b="0"/>
             <wp:docPr id="1" name="Picture 1" descr="A graph of a graph&#10;&#10;AI-generated content may be incorrect."/>
             <wp:cNvGraphicFramePr>
               <a:graphicFrameLocks xmlns:a="http://schemas.openxmlformats.org/drawingml/2006/main" noChangeAspect="1"/>
@@ -854,7 +1426,7 @@
                     <pic:cNvPicPr/>
                   </pic:nvPicPr>
                   <pic:blipFill>
-                    <a:blip r:embed="rId6"/>
+                    <a:blip r:embed="rId16"/>
                     <a:stretch>
                       <a:fillRect/>
                     </a:stretch>
@@ -862,7 +1434,7 @@
                   <pic:spPr>
                     <a:xfrm>
                       <a:off x="0" y="0"/>
-                      <a:ext cx="3063544" cy="1653938"/>
+                      <a:ext cx="3090464" cy="1769411"/>
                     </a:xfrm>
                     <a:prstGeom prst="rect">
                       <a:avLst/>
@@ -879,30 +1451,35 @@
       <w:pPr>
         <w:spacing w:after="10" w:line="216" w:lineRule="auto"/>
         <w:jc w:val="center"/>
+        <w:rPr>
+          <w:rFonts w:ascii="Times New Roman" w:hAnsi="Times New Roman" w:cs="Times New Roman"/>
+        </w:rPr>
       </w:pPr>
       <w:r>
         <w:rPr>
-          <w:rFonts w:ascii="Calibri" w:hAnsi="Calibri"/>
+          <w:rFonts w:ascii="Times New Roman" w:hAnsi="Times New Roman" w:cs="Times New Roman"/>
           <w:i/>
           <w:color w:val="666666"/>
         </w:rPr>
-        <w:t>Fig. 1 — Certificate vs stock payoff at maturity.</w:t>
+        <w:t>Fig. 1: Certificate vs stock payoff at maturity.</w:t>
       </w:r>
     </w:p>
     <w:tbl>
       <w:tblPr>
         <w:tblW w:w="0" w:type="auto"/>
+        <w:jc w:val="center"/>
         <w:tblLook w:val="04A0" w:firstRow="1" w:lastRow="0" w:firstColumn="1" w:lastColumn="0" w:noHBand="0" w:noVBand="1"/>
       </w:tblPr>
       <w:tblGrid>
         <w:gridCol w:w="1230"/>
-        <w:gridCol w:w="1230"/>
-        <w:gridCol w:w="1230"/>
-        <w:gridCol w:w="1538"/>
+        <w:gridCol w:w="1038"/>
+        <w:gridCol w:w="993"/>
+        <w:gridCol w:w="1967"/>
       </w:tblGrid>
       <w:tr>
         <w:trPr>
           <w:trHeight w:val="238"/>
+          <w:jc w:val="center"/>
         </w:trPr>
         <w:tc>
           <w:tcPr>
@@ -919,10 +1496,13 @@
             <w:pPr>
               <w:spacing w:after="0" w:line="216" w:lineRule="auto"/>
               <w:jc w:val="center"/>
+              <w:rPr>
+                <w:rFonts w:ascii="Times New Roman" w:hAnsi="Times New Roman" w:cs="Times New Roman"/>
+              </w:rPr>
             </w:pPr>
             <w:r>
               <w:rPr>
-                <w:rFonts w:ascii="Calibri" w:hAnsi="Calibri"/>
+                <w:rFonts w:ascii="Times New Roman" w:hAnsi="Times New Roman" w:cs="Times New Roman"/>
                 <w:b/>
                 <w:color w:val="FFFFFF"/>
               </w:rPr>
@@ -932,7 +1512,7 @@
         </w:tc>
         <w:tc>
           <w:tcPr>
-            <w:tcW w:w="1230" w:type="dxa"/>
+            <w:tcW w:w="1038" w:type="dxa"/>
             <w:shd w:val="clear" w:color="auto" w:fill="8B1A1A"/>
             <w:tcMar>
               <w:top w:w="8" w:type="dxa"/>
@@ -945,10 +1525,13 @@
             <w:pPr>
               <w:spacing w:after="0" w:line="216" w:lineRule="auto"/>
               <w:jc w:val="center"/>
+              <w:rPr>
+                <w:rFonts w:ascii="Times New Roman" w:hAnsi="Times New Roman" w:cs="Times New Roman"/>
+              </w:rPr>
             </w:pPr>
             <w:r>
               <w:rPr>
-                <w:rFonts w:ascii="Calibri" w:hAnsi="Calibri"/>
+                <w:rFonts w:ascii="Times New Roman" w:hAnsi="Times New Roman" w:cs="Times New Roman"/>
                 <w:b/>
                 <w:color w:val="FFFFFF"/>
               </w:rPr>
@@ -958,7 +1541,7 @@
         </w:tc>
         <w:tc>
           <w:tcPr>
-            <w:tcW w:w="1230" w:type="dxa"/>
+            <w:tcW w:w="993" w:type="dxa"/>
             <w:shd w:val="clear" w:color="auto" w:fill="8B1A1A"/>
             <w:tcMar>
               <w:top w:w="8" w:type="dxa"/>
@@ -971,10 +1554,13 @@
             <w:pPr>
               <w:spacing w:after="0" w:line="216" w:lineRule="auto"/>
               <w:jc w:val="center"/>
+              <w:rPr>
+                <w:rFonts w:ascii="Times New Roman" w:hAnsi="Times New Roman" w:cs="Times New Roman"/>
+              </w:rPr>
             </w:pPr>
             <w:r>
               <w:rPr>
-                <w:rFonts w:ascii="Calibri" w:hAnsi="Calibri"/>
+                <w:rFonts w:ascii="Times New Roman" w:hAnsi="Times New Roman" w:cs="Times New Roman"/>
                 <w:b/>
                 <w:color w:val="FFFFFF"/>
               </w:rPr>
@@ -984,7 +1570,7 @@
         </w:tc>
         <w:tc>
           <w:tcPr>
-            <w:tcW w:w="1538" w:type="dxa"/>
+            <w:tcW w:w="1967" w:type="dxa"/>
             <w:shd w:val="clear" w:color="auto" w:fill="8B1A1A"/>
             <w:tcMar>
               <w:top w:w="8" w:type="dxa"/>
@@ -997,10 +1583,13 @@
             <w:pPr>
               <w:spacing w:after="0" w:line="216" w:lineRule="auto"/>
               <w:jc w:val="center"/>
+              <w:rPr>
+                <w:rFonts w:ascii="Times New Roman" w:hAnsi="Times New Roman" w:cs="Times New Roman"/>
+              </w:rPr>
             </w:pPr>
             <w:r>
               <w:rPr>
-                <w:rFonts w:ascii="Calibri" w:hAnsi="Calibri"/>
+                <w:rFonts w:ascii="Times New Roman" w:hAnsi="Times New Roman" w:cs="Times New Roman"/>
                 <w:b/>
                 <w:color w:val="FFFFFF"/>
               </w:rPr>
@@ -1012,6 +1601,7 @@
       <w:tr>
         <w:trPr>
           <w:trHeight w:val="238"/>
+          <w:jc w:val="center"/>
         </w:trPr>
         <w:tc>
           <w:tcPr>
@@ -1027,10 +1617,14 @@
           <w:p>
             <w:pPr>
               <w:spacing w:after="0" w:line="216" w:lineRule="auto"/>
+              <w:jc w:val="center"/>
+              <w:rPr>
+                <w:rFonts w:ascii="Times New Roman" w:hAnsi="Times New Roman" w:cs="Times New Roman"/>
+              </w:rPr>
             </w:pPr>
             <w:r>
               <w:rPr>
-                <w:rFonts w:ascii="Calibri" w:hAnsi="Calibri"/>
+                <w:rFonts w:ascii="Times New Roman" w:hAnsi="Times New Roman" w:cs="Times New Roman"/>
                 <w:color w:val="111111"/>
               </w:rPr>
               <w:t>844.9</w:t>
@@ -1039,7 +1633,7 @@
         </w:tc>
         <w:tc>
           <w:tcPr>
-            <w:tcW w:w="1230" w:type="dxa"/>
+            <w:tcW w:w="1038" w:type="dxa"/>
             <w:shd w:val="clear" w:color="auto" w:fill="FFFFFF"/>
             <w:tcMar>
               <w:top w:w="8" w:type="dxa"/>
@@ -1051,20 +1645,23 @@
           <w:p>
             <w:pPr>
               <w:spacing w:after="0" w:line="216" w:lineRule="auto"/>
-              <w:jc w:val="right"/>
+              <w:jc w:val="center"/>
+              <w:rPr>
+                <w:rFonts w:ascii="Times New Roman" w:hAnsi="Times New Roman" w:cs="Times New Roman"/>
+              </w:rPr>
             </w:pPr>
             <w:r>
               <w:rPr>
-                <w:rFonts w:ascii="Calibri" w:hAnsi="Calibri"/>
+                <w:rFonts w:ascii="Times New Roman" w:hAnsi="Times New Roman" w:cs="Times New Roman"/>
                 <w:color w:val="111111"/>
               </w:rPr>
-              <w:t>1,207</w:t>
+              <w:t>1,207.00</w:t>
             </w:r>
           </w:p>
         </w:tc>
         <w:tc>
           <w:tcPr>
-            <w:tcW w:w="1230" w:type="dxa"/>
+            <w:tcW w:w="993" w:type="dxa"/>
             <w:shd w:val="clear" w:color="auto" w:fill="FFFFFF"/>
             <w:tcMar>
               <w:top w:w="8" w:type="dxa"/>
@@ -1076,11 +1673,14 @@
           <w:p>
             <w:pPr>
               <w:spacing w:after="0" w:line="216" w:lineRule="auto"/>
-              <w:jc w:val="right"/>
+              <w:jc w:val="center"/>
+              <w:rPr>
+                <w:rFonts w:ascii="Times New Roman" w:hAnsi="Times New Roman" w:cs="Times New Roman"/>
+              </w:rPr>
             </w:pPr>
             <w:r>
               <w:rPr>
-                <w:rFonts w:ascii="Calibri" w:hAnsi="Calibri"/>
+                <w:rFonts w:ascii="Times New Roman" w:hAnsi="Times New Roman" w:cs="Times New Roman"/>
                 <w:color w:val="111111"/>
               </w:rPr>
               <w:t>844.9</w:t>
@@ -1089,7 +1689,7 @@
         </w:tc>
         <w:tc>
           <w:tcPr>
-            <w:tcW w:w="1538" w:type="dxa"/>
+            <w:tcW w:w="1967" w:type="dxa"/>
             <w:shd w:val="clear" w:color="auto" w:fill="FFFFFF"/>
             <w:tcMar>
               <w:top w:w="8" w:type="dxa"/>
@@ -1101,11 +1701,14 @@
           <w:p>
             <w:pPr>
               <w:spacing w:after="0" w:line="216" w:lineRule="auto"/>
-              <w:jc w:val="right"/>
+              <w:jc w:val="center"/>
+              <w:rPr>
+                <w:rFonts w:ascii="Times New Roman" w:hAnsi="Times New Roman" w:cs="Times New Roman"/>
+              </w:rPr>
             </w:pPr>
             <w:r>
               <w:rPr>
-                <w:rFonts w:ascii="Calibri" w:hAnsi="Calibri"/>
+                <w:rFonts w:ascii="Times New Roman" w:hAnsi="Times New Roman" w:cs="Times New Roman"/>
                 <w:color w:val="111111"/>
               </w:rPr>
               <w:t>Protected</w:t>
@@ -1116,6 +1719,7 @@
       <w:tr>
         <w:trPr>
           <w:trHeight w:val="238"/>
+          <w:jc w:val="center"/>
         </w:trPr>
         <w:tc>
           <w:tcPr>
@@ -1131,19 +1735,23 @@
           <w:p>
             <w:pPr>
               <w:spacing w:after="0" w:line="216" w:lineRule="auto"/>
+              <w:jc w:val="center"/>
+              <w:rPr>
+                <w:rFonts w:ascii="Times New Roman" w:hAnsi="Times New Roman" w:cs="Times New Roman"/>
+              </w:rPr>
             </w:pPr>
             <w:r>
               <w:rPr>
-                <w:rFonts w:ascii="Calibri" w:hAnsi="Calibri"/>
+                <w:rFonts w:ascii="Times New Roman" w:hAnsi="Times New Roman" w:cs="Times New Roman"/>
                 <w:color w:val="111111"/>
               </w:rPr>
-              <w:t>1,207</w:t>
+              <w:t>1,207.0</w:t>
             </w:r>
           </w:p>
         </w:tc>
         <w:tc>
           <w:tcPr>
-            <w:tcW w:w="1230" w:type="dxa"/>
+            <w:tcW w:w="1038" w:type="dxa"/>
             <w:shd w:val="clear" w:color="auto" w:fill="F5F5F5"/>
             <w:tcMar>
               <w:top w:w="8" w:type="dxa"/>
@@ -1155,20 +1763,23 @@
           <w:p>
             <w:pPr>
               <w:spacing w:after="0" w:line="216" w:lineRule="auto"/>
-              <w:jc w:val="right"/>
+              <w:jc w:val="center"/>
+              <w:rPr>
+                <w:rFonts w:ascii="Times New Roman" w:hAnsi="Times New Roman" w:cs="Times New Roman"/>
+              </w:rPr>
             </w:pPr>
             <w:r>
               <w:rPr>
-                <w:rFonts w:ascii="Calibri" w:hAnsi="Calibri"/>
+                <w:rFonts w:ascii="Times New Roman" w:hAnsi="Times New Roman" w:cs="Times New Roman"/>
                 <w:color w:val="111111"/>
               </w:rPr>
-              <w:t>1,207</w:t>
+              <w:t>1,207.00</w:t>
             </w:r>
           </w:p>
         </w:tc>
         <w:tc>
           <w:tcPr>
-            <w:tcW w:w="1230" w:type="dxa"/>
+            <w:tcW w:w="993" w:type="dxa"/>
             <w:shd w:val="clear" w:color="auto" w:fill="F5F5F5"/>
             <w:tcMar>
               <w:top w:w="8" w:type="dxa"/>
@@ -1180,20 +1791,23 @@
           <w:p>
             <w:pPr>
               <w:spacing w:after="0" w:line="216" w:lineRule="auto"/>
-              <w:jc w:val="right"/>
+              <w:jc w:val="center"/>
+              <w:rPr>
+                <w:rFonts w:ascii="Times New Roman" w:hAnsi="Times New Roman" w:cs="Times New Roman"/>
+              </w:rPr>
             </w:pPr>
             <w:r>
               <w:rPr>
-                <w:rFonts w:ascii="Calibri" w:hAnsi="Calibri"/>
+                <w:rFonts w:ascii="Times New Roman" w:hAnsi="Times New Roman" w:cs="Times New Roman"/>
                 <w:color w:val="111111"/>
               </w:rPr>
-              <w:t>1,207</w:t>
+              <w:t>1,207.0</w:t>
             </w:r>
           </w:p>
         </w:tc>
         <w:tc>
           <w:tcPr>
-            <w:tcW w:w="1538" w:type="dxa"/>
+            <w:tcW w:w="1967" w:type="dxa"/>
             <w:shd w:val="clear" w:color="auto" w:fill="F5F5F5"/>
             <w:tcMar>
               <w:top w:w="8" w:type="dxa"/>
@@ -1205,14 +1819,17 @@
           <w:p>
             <w:pPr>
               <w:spacing w:after="0" w:line="216" w:lineRule="auto"/>
-              <w:jc w:val="right"/>
+              <w:jc w:val="center"/>
+              <w:rPr>
+                <w:rFonts w:ascii="Times New Roman" w:hAnsi="Times New Roman" w:cs="Times New Roman"/>
+              </w:rPr>
             </w:pPr>
             <w:r>
               <w:rPr>
-                <w:rFonts w:ascii="Calibri" w:hAnsi="Calibri"/>
+                <w:rFonts w:ascii="Times New Roman" w:hAnsi="Times New Roman" w:cs="Times New Roman"/>
                 <w:color w:val="111111"/>
               </w:rPr>
-              <w:t>Floor</w:t>
+              <w:t>Floor (ATM)</w:t>
             </w:r>
           </w:p>
         </w:tc>
@@ -1220,6 +1837,7 @@
       <w:tr>
         <w:trPr>
           <w:trHeight w:val="238"/>
+          <w:jc w:val="center"/>
         </w:trPr>
         <w:tc>
           <w:tcPr>
@@ -1235,19 +1853,23 @@
           <w:p>
             <w:pPr>
               <w:spacing w:after="0" w:line="216" w:lineRule="auto"/>
+              <w:jc w:val="center"/>
+              <w:rPr>
+                <w:rFonts w:ascii="Times New Roman" w:hAnsi="Times New Roman" w:cs="Times New Roman"/>
+              </w:rPr>
             </w:pPr>
             <w:r>
               <w:rPr>
-                <w:rFonts w:ascii="Calibri" w:hAnsi="Calibri"/>
+                <w:rFonts w:ascii="Times New Roman" w:hAnsi="Times New Roman" w:cs="Times New Roman"/>
                 <w:color w:val="111111"/>
               </w:rPr>
-              <w:t>1,312</w:t>
+              <w:t>1,322.8</w:t>
             </w:r>
           </w:p>
         </w:tc>
         <w:tc>
           <w:tcPr>
-            <w:tcW w:w="1230" w:type="dxa"/>
+            <w:tcW w:w="1038" w:type="dxa"/>
             <w:shd w:val="clear" w:color="auto" w:fill="FFFFFF"/>
             <w:tcMar>
               <w:top w:w="8" w:type="dxa"/>
@@ -1259,20 +1881,23 @@
           <w:p>
             <w:pPr>
               <w:spacing w:after="0" w:line="216" w:lineRule="auto"/>
-              <w:jc w:val="right"/>
+              <w:jc w:val="center"/>
+              <w:rPr>
+                <w:rFonts w:ascii="Times New Roman" w:hAnsi="Times New Roman" w:cs="Times New Roman"/>
+              </w:rPr>
             </w:pPr>
             <w:r>
               <w:rPr>
-                <w:rFonts w:ascii="Calibri" w:hAnsi="Calibri"/>
+                <w:rFonts w:ascii="Times New Roman" w:hAnsi="Times New Roman" w:cs="Times New Roman"/>
                 <w:color w:val="111111"/>
               </w:rPr>
-              <w:t>1,305</w:t>
+              <w:t>1,305.67</w:t>
             </w:r>
           </w:p>
         </w:tc>
         <w:tc>
           <w:tcPr>
-            <w:tcW w:w="1230" w:type="dxa"/>
+            <w:tcW w:w="993" w:type="dxa"/>
             <w:shd w:val="clear" w:color="auto" w:fill="FFFFFF"/>
             <w:tcMar>
               <w:top w:w="8" w:type="dxa"/>
@@ -1284,20 +1909,23 @@
           <w:p>
             <w:pPr>
               <w:spacing w:after="0" w:line="216" w:lineRule="auto"/>
-              <w:jc w:val="right"/>
+              <w:jc w:val="center"/>
+              <w:rPr>
+                <w:rFonts w:ascii="Times New Roman" w:hAnsi="Times New Roman" w:cs="Times New Roman"/>
+              </w:rPr>
             </w:pPr>
             <w:r>
               <w:rPr>
-                <w:rFonts w:ascii="Calibri" w:hAnsi="Calibri"/>
+                <w:rFonts w:ascii="Times New Roman" w:hAnsi="Times New Roman" w:cs="Times New Roman"/>
                 <w:color w:val="111111"/>
               </w:rPr>
-              <w:t>1,312</w:t>
+              <w:t>1,322.8</w:t>
             </w:r>
           </w:p>
         </w:tc>
         <w:tc>
           <w:tcPr>
-            <w:tcW w:w="1538" w:type="dxa"/>
+            <w:tcW w:w="1967" w:type="dxa"/>
             <w:shd w:val="clear" w:color="auto" w:fill="FFFFFF"/>
             <w:tcMar>
               <w:top w:w="8" w:type="dxa"/>
@@ -1309,14 +1937,17 @@
           <w:p>
             <w:pPr>
               <w:spacing w:after="0" w:line="216" w:lineRule="auto"/>
-              <w:jc w:val="right"/>
+              <w:jc w:val="center"/>
+              <w:rPr>
+                <w:rFonts w:ascii="Times New Roman" w:hAnsi="Times New Roman" w:cs="Times New Roman"/>
+              </w:rPr>
             </w:pPr>
             <w:r>
               <w:rPr>
-                <w:rFonts w:ascii="Calibri" w:hAnsi="Calibri"/>
+                <w:rFonts w:ascii="Times New Roman" w:hAnsi="Times New Roman" w:cs="Times New Roman"/>
                 <w:color w:val="111111"/>
               </w:rPr>
-              <w:t>Participating</w:t>
+              <w:t>Break-even vs bond</w:t>
             </w:r>
           </w:p>
         </w:tc>
@@ -1324,6 +1955,7 @@
       <w:tr>
         <w:trPr>
           <w:trHeight w:val="238"/>
+          <w:jc w:val="center"/>
         </w:trPr>
         <w:tc>
           <w:tcPr>
@@ -1339,19 +1971,23 @@
           <w:p>
             <w:pPr>
               <w:spacing w:after="0" w:line="216" w:lineRule="auto"/>
+              <w:jc w:val="center"/>
+              <w:rPr>
+                <w:rFonts w:ascii="Times New Roman" w:hAnsi="Times New Roman" w:cs="Times New Roman"/>
+              </w:rPr>
             </w:pPr>
             <w:r>
               <w:rPr>
-                <w:rFonts w:ascii="Calibri" w:hAnsi="Calibri"/>
+                <w:rFonts w:ascii="Times New Roman" w:hAnsi="Times New Roman" w:cs="Times New Roman"/>
                 <w:color w:val="111111"/>
               </w:rPr>
-              <w:t>1,569</w:t>
+              <w:t>1,569.1</w:t>
             </w:r>
           </w:p>
         </w:tc>
         <w:tc>
           <w:tcPr>
-            <w:tcW w:w="1230" w:type="dxa"/>
+            <w:tcW w:w="1038" w:type="dxa"/>
             <w:shd w:val="clear" w:color="auto" w:fill="F5F5F5"/>
             <w:tcMar>
               <w:top w:w="8" w:type="dxa"/>
@@ -1363,20 +1999,23 @@
           <w:p>
             <w:pPr>
               <w:spacing w:after="0" w:line="216" w:lineRule="auto"/>
-              <w:jc w:val="right"/>
+              <w:jc w:val="center"/>
+              <w:rPr>
+                <w:rFonts w:ascii="Times New Roman" w:hAnsi="Times New Roman" w:cs="Times New Roman"/>
+              </w:rPr>
             </w:pPr>
             <w:r>
               <w:rPr>
-                <w:rFonts w:ascii="Calibri" w:hAnsi="Calibri"/>
+                <w:rFonts w:ascii="Times New Roman" w:hAnsi="Times New Roman" w:cs="Times New Roman"/>
                 <w:color w:val="111111"/>
               </w:rPr>
-              <w:t>1,545</w:t>
+              <w:t>1,515.53</w:t>
             </w:r>
           </w:p>
         </w:tc>
         <w:tc>
           <w:tcPr>
-            <w:tcW w:w="1230" w:type="dxa"/>
+            <w:tcW w:w="993" w:type="dxa"/>
             <w:shd w:val="clear" w:color="auto" w:fill="F5F5F5"/>
             <w:tcMar>
               <w:top w:w="8" w:type="dxa"/>
@@ -1388,20 +2027,23 @@
           <w:p>
             <w:pPr>
               <w:spacing w:after="0" w:line="216" w:lineRule="auto"/>
-              <w:jc w:val="right"/>
+              <w:jc w:val="center"/>
+              <w:rPr>
+                <w:rFonts w:ascii="Times New Roman" w:hAnsi="Times New Roman" w:cs="Times New Roman"/>
+              </w:rPr>
             </w:pPr>
             <w:r>
               <w:rPr>
-                <w:rFonts w:ascii="Calibri" w:hAnsi="Calibri"/>
+                <w:rFonts w:ascii="Times New Roman" w:hAnsi="Times New Roman" w:cs="Times New Roman"/>
                 <w:color w:val="111111"/>
               </w:rPr>
-              <w:t>1,569</w:t>
+              <w:t>1,569.1</w:t>
             </w:r>
           </w:p>
         </w:tc>
         <w:tc>
           <w:tcPr>
-            <w:tcW w:w="1538" w:type="dxa"/>
+            <w:tcW w:w="1967" w:type="dxa"/>
             <w:shd w:val="clear" w:color="auto" w:fill="F5F5F5"/>
             <w:tcMar>
               <w:top w:w="8" w:type="dxa"/>
@@ -1413,11 +2055,14 @@
           <w:p>
             <w:pPr>
               <w:spacing w:after="0" w:line="216" w:lineRule="auto"/>
-              <w:jc w:val="right"/>
+              <w:jc w:val="center"/>
+              <w:rPr>
+                <w:rFonts w:ascii="Times New Roman" w:hAnsi="Times New Roman" w:cs="Times New Roman"/>
+              </w:rPr>
             </w:pPr>
             <w:r>
               <w:rPr>
-                <w:rFonts w:ascii="Calibri" w:hAnsi="Calibri"/>
+                <w:rFonts w:ascii="Times New Roman" w:hAnsi="Times New Roman" w:cs="Times New Roman"/>
                 <w:color w:val="111111"/>
               </w:rPr>
               <w:t>At cap</w:t>
@@ -1428,6 +2073,7 @@
       <w:tr>
         <w:trPr>
           <w:trHeight w:val="238"/>
+          <w:jc w:val="center"/>
         </w:trPr>
         <w:tc>
           <w:tcPr>
@@ -1443,19 +2089,23 @@
           <w:p>
             <w:pPr>
               <w:spacing w:after="0" w:line="216" w:lineRule="auto"/>
+              <w:jc w:val="center"/>
+              <w:rPr>
+                <w:rFonts w:ascii="Times New Roman" w:hAnsi="Times New Roman" w:cs="Times New Roman"/>
+              </w:rPr>
             </w:pPr>
             <w:r>
               <w:rPr>
-                <w:rFonts w:ascii="Calibri" w:hAnsi="Calibri"/>
+                <w:rFonts w:ascii="Times New Roman" w:hAnsi="Times New Roman" w:cs="Times New Roman"/>
                 <w:color w:val="111111"/>
               </w:rPr>
-              <w:t>2,050</w:t>
+              <w:t>2,051.9</w:t>
             </w:r>
           </w:p>
         </w:tc>
         <w:tc>
           <w:tcPr>
-            <w:tcW w:w="1230" w:type="dxa"/>
+            <w:tcW w:w="1038" w:type="dxa"/>
             <w:shd w:val="clear" w:color="auto" w:fill="FFFFFF"/>
             <w:tcMar>
               <w:top w:w="8" w:type="dxa"/>
@@ -1467,20 +2117,23 @@
           <w:p>
             <w:pPr>
               <w:spacing w:after="0" w:line="216" w:lineRule="auto"/>
-              <w:jc w:val="right"/>
+              <w:jc w:val="center"/>
+              <w:rPr>
+                <w:rFonts w:ascii="Times New Roman" w:hAnsi="Times New Roman" w:cs="Times New Roman"/>
+              </w:rPr>
             </w:pPr>
             <w:r>
               <w:rPr>
-                <w:rFonts w:ascii="Calibri" w:hAnsi="Calibri"/>
+                <w:rFonts w:ascii="Times New Roman" w:hAnsi="Times New Roman" w:cs="Times New Roman"/>
                 <w:color w:val="111111"/>
               </w:rPr>
-              <w:t>1,545</w:t>
+              <w:t>1,515.53</w:t>
             </w:r>
           </w:p>
         </w:tc>
         <w:tc>
           <w:tcPr>
-            <w:tcW w:w="1230" w:type="dxa"/>
+            <w:tcW w:w="993" w:type="dxa"/>
             <w:shd w:val="clear" w:color="auto" w:fill="FFFFFF"/>
             <w:tcMar>
               <w:top w:w="8" w:type="dxa"/>
@@ -1492,20 +2145,23 @@
           <w:p>
             <w:pPr>
               <w:spacing w:after="0" w:line="216" w:lineRule="auto"/>
-              <w:jc w:val="right"/>
+              <w:jc w:val="center"/>
+              <w:rPr>
+                <w:rFonts w:ascii="Times New Roman" w:hAnsi="Times New Roman" w:cs="Times New Roman"/>
+              </w:rPr>
             </w:pPr>
             <w:r>
               <w:rPr>
-                <w:rFonts w:ascii="Calibri" w:hAnsi="Calibri"/>
+                <w:rFonts w:ascii="Times New Roman" w:hAnsi="Times New Roman" w:cs="Times New Roman"/>
                 <w:color w:val="111111"/>
               </w:rPr>
-              <w:t>2,050</w:t>
+              <w:t>2,051.9</w:t>
             </w:r>
           </w:p>
         </w:tc>
         <w:tc>
           <w:tcPr>
-            <w:tcW w:w="1538" w:type="dxa"/>
+            <w:tcW w:w="1967" w:type="dxa"/>
             <w:shd w:val="clear" w:color="auto" w:fill="FFFFFF"/>
             <w:tcMar>
               <w:top w:w="8" w:type="dxa"/>
@@ -1517,11 +2173,14 @@
           <w:p>
             <w:pPr>
               <w:spacing w:after="0" w:line="216" w:lineRule="auto"/>
-              <w:jc w:val="right"/>
+              <w:jc w:val="center"/>
+              <w:rPr>
+                <w:rFonts w:ascii="Times New Roman" w:hAnsi="Times New Roman" w:cs="Times New Roman"/>
+              </w:rPr>
             </w:pPr>
             <w:r>
               <w:rPr>
-                <w:rFonts w:ascii="Calibri" w:hAnsi="Calibri"/>
+                <w:rFonts w:ascii="Times New Roman" w:hAnsi="Times New Roman" w:cs="Times New Roman"/>
                 <w:color w:val="111111"/>
               </w:rPr>
               <w:t>Capped</w:t>
@@ -1532,17 +2191,15 @@
     </w:tbl>
     <w:p>
       <w:pPr>
-        <w:spacing w:after="8" w:line="216" w:lineRule="auto"/>
-      </w:pPr>
-    </w:p>
-    <w:p>
-      <w:pPr>
         <w:keepNext/>
         <w:spacing w:before="8" w:after="4" w:line="216" w:lineRule="auto"/>
+        <w:rPr>
+          <w:rFonts w:ascii="Times New Roman" w:hAnsi="Times New Roman" w:cs="Times New Roman"/>
+        </w:rPr>
       </w:pPr>
       <w:r>
         <w:rPr>
-          <w:rFonts w:ascii="Calibri" w:hAnsi="Calibri"/>
+          <w:rFonts w:ascii="Times New Roman" w:hAnsi="Times New Roman" w:cs="Times New Roman"/>
           <w:b/>
           <w:color w:val="8B1A1A"/>
         </w:rPr>
@@ -1555,9 +2212,9 @@
         <w:tblLook w:val="04A0" w:firstRow="1" w:lastRow="0" w:firstColumn="1" w:lastColumn="0" w:noHBand="0" w:noVBand="1"/>
       </w:tblPr>
       <w:tblGrid>
-        <w:gridCol w:w="2816"/>
-        <w:gridCol w:w="1206"/>
-        <w:gridCol w:w="1206"/>
+        <w:gridCol w:w="3261"/>
+        <w:gridCol w:w="992"/>
+        <w:gridCol w:w="975"/>
       </w:tblGrid>
       <w:tr>
         <w:trPr>
@@ -1565,7 +2222,7 @@
         </w:trPr>
         <w:tc>
           <w:tcPr>
-            <w:tcW w:w="2816" w:type="dxa"/>
+            <w:tcW w:w="3261" w:type="dxa"/>
             <w:shd w:val="clear" w:color="auto" w:fill="8B1A1A"/>
             <w:tcMar>
               <w:top w:w="8" w:type="dxa"/>
@@ -1578,10 +2235,13 @@
             <w:pPr>
               <w:spacing w:after="0" w:line="216" w:lineRule="auto"/>
               <w:jc w:val="center"/>
+              <w:rPr>
+                <w:rFonts w:ascii="Times New Roman" w:hAnsi="Times New Roman" w:cs="Times New Roman"/>
+              </w:rPr>
             </w:pPr>
             <w:r>
               <w:rPr>
-                <w:rFonts w:ascii="Calibri" w:hAnsi="Calibri"/>
+                <w:rFonts w:ascii="Times New Roman" w:hAnsi="Times New Roman" w:cs="Times New Roman"/>
                 <w:b/>
                 <w:color w:val="FFFFFF"/>
               </w:rPr>
@@ -1591,7 +2251,7 @@
         </w:tc>
         <w:tc>
           <w:tcPr>
-            <w:tcW w:w="1206" w:type="dxa"/>
+            <w:tcW w:w="992" w:type="dxa"/>
             <w:shd w:val="clear" w:color="auto" w:fill="8B1A1A"/>
             <w:tcMar>
               <w:top w:w="8" w:type="dxa"/>
@@ -1604,20 +2264,23 @@
             <w:pPr>
               <w:spacing w:after="0" w:line="216" w:lineRule="auto"/>
               <w:jc w:val="center"/>
+              <w:rPr>
+                <w:rFonts w:ascii="Times New Roman" w:hAnsi="Times New Roman" w:cs="Times New Roman"/>
+              </w:rPr>
             </w:pPr>
             <w:r>
               <w:rPr>
-                <w:rFonts w:ascii="Calibri" w:hAnsi="Calibri"/>
+                <w:rFonts w:ascii="Times New Roman" w:hAnsi="Times New Roman" w:cs="Times New Roman"/>
                 <w:b/>
                 <w:color w:val="FFFFFF"/>
               </w:rPr>
-              <w:t>EUR bn</w:t>
+              <w:t>EUR</w:t>
             </w:r>
           </w:p>
         </w:tc>
         <w:tc>
           <w:tcPr>
-            <w:tcW w:w="1206" w:type="dxa"/>
+            <w:tcW w:w="975" w:type="dxa"/>
             <w:shd w:val="clear" w:color="auto" w:fill="8B1A1A"/>
             <w:tcMar>
               <w:top w:w="8" w:type="dxa"/>
@@ -1630,10 +2293,13 @@
             <w:pPr>
               <w:spacing w:after="0" w:line="216" w:lineRule="auto"/>
               <w:jc w:val="center"/>
+              <w:rPr>
+                <w:rFonts w:ascii="Times New Roman" w:hAnsi="Times New Roman" w:cs="Times New Roman"/>
+              </w:rPr>
             </w:pPr>
             <w:r>
               <w:rPr>
-                <w:rFonts w:ascii="Calibri" w:hAnsi="Calibri"/>
+                <w:rFonts w:ascii="Times New Roman" w:hAnsi="Times New Roman" w:cs="Times New Roman"/>
                 <w:b/>
                 <w:color w:val="FFFFFF"/>
               </w:rPr>
@@ -1648,7 +2314,7 @@
         </w:trPr>
         <w:tc>
           <w:tcPr>
-            <w:tcW w:w="2816" w:type="dxa"/>
+            <w:tcW w:w="3261" w:type="dxa"/>
             <w:shd w:val="clear" w:color="auto" w:fill="FFFFFF"/>
             <w:tcMar>
               <w:top w:w="8" w:type="dxa"/>
@@ -1660,10 +2326,13 @@
           <w:p>
             <w:pPr>
               <w:spacing w:after="0" w:line="216" w:lineRule="auto"/>
+              <w:rPr>
+                <w:rFonts w:ascii="Times New Roman" w:hAnsi="Times New Roman" w:cs="Times New Roman"/>
+              </w:rPr>
             </w:pPr>
             <w:r>
               <w:rPr>
-                <w:rFonts w:ascii="Calibri" w:hAnsi="Calibri"/>
+                <w:rFonts w:ascii="Times New Roman" w:hAnsi="Times New Roman" w:cs="Times New Roman"/>
                 <w:color w:val="111111"/>
               </w:rPr>
               <w:t>Total structured products</w:t>
@@ -1672,7 +2341,7 @@
         </w:tc>
         <w:tc>
           <w:tcPr>
-            <w:tcW w:w="1206" w:type="dxa"/>
+            <w:tcW w:w="992" w:type="dxa"/>
             <w:shd w:val="clear" w:color="auto" w:fill="FFFFFF"/>
             <w:tcMar>
               <w:top w:w="8" w:type="dxa"/>
@@ -1684,20 +2353,23 @@
           <w:p>
             <w:pPr>
               <w:spacing w:after="0" w:line="216" w:lineRule="auto"/>
-              <w:jc w:val="right"/>
+              <w:jc w:val="center"/>
+              <w:rPr>
+                <w:rFonts w:ascii="Times New Roman" w:hAnsi="Times New Roman" w:cs="Times New Roman"/>
+              </w:rPr>
             </w:pPr>
             <w:r>
               <w:rPr>
-                <w:rFonts w:ascii="Calibri" w:hAnsi="Calibri"/>
+                <w:rFonts w:ascii="Times New Roman" w:hAnsi="Times New Roman" w:cs="Times New Roman"/>
                 <w:color w:val="111111"/>
               </w:rPr>
-              <w:t>112</w:t>
+              <w:t>112 bn</w:t>
             </w:r>
           </w:p>
         </w:tc>
         <w:tc>
           <w:tcPr>
-            <w:tcW w:w="1206" w:type="dxa"/>
+            <w:tcW w:w="975" w:type="dxa"/>
             <w:shd w:val="clear" w:color="auto" w:fill="FFFFFF"/>
             <w:tcMar>
               <w:top w:w="8" w:type="dxa"/>
@@ -1709,11 +2381,14 @@
           <w:p>
             <w:pPr>
               <w:spacing w:after="0" w:line="216" w:lineRule="auto"/>
-              <w:jc w:val="right"/>
+              <w:jc w:val="center"/>
+              <w:rPr>
+                <w:rFonts w:ascii="Times New Roman" w:hAnsi="Times New Roman" w:cs="Times New Roman"/>
+              </w:rPr>
             </w:pPr>
             <w:r>
               <w:rPr>
-                <w:rFonts w:ascii="Calibri" w:hAnsi="Calibri"/>
+                <w:rFonts w:ascii="Times New Roman" w:hAnsi="Times New Roman" w:cs="Times New Roman"/>
                 <w:color w:val="111111"/>
               </w:rPr>
               <w:t>100%</w:t>
@@ -1727,7 +2402,7 @@
         </w:trPr>
         <w:tc>
           <w:tcPr>
-            <w:tcW w:w="2816" w:type="dxa"/>
+            <w:tcW w:w="3261" w:type="dxa"/>
             <w:shd w:val="clear" w:color="auto" w:fill="F5F5F5"/>
             <w:tcMar>
               <w:top w:w="8" w:type="dxa"/>
@@ -1739,28 +2414,22 @@
           <w:p>
             <w:pPr>
               <w:spacing w:after="0" w:line="216" w:lineRule="auto"/>
+              <w:rPr>
+                <w:rFonts w:ascii="Times New Roman" w:hAnsi="Times New Roman" w:cs="Times New Roman"/>
+              </w:rPr>
             </w:pPr>
-            <w:proofErr w:type="spellStart"/>
             <w:r>
               <w:rPr>
-                <w:rFonts w:ascii="Calibri" w:hAnsi="Calibri"/>
+                <w:rFonts w:ascii="Times New Roman" w:hAnsi="Times New Roman" w:cs="Times New Roman"/>
                 <w:color w:val="111111"/>
               </w:rPr>
-              <w:t>Kapitalschutz</w:t>
-            </w:r>
-            <w:proofErr w:type="spellEnd"/>
-            <w:r>
-              <w:rPr>
-                <w:rFonts w:ascii="Calibri" w:hAnsi="Calibri"/>
-                <w:color w:val="111111"/>
-              </w:rPr>
-              <w:t xml:space="preserve"> (BSW 2023)</w:t>
+              <w:t>Capital protection (BSW 2023)</w:t>
             </w:r>
           </w:p>
         </w:tc>
         <w:tc>
           <w:tcPr>
-            <w:tcW w:w="1206" w:type="dxa"/>
+            <w:tcW w:w="992" w:type="dxa"/>
             <w:shd w:val="clear" w:color="auto" w:fill="F5F5F5"/>
             <w:tcMar>
               <w:top w:w="8" w:type="dxa"/>
@@ -1772,20 +2441,23 @@
           <w:p>
             <w:pPr>
               <w:spacing w:after="0" w:line="216" w:lineRule="auto"/>
-              <w:jc w:val="right"/>
+              <w:jc w:val="center"/>
+              <w:rPr>
+                <w:rFonts w:ascii="Times New Roman" w:hAnsi="Times New Roman" w:cs="Times New Roman"/>
+              </w:rPr>
             </w:pPr>
             <w:r>
               <w:rPr>
-                <w:rFonts w:ascii="Calibri" w:hAnsi="Calibri"/>
+                <w:rFonts w:ascii="Times New Roman" w:hAnsi="Times New Roman" w:cs="Times New Roman"/>
                 <w:color w:val="111111"/>
               </w:rPr>
-              <w:t>4.26</w:t>
+              <w:t>4,254 mn</w:t>
             </w:r>
           </w:p>
         </w:tc>
         <w:tc>
           <w:tcPr>
-            <w:tcW w:w="1206" w:type="dxa"/>
+            <w:tcW w:w="975" w:type="dxa"/>
             <w:shd w:val="clear" w:color="auto" w:fill="F5F5F5"/>
             <w:tcMar>
               <w:top w:w="8" w:type="dxa"/>
@@ -1797,14 +2469,17 @@
           <w:p>
             <w:pPr>
               <w:spacing w:after="0" w:line="216" w:lineRule="auto"/>
-              <w:jc w:val="right"/>
+              <w:jc w:val="center"/>
+              <w:rPr>
+                <w:rFonts w:ascii="Times New Roman" w:hAnsi="Times New Roman" w:cs="Times New Roman"/>
+              </w:rPr>
             </w:pPr>
             <w:r>
               <w:rPr>
-                <w:rFonts w:ascii="Calibri" w:hAnsi="Calibri"/>
+                <w:rFonts w:ascii="Times New Roman" w:hAnsi="Times New Roman" w:cs="Times New Roman"/>
                 <w:color w:val="111111"/>
               </w:rPr>
-              <w:t>3.8%</w:t>
+              <w:t>3.80%</w:t>
             </w:r>
           </w:p>
         </w:tc>
@@ -1815,7 +2490,7 @@
         </w:trPr>
         <w:tc>
           <w:tcPr>
-            <w:tcW w:w="2816" w:type="dxa"/>
+            <w:tcW w:w="3261" w:type="dxa"/>
             <w:shd w:val="clear" w:color="auto" w:fill="FFFFFF"/>
             <w:tcMar>
               <w:top w:w="8" w:type="dxa"/>
@@ -1827,19 +2502,22 @@
           <w:p>
             <w:pPr>
               <w:spacing w:after="0" w:line="216" w:lineRule="auto"/>
+              <w:rPr>
+                <w:rFonts w:ascii="Times New Roman" w:hAnsi="Times New Roman" w:cs="Times New Roman"/>
+              </w:rPr>
             </w:pPr>
             <w:r>
               <w:rPr>
-                <w:rFonts w:ascii="Calibri" w:hAnsi="Calibri"/>
+                <w:rFonts w:ascii="Times New Roman" w:hAnsi="Times New Roman" w:cs="Times New Roman"/>
                 <w:color w:val="111111"/>
               </w:rPr>
-              <w:t>Participation notes</w:t>
+              <w:t>Participation notes (own est.)</w:t>
             </w:r>
           </w:p>
         </w:tc>
         <w:tc>
           <w:tcPr>
-            <w:tcW w:w="1206" w:type="dxa"/>
+            <w:tcW w:w="992" w:type="dxa"/>
             <w:shd w:val="clear" w:color="auto" w:fill="FFFFFF"/>
             <w:tcMar>
               <w:top w:w="8" w:type="dxa"/>
@@ -1851,20 +2529,23 @@
           <w:p>
             <w:pPr>
               <w:spacing w:after="0" w:line="216" w:lineRule="auto"/>
-              <w:jc w:val="right"/>
+              <w:jc w:val="center"/>
+              <w:rPr>
+                <w:rFonts w:ascii="Times New Roman" w:hAnsi="Times New Roman" w:cs="Times New Roman"/>
+              </w:rPr>
             </w:pPr>
             <w:r>
               <w:rPr>
-                <w:rFonts w:ascii="Calibri" w:hAnsi="Calibri"/>
+                <w:rFonts w:ascii="Times New Roman" w:hAnsi="Times New Roman" w:cs="Times New Roman"/>
                 <w:color w:val="111111"/>
               </w:rPr>
-              <w:t>2.34</w:t>
+              <w:t>~2.3 bn</w:t>
             </w:r>
           </w:p>
         </w:tc>
         <w:tc>
           <w:tcPr>
-            <w:tcW w:w="1206" w:type="dxa"/>
+            <w:tcW w:w="975" w:type="dxa"/>
             <w:shd w:val="clear" w:color="auto" w:fill="FFFFFF"/>
             <w:tcMar>
               <w:top w:w="8" w:type="dxa"/>
@@ -1876,93 +2557,17 @@
           <w:p>
             <w:pPr>
               <w:spacing w:after="0" w:line="216" w:lineRule="auto"/>
-              <w:jc w:val="right"/>
+              <w:jc w:val="center"/>
+              <w:rPr>
+                <w:rFonts w:ascii="Times New Roman" w:hAnsi="Times New Roman" w:cs="Times New Roman"/>
+              </w:rPr>
             </w:pPr>
             <w:r>
               <w:rPr>
-                <w:rFonts w:ascii="Calibri" w:hAnsi="Calibri"/>
+                <w:rFonts w:ascii="Times New Roman" w:hAnsi="Times New Roman" w:cs="Times New Roman"/>
                 <w:color w:val="111111"/>
               </w:rPr>
               <w:t>~55%</w:t>
-            </w:r>
-          </w:p>
-        </w:tc>
-      </w:tr>
-      <w:tr>
-        <w:trPr>
-          <w:trHeight w:val="238"/>
-        </w:trPr>
-        <w:tc>
-          <w:tcPr>
-            <w:tcW w:w="2816" w:type="dxa"/>
-            <w:shd w:val="clear" w:color="auto" w:fill="F5F5F5"/>
-            <w:tcMar>
-              <w:top w:w="8" w:type="dxa"/>
-              <w:left w:w="40" w:type="dxa"/>
-              <w:bottom w:w="8" w:type="dxa"/>
-              <w:right w:w="40" w:type="dxa"/>
-            </w:tcMar>
-          </w:tcPr>
-          <w:p>
-            <w:pPr>
-              <w:spacing w:after="0" w:line="216" w:lineRule="auto"/>
-            </w:pPr>
-            <w:r>
-              <w:rPr>
-                <w:rFonts w:ascii="Calibri" w:hAnsi="Calibri"/>
-                <w:color w:val="111111"/>
-              </w:rPr>
-              <w:t>Avg. issue size</w:t>
-            </w:r>
-          </w:p>
-        </w:tc>
-        <w:tc>
-          <w:tcPr>
-            <w:tcW w:w="1206" w:type="dxa"/>
-            <w:shd w:val="clear" w:color="auto" w:fill="F5F5F5"/>
-            <w:tcMar>
-              <w:top w:w="8" w:type="dxa"/>
-              <w:left w:w="40" w:type="dxa"/>
-              <w:bottom w:w="8" w:type="dxa"/>
-              <w:right w:w="40" w:type="dxa"/>
-            </w:tcMar>
-          </w:tcPr>
-          <w:p>
-            <w:pPr>
-              <w:spacing w:after="0" w:line="216" w:lineRule="auto"/>
-              <w:jc w:val="right"/>
-            </w:pPr>
-            <w:r>
-              <w:rPr>
-                <w:rFonts w:ascii="Calibri" w:hAnsi="Calibri"/>
-                <w:color w:val="111111"/>
-              </w:rPr>
-              <w:t>0.033</w:t>
-            </w:r>
-          </w:p>
-        </w:tc>
-        <w:tc>
-          <w:tcPr>
-            <w:tcW w:w="1206" w:type="dxa"/>
-            <w:shd w:val="clear" w:color="auto" w:fill="F5F5F5"/>
-            <w:tcMar>
-              <w:top w:w="8" w:type="dxa"/>
-              <w:left w:w="40" w:type="dxa"/>
-              <w:bottom w:w="8" w:type="dxa"/>
-              <w:right w:w="40" w:type="dxa"/>
-            </w:tcMar>
-          </w:tcPr>
-          <w:p>
-            <w:pPr>
-              <w:spacing w:after="0" w:line="216" w:lineRule="auto"/>
-              <w:jc w:val="right"/>
-            </w:pPr>
-            <w:r>
-              <w:rPr>
-                <w:rFonts w:ascii="Calibri" w:hAnsi="Calibri"/>
-                <w:color w:val="111111"/>
-              </w:rPr>
-              <w:t>~130 issues</w:t>
             </w:r>
           </w:p>
         </w:tc>
@@ -1971,34 +2576,17 @@
     <w:p>
       <w:pPr>
         <w:spacing w:after="8" w:line="216" w:lineRule="auto"/>
-      </w:pPr>
-    </w:p>
-    <w:p>
-      <w:pPr>
-        <w:spacing w:after="8" w:line="216" w:lineRule="auto"/>
+        <w:rPr>
+          <w:rFonts w:ascii="Times New Roman" w:hAnsi="Times New Roman" w:cs="Times New Roman"/>
+          <w:color w:val="111111"/>
+        </w:rPr>
       </w:pPr>
       <w:r>
         <w:rPr>
-          <w:rFonts w:ascii="Calibri" w:hAnsi="Calibri"/>
+          <w:rFonts w:ascii="Times New Roman" w:hAnsi="Times New Roman" w:cs="Times New Roman"/>
           <w:color w:val="111111"/>
         </w:rPr>
-        <w:t xml:space="preserve">Addressable market for a single-name RHM.DE capital-protected note: EUR 200–300 </w:t>
-      </w:r>
-      <w:proofErr w:type="spellStart"/>
-      <w:r>
-        <w:rPr>
-          <w:rFonts w:ascii="Calibri" w:hAnsi="Calibri"/>
-          <w:color w:val="111111"/>
-        </w:rPr>
-        <w:t>mn</w:t>
-      </w:r>
-      <w:proofErr w:type="spellEnd"/>
-      <w:r>
-        <w:rPr>
-          <w:rFonts w:ascii="Calibri" w:hAnsi="Calibri"/>
-          <w:color w:val="111111"/>
-        </w:rPr>
-        <w:t xml:space="preserve"> on EUWAX, based on comparable DDV-member issuances.</w:t>
+        <w:t>Demand comes from capital-preserving savers with sector convictions, falling deposit rates and MiFID II suitability rules.</w:t>
       </w:r>
     </w:p>
     <w:p>
@@ -2008,42 +2596,46 @@
           <w:bottom w:val="single" w:sz="8" w:space="0" w:color="8B1A1A"/>
         </w:pBdr>
         <w:spacing w:before="6" w:after="7" w:line="216" w:lineRule="auto"/>
+        <w:rPr>
+          <w:rFonts w:ascii="Times New Roman" w:hAnsi="Times New Roman" w:cs="Times New Roman"/>
+        </w:rPr>
       </w:pPr>
       <w:r>
         <w:rPr>
-          <w:rFonts w:ascii="Calibri" w:hAnsi="Calibri"/>
+          <w:rFonts w:ascii="Times New Roman" w:hAnsi="Times New Roman" w:cs="Times New Roman"/>
           <w:b/>
           <w:color w:val="8B1A1A"/>
         </w:rPr>
-        <w:t>PART 2 — VALUATION OF CERTIFICATES</w:t>
+        <w:t>PART 2: VALUATION OF CERTIFICATES</w:t>
       </w:r>
     </w:p>
     <w:p>
       <w:pPr>
         <w:shd w:val="clear" w:color="auto" w:fill="EFEFEF"/>
         <w:spacing w:after="3" w:line="216" w:lineRule="auto"/>
+        <w:rPr>
+          <w:rFonts w:ascii="Times New Roman" w:hAnsi="Times New Roman" w:cs="Times New Roman"/>
+        </w:rPr>
       </w:pPr>
       <w:r>
         <w:rPr>
-          <w:rFonts w:ascii="Calibri" w:hAnsi="Calibri"/>
+          <w:rFonts w:ascii="Times New Roman" w:hAnsi="Times New Roman" w:cs="Times New Roman"/>
           <w:b/>
           <w:color w:val="111111"/>
         </w:rPr>
         <w:t xml:space="preserve">DU2076 Bonus Certificate with Cap on </w:t>
       </w:r>
-      <w:proofErr w:type="gramStart"/>
       <w:r>
         <w:rPr>
-          <w:rFonts w:ascii="Calibri" w:hAnsi="Calibri"/>
+          <w:rFonts w:ascii="Times New Roman" w:hAnsi="Times New Roman" w:cs="Times New Roman"/>
           <w:b/>
           <w:color w:val="111111"/>
         </w:rPr>
-        <w:t>RHM.DE  (</w:t>
+        <w:t>RHM.DE (</w:t>
       </w:r>
-      <w:proofErr w:type="gramEnd"/>
       <w:r>
         <w:rPr>
-          <w:rFonts w:ascii="Calibri" w:hAnsi="Calibri"/>
+          <w:rFonts w:ascii="Times New Roman" w:hAnsi="Times New Roman" w:cs="Times New Roman"/>
           <w:b/>
           <w:color w:val="111111"/>
         </w:rPr>
@@ -2054,161 +2646,80 @@
       <w:pPr>
         <w:shd w:val="clear" w:color="auto" w:fill="EFEFEF"/>
         <w:spacing w:after="3" w:line="216" w:lineRule="auto"/>
+        <w:rPr>
+          <w:rFonts w:ascii="Times New Roman" w:hAnsi="Times New Roman" w:cs="Times New Roman"/>
+        </w:rPr>
       </w:pPr>
       <w:r>
         <w:rPr>
-          <w:rFonts w:ascii="Calibri" w:hAnsi="Calibri"/>
+          <w:rFonts w:ascii="Times New Roman" w:hAnsi="Times New Roman" w:cs="Times New Roman"/>
           <w:color w:val="111111"/>
         </w:rPr>
-        <w:t>Decomposition: Down-and-Out Put + Capped Forward</w:t>
+        <w:t>Decomposition: Down-and-Out Put (K=2,000, B=1,050) + Capped Forward min(S_T, 2,000)</w:t>
       </w:r>
     </w:p>
     <w:p>
       <w:pPr>
         <w:shd w:val="clear" w:color="auto" w:fill="EFEFEF"/>
         <w:spacing w:after="3" w:line="216" w:lineRule="auto"/>
+        <w:rPr>
+          <w:rFonts w:ascii="Times New Roman" w:hAnsi="Times New Roman" w:cs="Times New Roman"/>
+        </w:rPr>
       </w:pPr>
       <w:r>
         <w:rPr>
-          <w:rFonts w:ascii="Calibri" w:hAnsi="Calibri"/>
+          <w:rFonts w:ascii="Times New Roman" w:hAnsi="Times New Roman" w:cs="Times New Roman"/>
           <w:color w:val="111111"/>
         </w:rPr>
-        <w:t xml:space="preserve">B=EUR </w:t>
-      </w:r>
-      <w:proofErr w:type="gramStart"/>
-      <w:r>
-        <w:rPr>
-          <w:rFonts w:ascii="Calibri" w:hAnsi="Calibri"/>
-          <w:color w:val="111111"/>
-        </w:rPr>
-        <w:t>1,050  |</w:t>
-      </w:r>
-      <w:proofErr w:type="gramEnd"/>
-      <w:r>
-        <w:rPr>
-          <w:rFonts w:ascii="Calibri" w:hAnsi="Calibri"/>
-          <w:color w:val="111111"/>
-        </w:rPr>
-        <w:t xml:space="preserve">  K=EUR </w:t>
-      </w:r>
-      <w:proofErr w:type="gramStart"/>
-      <w:r>
-        <w:rPr>
-          <w:rFonts w:ascii="Calibri" w:hAnsi="Calibri"/>
-          <w:color w:val="111111"/>
-        </w:rPr>
-        <w:t>2,000  |</w:t>
-      </w:r>
-      <w:proofErr w:type="gramEnd"/>
-      <w:r>
-        <w:rPr>
-          <w:rFonts w:ascii="Calibri" w:hAnsi="Calibri"/>
-          <w:color w:val="111111"/>
-        </w:rPr>
-        <w:t xml:space="preserve">  T≈1.80 </w:t>
-      </w:r>
-      <w:proofErr w:type="gramStart"/>
-      <w:r>
-        <w:rPr>
-          <w:rFonts w:ascii="Calibri" w:hAnsi="Calibri"/>
-          <w:color w:val="111111"/>
-        </w:rPr>
-        <w:t>y  |</w:t>
-      </w:r>
-      <w:proofErr w:type="gramEnd"/>
-      <w:r>
-        <w:rPr>
-          <w:rFonts w:ascii="Calibri" w:hAnsi="Calibri"/>
-          <w:color w:val="111111"/>
-        </w:rPr>
-        <w:t xml:space="preserve">  S₀=EUR 1,707.93</w:t>
+        <w:t>B=EUR 1,050 (continuous) | Bonus/Cap K=EUR 2,000 | S at issue = EUR 1,707.93 | barrier intact</w:t>
       </w:r>
     </w:p>
     <w:p>
       <w:pPr>
         <w:shd w:val="clear" w:color="auto" w:fill="EFEFEF"/>
         <w:spacing w:after="6" w:line="216" w:lineRule="auto"/>
+        <w:rPr>
+          <w:rFonts w:ascii="Times New Roman" w:hAnsi="Times New Roman" w:cs="Times New Roman"/>
+        </w:rPr>
       </w:pPr>
       <w:r>
         <w:rPr>
-          <w:rFonts w:ascii="Calibri" w:hAnsi="Calibri"/>
+          <w:rFonts w:ascii="Times New Roman" w:hAnsi="Times New Roman" w:cs="Times New Roman"/>
           <w:color w:val="111111"/>
         </w:rPr>
-        <w:t xml:space="preserve">Observation: 4 Sep 2025 – 18 Jun </w:t>
-      </w:r>
-      <w:proofErr w:type="gramStart"/>
-      <w:r>
-        <w:rPr>
-          <w:rFonts w:ascii="Calibri" w:hAnsi="Calibri"/>
-          <w:color w:val="111111"/>
-        </w:rPr>
-        <w:t>2027  |</w:t>
-      </w:r>
-      <w:proofErr w:type="gramEnd"/>
-      <w:r>
-        <w:rPr>
-          <w:rFonts w:ascii="Calibri" w:hAnsi="Calibri"/>
-          <w:color w:val="111111"/>
-        </w:rPr>
-        <w:t xml:space="preserve">  Market prices: 1,236–1,636 EUR</w:t>
+        <w:t>Issued 04 Sep 2025, final valuation 18 Jun 2027 | Window: 04 Sep 2025 – 01 Jun 2026 (183 trading days, comfortably above the 100-day minimum)</w:t>
       </w:r>
     </w:p>
     <w:p>
       <w:pPr>
         <w:keepNext/>
         <w:spacing w:before="8" w:after="4" w:line="216" w:lineRule="auto"/>
+        <w:rPr>
+          <w:rFonts w:ascii="Times New Roman" w:hAnsi="Times New Roman" w:cs="Times New Roman"/>
+        </w:rPr>
       </w:pPr>
       <w:r>
         <w:rPr>
-          <w:rFonts w:ascii="Calibri" w:hAnsi="Calibri"/>
+          <w:rFonts w:ascii="Times New Roman" w:hAnsi="Times New Roman" w:cs="Times New Roman"/>
           <w:b/>
           <w:color w:val="8B1A1A"/>
         </w:rPr>
-        <w:t>Task V: Valuation — CRR Binomial Tree (N=200)</w:t>
+        <w:t>Task V: Valuation with a Binomial Tree (N=500)</w:t>
       </w:r>
     </w:p>
     <w:p>
       <w:pPr>
         <w:spacing w:after="8" w:line="216" w:lineRule="auto"/>
+        <w:rPr>
+          <w:rFonts w:ascii="Times New Roman" w:hAnsi="Times New Roman" w:cs="Times New Roman"/>
+        </w:rPr>
       </w:pPr>
       <w:r>
         <w:rPr>
-          <w:rFonts w:ascii="Calibri" w:hAnsi="Calibri"/>
+          <w:rFonts w:ascii="Times New Roman" w:hAnsi="Times New Roman" w:cs="Times New Roman"/>
           <w:color w:val="111111"/>
         </w:rPr>
-        <w:t xml:space="preserve">183 trading days (4 Sep 2025 – 1 Jun 2026); daily ECB Svensson rate matched to remaining maturity (mean r=2.14%, range 1.87–2.59%). Tree root on day 1: </w:t>
-      </w:r>
-      <w:proofErr w:type="spellStart"/>
-      <w:r>
-        <w:rPr>
-          <w:rFonts w:ascii="Calibri" w:hAnsi="Calibri"/>
-          <w:color w:val="111111"/>
-        </w:rPr>
-        <w:t>V_cert</w:t>
-      </w:r>
-      <w:proofErr w:type="spellEnd"/>
-      <w:r>
-        <w:rPr>
-          <w:rFonts w:ascii="Calibri" w:hAnsi="Calibri"/>
-          <w:color w:val="111111"/>
-        </w:rPr>
-        <w:t xml:space="preserve">=EUR 1,558.89 vs market EUR 1,635.75. EWMA σ=44.27% (λ=0.94) vs back-solved implied vol </w:t>
-      </w:r>
-      <w:proofErr w:type="spellStart"/>
-      <w:r>
-        <w:rPr>
-          <w:rFonts w:ascii="Calibri" w:hAnsi="Calibri"/>
-          <w:color w:val="111111"/>
-        </w:rPr>
-        <w:t>σ_IV</w:t>
-      </w:r>
-      <w:proofErr w:type="spellEnd"/>
-      <w:r>
-        <w:rPr>
-          <w:rFonts w:ascii="Calibri" w:hAnsi="Calibri"/>
-          <w:color w:val="111111"/>
-        </w:rPr>
-        <w:t>=37.77%.</w:t>
+        <w:t>Daily inputs: maturity-matched ECB AAA Svensson rate (mean 2.14%, range 1.87–2.59%), 30-day rolling historical vol (mean 44.4%, range 26.3–58.6%), q=0.95%. The tree checks the barrier at every node. Black-Scholes cannot price the path-dependent knock-out.</w:t>
       </w:r>
     </w:p>
     <w:tbl>
@@ -2217,17 +2728,16 @@
         <w:tblLook w:val="04A0" w:firstRow="1" w:lastRow="0" w:firstColumn="1" w:lastColumn="0" w:noHBand="0" w:noVBand="1"/>
       </w:tblPr>
       <w:tblGrid>
-        <w:gridCol w:w="2324"/>
-        <w:gridCol w:w="1452"/>
-        <w:gridCol w:w="1452"/>
+        <w:gridCol w:w="2835"/>
+        <w:gridCol w:w="2455"/>
       </w:tblGrid>
       <w:tr>
         <w:trPr>
-          <w:trHeight w:val="238"/>
+          <w:trHeight w:val="245"/>
         </w:trPr>
         <w:tc>
           <w:tcPr>
-            <w:tcW w:w="2324" w:type="dxa"/>
+            <w:tcW w:w="2835" w:type="dxa"/>
             <w:shd w:val="clear" w:color="auto" w:fill="8B1A1A"/>
             <w:tcMar>
               <w:top w:w="8" w:type="dxa"/>
@@ -2240,10 +2750,13 @@
             <w:pPr>
               <w:spacing w:after="0" w:line="216" w:lineRule="auto"/>
               <w:jc w:val="center"/>
+              <w:rPr>
+                <w:rFonts w:ascii="Times New Roman" w:hAnsi="Times New Roman" w:cs="Times New Roman"/>
+              </w:rPr>
             </w:pPr>
             <w:r>
               <w:rPr>
-                <w:rFonts w:ascii="Calibri" w:hAnsi="Calibri"/>
+                <w:rFonts w:ascii="Times New Roman" w:hAnsi="Times New Roman" w:cs="Times New Roman"/>
                 <w:b/>
                 <w:color w:val="FFFFFF"/>
               </w:rPr>
@@ -2253,7 +2766,7 @@
         </w:tc>
         <w:tc>
           <w:tcPr>
-            <w:tcW w:w="1452" w:type="dxa"/>
+            <w:tcW w:w="2455" w:type="dxa"/>
             <w:shd w:val="clear" w:color="auto" w:fill="8B1A1A"/>
             <w:tcMar>
               <w:top w:w="8" w:type="dxa"/>
@@ -2266,21 +2779,56 @@
             <w:pPr>
               <w:spacing w:after="0" w:line="216" w:lineRule="auto"/>
               <w:jc w:val="center"/>
+              <w:rPr>
+                <w:rFonts w:ascii="Times New Roman" w:hAnsi="Times New Roman" w:cs="Times New Roman"/>
+              </w:rPr>
             </w:pPr>
             <w:r>
               <w:rPr>
-                <w:rFonts w:ascii="Calibri" w:hAnsi="Calibri"/>
+                <w:rFonts w:ascii="Times New Roman" w:hAnsi="Times New Roman" w:cs="Times New Roman"/>
                 <w:b/>
                 <w:color w:val="FFFFFF"/>
               </w:rPr>
-              <w:t>EWMA</w:t>
+              <w:t>Value</w:t>
+            </w:r>
+          </w:p>
+        </w:tc>
+      </w:tr>
+      <w:tr>
+        <w:trPr>
+          <w:trHeight w:val="245"/>
+        </w:trPr>
+        <w:tc>
+          <w:tcPr>
+            <w:tcW w:w="2835" w:type="dxa"/>
+            <w:shd w:val="clear" w:color="auto" w:fill="FFFFFF"/>
+            <w:tcMar>
+              <w:top w:w="8" w:type="dxa"/>
+              <w:left w:w="40" w:type="dxa"/>
+              <w:bottom w:w="8" w:type="dxa"/>
+              <w:right w:w="40" w:type="dxa"/>
+            </w:tcMar>
+          </w:tcPr>
+          <w:p>
+            <w:pPr>
+              <w:spacing w:after="0" w:line="216" w:lineRule="auto"/>
+              <w:rPr>
+                <w:rFonts w:ascii="Times New Roman" w:hAnsi="Times New Roman" w:cs="Times New Roman"/>
+              </w:rPr>
+            </w:pPr>
+            <w:r>
+              <w:rPr>
+                <w:rFonts w:ascii="Times New Roman" w:hAnsi="Times New Roman" w:cs="Times New Roman"/>
+                <w:color w:val="111111"/>
+              </w:rPr>
+              <w:t>Mean Error (ME)</w:t>
             </w:r>
           </w:p>
         </w:tc>
         <w:tc>
           <w:tcPr>
-            <w:tcW w:w="1452" w:type="dxa"/>
-            <w:shd w:val="clear" w:color="auto" w:fill="8B1A1A"/>
+            <w:tcW w:w="2455" w:type="dxa"/>
+            <w:shd w:val="clear" w:color="auto" w:fill="FFFFFF"/>
             <w:tcMar>
               <w:top w:w="8" w:type="dxa"/>
               <w:left w:w="40" w:type="dxa"/>
@@ -2292,25 +2840,87 @@
             <w:pPr>
               <w:spacing w:after="0" w:line="216" w:lineRule="auto"/>
               <w:jc w:val="center"/>
+              <w:rPr>
+                <w:rFonts w:ascii="Times New Roman" w:hAnsi="Times New Roman" w:cs="Times New Roman"/>
+              </w:rPr>
             </w:pPr>
             <w:r>
               <w:rPr>
-                <w:rFonts w:ascii="Calibri" w:hAnsi="Calibri"/>
-                <w:b/>
-                <w:color w:val="FFFFFF"/>
-              </w:rPr>
-              <w:t>Implied Vol</w:t>
+                <w:rFonts w:ascii="Times New Roman" w:hAnsi="Times New Roman" w:cs="Times New Roman"/>
+                <w:color w:val="111111"/>
+              </w:rPr>
+              <w:t>−94.25 EUR</w:t>
             </w:r>
           </w:p>
         </w:tc>
       </w:tr>
       <w:tr>
         <w:trPr>
-          <w:trHeight w:val="238"/>
+          <w:trHeight w:val="245"/>
         </w:trPr>
         <w:tc>
           <w:tcPr>
-            <w:tcW w:w="2324" w:type="dxa"/>
+            <w:tcW w:w="2835" w:type="dxa"/>
+            <w:shd w:val="clear" w:color="auto" w:fill="F5F5F5"/>
+            <w:tcMar>
+              <w:top w:w="8" w:type="dxa"/>
+              <w:left w:w="40" w:type="dxa"/>
+              <w:bottom w:w="8" w:type="dxa"/>
+              <w:right w:w="40" w:type="dxa"/>
+            </w:tcMar>
+          </w:tcPr>
+          <w:p>
+            <w:pPr>
+              <w:spacing w:after="0" w:line="216" w:lineRule="auto"/>
+              <w:rPr>
+                <w:rFonts w:ascii="Times New Roman" w:hAnsi="Times New Roman" w:cs="Times New Roman"/>
+              </w:rPr>
+            </w:pPr>
+            <w:r>
+              <w:rPr>
+                <w:rFonts w:ascii="Times New Roman" w:hAnsi="Times New Roman" w:cs="Times New Roman"/>
+                <w:color w:val="111111"/>
+              </w:rPr>
+              <w:t>MAE</w:t>
+            </w:r>
+          </w:p>
+        </w:tc>
+        <w:tc>
+          <w:tcPr>
+            <w:tcW w:w="2455" w:type="dxa"/>
+            <w:shd w:val="clear" w:color="auto" w:fill="F5F5F5"/>
+            <w:tcMar>
+              <w:top w:w="8" w:type="dxa"/>
+              <w:left w:w="40" w:type="dxa"/>
+              <w:bottom w:w="8" w:type="dxa"/>
+              <w:right w:w="40" w:type="dxa"/>
+            </w:tcMar>
+          </w:tcPr>
+          <w:p>
+            <w:pPr>
+              <w:spacing w:after="0" w:line="216" w:lineRule="auto"/>
+              <w:jc w:val="center"/>
+              <w:rPr>
+                <w:rFonts w:ascii="Times New Roman" w:hAnsi="Times New Roman" w:cs="Times New Roman"/>
+              </w:rPr>
+            </w:pPr>
+            <w:r>
+              <w:rPr>
+                <w:rFonts w:ascii="Times New Roman" w:hAnsi="Times New Roman" w:cs="Times New Roman"/>
+                <w:color w:val="111111"/>
+              </w:rPr>
+              <w:t>110.89 EUR</w:t>
+            </w:r>
+          </w:p>
+        </w:tc>
+      </w:tr>
+      <w:tr>
+        <w:trPr>
+          <w:trHeight w:val="245"/>
+        </w:trPr>
+        <w:tc>
+          <w:tcPr>
+            <w:tcW w:w="2835" w:type="dxa"/>
             <w:shd w:val="clear" w:color="auto" w:fill="FFFFFF"/>
             <w:tcMar>
               <w:top w:w="8" w:type="dxa"/>
@@ -2322,19 +2932,22 @@
           <w:p>
             <w:pPr>
               <w:spacing w:after="0" w:line="216" w:lineRule="auto"/>
+              <w:rPr>
+                <w:rFonts w:ascii="Times New Roman" w:hAnsi="Times New Roman" w:cs="Times New Roman"/>
+              </w:rPr>
             </w:pPr>
             <w:r>
               <w:rPr>
-                <w:rFonts w:ascii="Calibri" w:hAnsi="Calibri"/>
+                <w:rFonts w:ascii="Times New Roman" w:hAnsi="Times New Roman" w:cs="Times New Roman"/>
                 <w:color w:val="111111"/>
               </w:rPr>
-              <w:t>Mean Error</w:t>
+              <w:t>RMSE</w:t>
             </w:r>
           </w:p>
         </w:tc>
         <w:tc>
           <w:tcPr>
-            <w:tcW w:w="1452" w:type="dxa"/>
+            <w:tcW w:w="2455" w:type="dxa"/>
             <w:shd w:val="clear" w:color="auto" w:fill="FFFFFF"/>
             <w:tcMar>
               <w:top w:w="8" w:type="dxa"/>
@@ -2346,20 +2959,88 @@
           <w:p>
             <w:pPr>
               <w:spacing w:after="0" w:line="216" w:lineRule="auto"/>
-              <w:jc w:val="right"/>
+              <w:jc w:val="center"/>
+              <w:rPr>
+                <w:rFonts w:ascii="Times New Roman" w:hAnsi="Times New Roman" w:cs="Times New Roman"/>
+              </w:rPr>
             </w:pPr>
             <w:r>
               <w:rPr>
-                <w:rFonts w:ascii="Calibri" w:hAnsi="Calibri"/>
+                <w:rFonts w:ascii="Times New Roman" w:hAnsi="Times New Roman" w:cs="Times New Roman"/>
                 <w:color w:val="111111"/>
               </w:rPr>
-              <w:t>−85.54</w:t>
+              <w:t>123.31 EUR</w:t>
+            </w:r>
+          </w:p>
+        </w:tc>
+      </w:tr>
+      <w:tr>
+        <w:trPr>
+          <w:trHeight w:val="245"/>
+        </w:trPr>
+        <w:tc>
+          <w:tcPr>
+            <w:tcW w:w="2835" w:type="dxa"/>
+            <w:shd w:val="clear" w:color="auto" w:fill="F5F5F5"/>
+            <w:tcMar>
+              <w:top w:w="8" w:type="dxa"/>
+              <w:left w:w="40" w:type="dxa"/>
+              <w:bottom w:w="8" w:type="dxa"/>
+              <w:right w:w="40" w:type="dxa"/>
+            </w:tcMar>
+          </w:tcPr>
+          <w:p>
+            <w:pPr>
+              <w:spacing w:after="0" w:line="216" w:lineRule="auto"/>
+              <w:rPr>
+                <w:rFonts w:ascii="Times New Roman" w:hAnsi="Times New Roman" w:cs="Times New Roman"/>
+              </w:rPr>
+            </w:pPr>
+            <w:r>
+              <w:rPr>
+                <w:rFonts w:ascii="Times New Roman" w:hAnsi="Times New Roman" w:cs="Times New Roman"/>
+                <w:color w:val="111111"/>
+              </w:rPr>
+              <w:t>MAPE</w:t>
             </w:r>
           </w:p>
         </w:tc>
         <w:tc>
           <w:tcPr>
-            <w:tcW w:w="1452" w:type="dxa"/>
+            <w:tcW w:w="2455" w:type="dxa"/>
+            <w:shd w:val="clear" w:color="auto" w:fill="F5F5F5"/>
+            <w:tcMar>
+              <w:top w:w="8" w:type="dxa"/>
+              <w:left w:w="40" w:type="dxa"/>
+              <w:bottom w:w="8" w:type="dxa"/>
+              <w:right w:w="40" w:type="dxa"/>
+            </w:tcMar>
+          </w:tcPr>
+          <w:p>
+            <w:pPr>
+              <w:spacing w:after="0" w:line="216" w:lineRule="auto"/>
+              <w:jc w:val="center"/>
+              <w:rPr>
+                <w:rFonts w:ascii="Times New Roman" w:hAnsi="Times New Roman" w:cs="Times New Roman"/>
+              </w:rPr>
+            </w:pPr>
+            <w:r>
+              <w:rPr>
+                <w:rFonts w:ascii="Times New Roman" w:hAnsi="Times New Roman" w:cs="Times New Roman"/>
+                <w:color w:val="111111"/>
+              </w:rPr>
+              <w:t>7.11%</w:t>
+            </w:r>
+          </w:p>
+        </w:tc>
+      </w:tr>
+      <w:tr>
+        <w:trPr>
+          <w:trHeight w:val="245"/>
+        </w:trPr>
+        <w:tc>
+          <w:tcPr>
+            <w:tcW w:w="2835" w:type="dxa"/>
             <w:shd w:val="clear" w:color="auto" w:fill="FFFFFF"/>
             <w:tcMar>
               <w:top w:w="8" w:type="dxa"/>
@@ -2371,104 +3052,22 @@
           <w:p>
             <w:pPr>
               <w:spacing w:after="0" w:line="216" w:lineRule="auto"/>
-              <w:jc w:val="right"/>
+              <w:rPr>
+                <w:rFonts w:ascii="Times New Roman" w:hAnsi="Times New Roman" w:cs="Times New Roman"/>
+              </w:rPr>
             </w:pPr>
             <w:r>
               <w:rPr>
-                <w:rFonts w:ascii="Calibri" w:hAnsi="Calibri"/>
+                <w:rFonts w:ascii="Times New Roman" w:hAnsi="Times New Roman" w:cs="Times New Roman"/>
                 <w:color w:val="111111"/>
               </w:rPr>
-              <w:t>−8.89</w:t>
-            </w:r>
-          </w:p>
-        </w:tc>
-      </w:tr>
-      <w:tr>
-        <w:trPr>
-          <w:trHeight w:val="238"/>
-        </w:trPr>
-        <w:tc>
-          <w:tcPr>
-            <w:tcW w:w="2324" w:type="dxa"/>
-            <w:shd w:val="clear" w:color="auto" w:fill="F5F5F5"/>
-            <w:tcMar>
-              <w:top w:w="8" w:type="dxa"/>
-              <w:left w:w="40" w:type="dxa"/>
-              <w:bottom w:w="8" w:type="dxa"/>
-              <w:right w:w="40" w:type="dxa"/>
-            </w:tcMar>
-          </w:tcPr>
-          <w:p>
-            <w:pPr>
-              <w:spacing w:after="0" w:line="216" w:lineRule="auto"/>
-            </w:pPr>
-            <w:r>
-              <w:rPr>
-                <w:rFonts w:ascii="Calibri" w:hAnsi="Calibri"/>
-                <w:color w:val="111111"/>
-              </w:rPr>
-              <w:t>MAE (EUR)</w:t>
+              <w:t>Quartiles q25/q50/q75</w:t>
             </w:r>
           </w:p>
         </w:tc>
         <w:tc>
           <w:tcPr>
-            <w:tcW w:w="1452" w:type="dxa"/>
-            <w:shd w:val="clear" w:color="auto" w:fill="F5F5F5"/>
-            <w:tcMar>
-              <w:top w:w="8" w:type="dxa"/>
-              <w:left w:w="40" w:type="dxa"/>
-              <w:bottom w:w="8" w:type="dxa"/>
-              <w:right w:w="40" w:type="dxa"/>
-            </w:tcMar>
-          </w:tcPr>
-          <w:p>
-            <w:pPr>
-              <w:spacing w:after="0" w:line="216" w:lineRule="auto"/>
-              <w:jc w:val="right"/>
-            </w:pPr>
-            <w:r>
-              <w:rPr>
-                <w:rFonts w:ascii="Calibri" w:hAnsi="Calibri"/>
-                <w:color w:val="111111"/>
-              </w:rPr>
-              <w:t>94.49</w:t>
-            </w:r>
-          </w:p>
-        </w:tc>
-        <w:tc>
-          <w:tcPr>
-            <w:tcW w:w="1452" w:type="dxa"/>
-            <w:shd w:val="clear" w:color="auto" w:fill="F5F5F5"/>
-            <w:tcMar>
-              <w:top w:w="8" w:type="dxa"/>
-              <w:left w:w="40" w:type="dxa"/>
-              <w:bottom w:w="8" w:type="dxa"/>
-              <w:right w:w="40" w:type="dxa"/>
-            </w:tcMar>
-          </w:tcPr>
-          <w:p>
-            <w:pPr>
-              <w:spacing w:after="0" w:line="216" w:lineRule="auto"/>
-              <w:jc w:val="right"/>
-            </w:pPr>
-            <w:r>
-              <w:rPr>
-                <w:rFonts w:ascii="Calibri" w:hAnsi="Calibri"/>
-                <w:color w:val="111111"/>
-              </w:rPr>
-              <w:t>9.82</w:t>
-            </w:r>
-          </w:p>
-        </w:tc>
-      </w:tr>
-      <w:tr>
-        <w:trPr>
-          <w:trHeight w:val="238"/>
-        </w:trPr>
-        <w:tc>
-          <w:tcPr>
-            <w:tcW w:w="2324" w:type="dxa"/>
+            <w:tcW w:w="2455" w:type="dxa"/>
             <w:shd w:val="clear" w:color="auto" w:fill="FFFFFF"/>
             <w:tcMar>
               <w:top w:w="8" w:type="dxa"/>
@@ -2480,221 +3079,17 @@
           <w:p>
             <w:pPr>
               <w:spacing w:after="0" w:line="216" w:lineRule="auto"/>
+              <w:jc w:val="center"/>
+              <w:rPr>
+                <w:rFonts w:ascii="Times New Roman" w:hAnsi="Times New Roman" w:cs="Times New Roman"/>
+              </w:rPr>
             </w:pPr>
             <w:r>
               <w:rPr>
-                <w:rFonts w:ascii="Calibri" w:hAnsi="Calibri"/>
+                <w:rFonts w:ascii="Times New Roman" w:hAnsi="Times New Roman" w:cs="Times New Roman"/>
                 <w:color w:val="111111"/>
               </w:rPr>
-              <w:t>RMSE (EUR)</w:t>
-            </w:r>
-          </w:p>
-        </w:tc>
-        <w:tc>
-          <w:tcPr>
-            <w:tcW w:w="1452" w:type="dxa"/>
-            <w:shd w:val="clear" w:color="auto" w:fill="FFFFFF"/>
-            <w:tcMar>
-              <w:top w:w="8" w:type="dxa"/>
-              <w:left w:w="40" w:type="dxa"/>
-              <w:bottom w:w="8" w:type="dxa"/>
-              <w:right w:w="40" w:type="dxa"/>
-            </w:tcMar>
-          </w:tcPr>
-          <w:p>
-            <w:pPr>
-              <w:spacing w:after="0" w:line="216" w:lineRule="auto"/>
-              <w:jc w:val="right"/>
-            </w:pPr>
-            <w:r>
-              <w:rPr>
-                <w:rFonts w:ascii="Calibri" w:hAnsi="Calibri"/>
-                <w:color w:val="111111"/>
-              </w:rPr>
-              <w:t>108.92</w:t>
-            </w:r>
-          </w:p>
-        </w:tc>
-        <w:tc>
-          <w:tcPr>
-            <w:tcW w:w="1452" w:type="dxa"/>
-            <w:shd w:val="clear" w:color="auto" w:fill="FFFFFF"/>
-            <w:tcMar>
-              <w:top w:w="8" w:type="dxa"/>
-              <w:left w:w="40" w:type="dxa"/>
-              <w:bottom w:w="8" w:type="dxa"/>
-              <w:right w:w="40" w:type="dxa"/>
-            </w:tcMar>
-          </w:tcPr>
-          <w:p>
-            <w:pPr>
-              <w:spacing w:after="0" w:line="216" w:lineRule="auto"/>
-              <w:jc w:val="right"/>
-            </w:pPr>
-            <w:r>
-              <w:rPr>
-                <w:rFonts w:ascii="Calibri" w:hAnsi="Calibri"/>
-                <w:color w:val="111111"/>
-              </w:rPr>
-              <w:t>12.37</w:t>
-            </w:r>
-          </w:p>
-        </w:tc>
-      </w:tr>
-      <w:tr>
-        <w:trPr>
-          <w:trHeight w:val="238"/>
-        </w:trPr>
-        <w:tc>
-          <w:tcPr>
-            <w:tcW w:w="2324" w:type="dxa"/>
-            <w:shd w:val="clear" w:color="auto" w:fill="F5F5F5"/>
-            <w:tcMar>
-              <w:top w:w="8" w:type="dxa"/>
-              <w:left w:w="40" w:type="dxa"/>
-              <w:bottom w:w="8" w:type="dxa"/>
-              <w:right w:w="40" w:type="dxa"/>
-            </w:tcMar>
-          </w:tcPr>
-          <w:p>
-            <w:pPr>
-              <w:spacing w:after="0" w:line="216" w:lineRule="auto"/>
-            </w:pPr>
-            <w:r>
-              <w:rPr>
-                <w:rFonts w:ascii="Calibri" w:hAnsi="Calibri"/>
-                <w:color w:val="111111"/>
-              </w:rPr>
-              <w:t>MAPE</w:t>
-            </w:r>
-          </w:p>
-        </w:tc>
-        <w:tc>
-          <w:tcPr>
-            <w:tcW w:w="1452" w:type="dxa"/>
-            <w:shd w:val="clear" w:color="auto" w:fill="F5F5F5"/>
-            <w:tcMar>
-              <w:top w:w="8" w:type="dxa"/>
-              <w:left w:w="40" w:type="dxa"/>
-              <w:bottom w:w="8" w:type="dxa"/>
-              <w:right w:w="40" w:type="dxa"/>
-            </w:tcMar>
-          </w:tcPr>
-          <w:p>
-            <w:pPr>
-              <w:spacing w:after="0" w:line="216" w:lineRule="auto"/>
-              <w:jc w:val="right"/>
-            </w:pPr>
-            <w:r>
-              <w:rPr>
-                <w:rFonts w:ascii="Calibri" w:hAnsi="Calibri"/>
-                <w:color w:val="111111"/>
-              </w:rPr>
-              <w:t>6.11%</w:t>
-            </w:r>
-          </w:p>
-        </w:tc>
-        <w:tc>
-          <w:tcPr>
-            <w:tcW w:w="1452" w:type="dxa"/>
-            <w:shd w:val="clear" w:color="auto" w:fill="F5F5F5"/>
-            <w:tcMar>
-              <w:top w:w="8" w:type="dxa"/>
-              <w:left w:w="40" w:type="dxa"/>
-              <w:bottom w:w="8" w:type="dxa"/>
-              <w:right w:w="40" w:type="dxa"/>
-            </w:tcMar>
-          </w:tcPr>
-          <w:p>
-            <w:pPr>
-              <w:spacing w:after="0" w:line="216" w:lineRule="auto"/>
-              <w:jc w:val="right"/>
-            </w:pPr>
-            <w:r>
-              <w:rPr>
-                <w:rFonts w:ascii="Calibri" w:hAnsi="Calibri"/>
-                <w:color w:val="111111"/>
-              </w:rPr>
-              <w:t>0.64%</w:t>
-            </w:r>
-          </w:p>
-        </w:tc>
-      </w:tr>
-      <w:tr>
-        <w:trPr>
-          <w:trHeight w:val="238"/>
-        </w:trPr>
-        <w:tc>
-          <w:tcPr>
-            <w:tcW w:w="2324" w:type="dxa"/>
-            <w:shd w:val="clear" w:color="auto" w:fill="FFFFFF"/>
-            <w:tcMar>
-              <w:top w:w="8" w:type="dxa"/>
-              <w:left w:w="40" w:type="dxa"/>
-              <w:bottom w:w="8" w:type="dxa"/>
-              <w:right w:w="40" w:type="dxa"/>
-            </w:tcMar>
-          </w:tcPr>
-          <w:p>
-            <w:pPr>
-              <w:spacing w:after="0" w:line="216" w:lineRule="auto"/>
-            </w:pPr>
-            <w:r>
-              <w:rPr>
-                <w:rFonts w:ascii="Calibri" w:hAnsi="Calibri"/>
-                <w:color w:val="111111"/>
-              </w:rPr>
-              <w:t>Mean vol</w:t>
-            </w:r>
-          </w:p>
-        </w:tc>
-        <w:tc>
-          <w:tcPr>
-            <w:tcW w:w="1452" w:type="dxa"/>
-            <w:shd w:val="clear" w:color="auto" w:fill="FFFFFF"/>
-            <w:tcMar>
-              <w:top w:w="8" w:type="dxa"/>
-              <w:left w:w="40" w:type="dxa"/>
-              <w:bottom w:w="8" w:type="dxa"/>
-              <w:right w:w="40" w:type="dxa"/>
-            </w:tcMar>
-          </w:tcPr>
-          <w:p>
-            <w:pPr>
-              <w:spacing w:after="0" w:line="216" w:lineRule="auto"/>
-              <w:jc w:val="right"/>
-            </w:pPr>
-            <w:r>
-              <w:rPr>
-                <w:rFonts w:ascii="Calibri" w:hAnsi="Calibri"/>
-                <w:color w:val="111111"/>
-              </w:rPr>
-              <w:t>44.27%</w:t>
-            </w:r>
-          </w:p>
-        </w:tc>
-        <w:tc>
-          <w:tcPr>
-            <w:tcW w:w="1452" w:type="dxa"/>
-            <w:shd w:val="clear" w:color="auto" w:fill="FFFFFF"/>
-            <w:tcMar>
-              <w:top w:w="8" w:type="dxa"/>
-              <w:left w:w="40" w:type="dxa"/>
-              <w:bottom w:w="8" w:type="dxa"/>
-              <w:right w:w="40" w:type="dxa"/>
-            </w:tcMar>
-          </w:tcPr>
-          <w:p>
-            <w:pPr>
-              <w:spacing w:after="0" w:line="216" w:lineRule="auto"/>
-              <w:jc w:val="right"/>
-            </w:pPr>
-            <w:r>
-              <w:rPr>
-                <w:rFonts w:ascii="Calibri" w:hAnsi="Calibri"/>
-                <w:color w:val="111111"/>
-              </w:rPr>
-              <w:t>37.77%</w:t>
+              <w:t>−153.59 / −95.02 / −56.44</w:t>
             </w:r>
           </w:p>
         </w:tc>
@@ -2703,51 +3098,52 @@
     <w:p>
       <w:pPr>
         <w:spacing w:after="8" w:line="216" w:lineRule="auto"/>
-      </w:pPr>
-    </w:p>
-    <w:p>
-      <w:pPr>
-        <w:spacing w:after="8" w:line="216" w:lineRule="auto"/>
+        <w:rPr>
+          <w:rFonts w:ascii="Times New Roman" w:hAnsi="Times New Roman" w:cs="Times New Roman"/>
+        </w:rPr>
       </w:pPr>
       <w:r>
         <w:rPr>
-          <w:rFonts w:ascii="Calibri" w:hAnsi="Calibri"/>
+          <w:rFonts w:ascii="Times New Roman" w:hAnsi="Times New Roman" w:cs="Times New Roman"/>
           <w:color w:val="111111"/>
         </w:rPr>
-        <w:t>EWMA overestimates volatility relative to the option-implied level (44.27% vs 37.77%), causing systematic underpricing of EUR 85.54 per cert (6.1%). Implied vol reduces the error to EUR 8.89 (0.64%), confirming the CRR model structure is correct.</w:t>
+        <w:t>The model underprices the market throughout the window. The market prices DU2076 at an implied vol of 37.0% on average while the model uses realized vol (mean 44.4%). Vega is negative, so the higher vol input pushes the model price below the market. The remaining gap is DZ BANK's issuer margin.</w:t>
       </w:r>
     </w:p>
     <w:p>
       <w:pPr>
-        <w:spacing w:after="8" w:line="216" w:lineRule="auto"/>
-      </w:pPr>
-    </w:p>
-    <w:p>
-      <w:pPr>
         <w:spacing w:after="4" w:line="216" w:lineRule="auto"/>
+        <w:rPr>
+          <w:rFonts w:ascii="Times New Roman" w:hAnsi="Times New Roman" w:cs="Times New Roman"/>
+        </w:rPr>
       </w:pPr>
       <w:r>
         <w:rPr>
-          <w:rFonts w:ascii="Calibri" w:hAnsi="Calibri"/>
+          <w:rFonts w:ascii="Times New Roman" w:hAnsi="Times New Roman" w:cs="Times New Roman"/>
           <w:i/>
           <w:color w:val="666666"/>
         </w:rPr>
-        <w:t>Worst error: 01 Jun 2026 (barrier proximity + vol spike). Best fit: 17 Nov 2025.</w:t>
+        <w:t>Best fit 18 Sep 2025 (EUR 3 error). Worst 05 Jan 2026 (EUR 245 error, realized vol 53.6% vs implied 35.3%).</w:t>
       </w:r>
     </w:p>
     <w:p>
       <w:pPr>
+        <w:keepNext/>
         <w:spacing w:after="6" w:line="216" w:lineRule="auto"/>
         <w:jc w:val="center"/>
+        <w:rPr>
+          <w:rFonts w:ascii="Times New Roman" w:hAnsi="Times New Roman" w:cs="Times New Roman"/>
+        </w:rPr>
       </w:pPr>
       <w:r>
         <w:rPr>
+          <w:rFonts w:ascii="Times New Roman" w:hAnsi="Times New Roman" w:cs="Times New Roman"/>
           <w:noProof/>
         </w:rPr>
         <w:drawing>
           <wp:inline distT="0" distB="0" distL="0" distR="0" wp14:anchorId="5D90C43B" wp14:editId="15C4FFA6">
-            <wp:extent cx="2721429" cy="1663879"/>
-            <wp:effectExtent l="0" t="0" r="0" b="0"/>
+            <wp:extent cx="2572409" cy="1572768"/>
+            <wp:effectExtent l="0" t="0" r="0" b="2540"/>
             <wp:docPr id="2" name="Picture 2" descr="A graph of a price&#10;&#10;AI-generated content may be incorrect."/>
             <wp:cNvGraphicFramePr>
               <a:graphicFrameLocks xmlns:a="http://schemas.openxmlformats.org/drawingml/2006/main" noChangeAspect="1"/>
@@ -2760,7 +3156,7 @@
                     <pic:cNvPicPr/>
                   </pic:nvPicPr>
                   <pic:blipFill>
-                    <a:blip r:embed="rId7"/>
+                    <a:blip r:embed="rId17"/>
                     <a:stretch>
                       <a:fillRect/>
                     </a:stretch>
@@ -2768,7 +3164,7 @@
                   <pic:spPr>
                     <a:xfrm>
                       <a:off x="0" y="0"/>
-                      <a:ext cx="2727252" cy="1667439"/>
+                      <a:ext cx="2655475" cy="1623554"/>
                     </a:xfrm>
                     <a:prstGeom prst="rect">
                       <a:avLst/>
@@ -2785,59 +3181,101 @@
       <w:pPr>
         <w:spacing w:after="10" w:line="216" w:lineRule="auto"/>
         <w:jc w:val="center"/>
+        <w:rPr>
+          <w:rFonts w:ascii="Times New Roman" w:hAnsi="Times New Roman" w:cs="Times New Roman"/>
+        </w:rPr>
       </w:pPr>
       <w:r>
         <w:rPr>
-          <w:rFonts w:ascii="Calibri" w:hAnsi="Calibri"/>
+          <w:rFonts w:ascii="Times New Roman" w:hAnsi="Times New Roman" w:cs="Times New Roman"/>
           <w:i/>
           <w:color w:val="666666"/>
         </w:rPr>
-        <w:t>Fig. 2 — EWMA model price vs DU2076 market price, Sep 2025 – Jun 2026.</w:t>
+        <w:t xml:space="preserve">Fig. 2: </w:t>
+      </w:r>
+      <w:r>
+        <w:rPr>
+          <w:rFonts w:ascii="Times New Roman" w:hAnsi="Times New Roman" w:cs="Times New Roman"/>
+          <w:i/>
+          <w:color w:val="666666"/>
+        </w:rPr>
+        <w:t>Our</w:t>
+      </w:r>
+      <w:r>
+        <w:rPr>
+          <w:rFonts w:ascii="Times New Roman" w:hAnsi="Times New Roman" w:cs="Times New Roman"/>
+          <w:i/>
+          <w:color w:val="666666"/>
+        </w:rPr>
+        <w:t xml:space="preserve"> model</w:t>
+      </w:r>
+      <w:r>
+        <w:rPr>
+          <w:rFonts w:ascii="Times New Roman" w:hAnsi="Times New Roman" w:cs="Times New Roman"/>
+          <w:i/>
+          <w:color w:val="666666"/>
+        </w:rPr>
+        <w:t xml:space="preserve"> price</w:t>
+      </w:r>
+      <w:r>
+        <w:rPr>
+          <w:rFonts w:ascii="Times New Roman" w:hAnsi="Times New Roman" w:cs="Times New Roman"/>
+          <w:i/>
+          <w:color w:val="666666"/>
+        </w:rPr>
+        <w:t xml:space="preserve"> vs DU2076 market price</w:t>
       </w:r>
     </w:p>
     <w:p>
       <w:pPr>
         <w:keepNext/>
         <w:spacing w:before="8" w:after="4" w:line="216" w:lineRule="auto"/>
+        <w:rPr>
+          <w:rFonts w:ascii="Times New Roman" w:hAnsi="Times New Roman" w:cs="Times New Roman"/>
+        </w:rPr>
       </w:pPr>
       <w:r>
         <w:rPr>
-          <w:rFonts w:ascii="Calibri" w:hAnsi="Calibri"/>
+          <w:rFonts w:ascii="Times New Roman" w:hAnsi="Times New Roman" w:cs="Times New Roman"/>
           <w:b/>
           <w:color w:val="8B1A1A"/>
         </w:rPr>
-        <w:t>Task VI: Sensitivity — Greeks</w:t>
+        <w:t>Task VI: Sensitivity Analysis (Greeks)</w:t>
       </w:r>
     </w:p>
     <w:p>
       <w:pPr>
         <w:spacing w:after="8" w:line="216" w:lineRule="auto"/>
+        <w:rPr>
+          <w:rFonts w:ascii="Times New Roman" w:hAnsi="Times New Roman" w:cs="Times New Roman"/>
+        </w:rPr>
       </w:pPr>
       <w:r>
         <w:rPr>
-          <w:rFonts w:ascii="Calibri" w:hAnsi="Calibri"/>
+          <w:rFonts w:ascii="Times New Roman" w:hAnsi="Times New Roman" w:cs="Times New Roman"/>
           <w:color w:val="111111"/>
         </w:rPr>
-        <w:t>Central finite differences at S=EUR 1,708, T=1.79 y, σ=44.6%, r=2.14%. Cert value at reference: EUR 1,457.77.</w:t>
+        <w:t>Greeks evaluated at S=EUR 1,708, T=1.79 y, σ=44.7% (median rolling vol). Certificate value EUR 1,452.87.</w:t>
       </w:r>
     </w:p>
     <w:tbl>
       <w:tblPr>
         <w:tblW w:w="0" w:type="auto"/>
+        <w:tblLayout w:type="fixed"/>
         <w:tblLook w:val="04A0" w:firstRow="1" w:lastRow="0" w:firstColumn="1" w:lastColumn="0" w:noHBand="0" w:noVBand="1"/>
       </w:tblPr>
       <w:tblGrid>
-        <w:gridCol w:w="1045"/>
-        <w:gridCol w:w="1045"/>
-        <w:gridCol w:w="3137"/>
+        <w:gridCol w:w="791"/>
+        <w:gridCol w:w="941"/>
+        <w:gridCol w:w="3662"/>
       </w:tblGrid>
       <w:tr>
         <w:trPr>
-          <w:trHeight w:val="238"/>
+          <w:trHeight w:val="240"/>
         </w:trPr>
         <w:tc>
           <w:tcPr>
-            <w:tcW w:w="1045" w:type="dxa"/>
+            <w:tcW w:w="791" w:type="dxa"/>
             <w:shd w:val="clear" w:color="auto" w:fill="8B1A1A"/>
             <w:tcMar>
               <w:top w:w="8" w:type="dxa"/>
@@ -2850,10 +3288,13 @@
             <w:pPr>
               <w:spacing w:after="0" w:line="216" w:lineRule="auto"/>
               <w:jc w:val="center"/>
+              <w:rPr>
+                <w:rFonts w:ascii="Times New Roman" w:hAnsi="Times New Roman" w:cs="Times New Roman"/>
+              </w:rPr>
             </w:pPr>
             <w:r>
               <w:rPr>
-                <w:rFonts w:ascii="Calibri" w:hAnsi="Calibri"/>
+                <w:rFonts w:ascii="Times New Roman" w:hAnsi="Times New Roman" w:cs="Times New Roman"/>
                 <w:b/>
                 <w:color w:val="FFFFFF"/>
               </w:rPr>
@@ -2863,7 +3304,7 @@
         </w:tc>
         <w:tc>
           <w:tcPr>
-            <w:tcW w:w="1045" w:type="dxa"/>
+            <w:tcW w:w="941" w:type="dxa"/>
             <w:shd w:val="clear" w:color="auto" w:fill="8B1A1A"/>
             <w:tcMar>
               <w:top w:w="8" w:type="dxa"/>
@@ -2876,10 +3317,13 @@
             <w:pPr>
               <w:spacing w:after="0" w:line="216" w:lineRule="auto"/>
               <w:jc w:val="center"/>
+              <w:rPr>
+                <w:rFonts w:ascii="Times New Roman" w:hAnsi="Times New Roman" w:cs="Times New Roman"/>
+              </w:rPr>
             </w:pPr>
             <w:r>
               <w:rPr>
-                <w:rFonts w:ascii="Calibri" w:hAnsi="Calibri"/>
+                <w:rFonts w:ascii="Times New Roman" w:hAnsi="Times New Roman" w:cs="Times New Roman"/>
                 <w:b/>
                 <w:color w:val="FFFFFF"/>
               </w:rPr>
@@ -2889,7 +3333,7 @@
         </w:tc>
         <w:tc>
           <w:tcPr>
-            <w:tcW w:w="3137" w:type="dxa"/>
+            <w:tcW w:w="3662" w:type="dxa"/>
             <w:shd w:val="clear" w:color="auto" w:fill="8B1A1A"/>
             <w:tcMar>
               <w:top w:w="8" w:type="dxa"/>
@@ -2902,10 +3346,13 @@
             <w:pPr>
               <w:spacing w:after="0" w:line="216" w:lineRule="auto"/>
               <w:jc w:val="center"/>
+              <w:rPr>
+                <w:rFonts w:ascii="Times New Roman" w:hAnsi="Times New Roman" w:cs="Times New Roman"/>
+              </w:rPr>
             </w:pPr>
             <w:r>
               <w:rPr>
-                <w:rFonts w:ascii="Calibri" w:hAnsi="Calibri"/>
+                <w:rFonts w:ascii="Times New Roman" w:hAnsi="Times New Roman" w:cs="Times New Roman"/>
                 <w:b/>
                 <w:color w:val="FFFFFF"/>
               </w:rPr>
@@ -2916,11 +3363,11 @@
       </w:tr>
       <w:tr>
         <w:trPr>
-          <w:trHeight w:val="238"/>
+          <w:trHeight w:val="240"/>
         </w:trPr>
         <w:tc>
           <w:tcPr>
-            <w:tcW w:w="1045" w:type="dxa"/>
+            <w:tcW w:w="791" w:type="dxa"/>
             <w:shd w:val="clear" w:color="auto" w:fill="FFFFFF"/>
             <w:tcMar>
               <w:top w:w="8" w:type="dxa"/>
@@ -2932,10 +3379,14 @@
           <w:p>
             <w:pPr>
               <w:spacing w:after="0" w:line="216" w:lineRule="auto"/>
+              <w:jc w:val="center"/>
+              <w:rPr>
+                <w:rFonts w:ascii="Times New Roman" w:hAnsi="Times New Roman" w:cs="Times New Roman"/>
+              </w:rPr>
             </w:pPr>
             <w:r>
               <w:rPr>
-                <w:rFonts w:ascii="Calibri" w:hAnsi="Calibri"/>
+                <w:rFonts w:ascii="Times New Roman" w:hAnsi="Times New Roman" w:cs="Times New Roman"/>
                 <w:color w:val="111111"/>
               </w:rPr>
               <w:t>Delta</w:t>
@@ -2944,7 +3395,7 @@
         </w:tc>
         <w:tc>
           <w:tcPr>
-            <w:tcW w:w="1045" w:type="dxa"/>
+            <w:tcW w:w="941" w:type="dxa"/>
             <w:shd w:val="clear" w:color="auto" w:fill="FFFFFF"/>
             <w:tcMar>
               <w:top w:w="8" w:type="dxa"/>
@@ -2956,20 +3407,23 @@
           <w:p>
             <w:pPr>
               <w:spacing w:after="0" w:line="216" w:lineRule="auto"/>
-              <w:jc w:val="right"/>
+              <w:jc w:val="center"/>
+              <w:rPr>
+                <w:rFonts w:ascii="Times New Roman" w:hAnsi="Times New Roman" w:cs="Times New Roman"/>
+              </w:rPr>
             </w:pPr>
             <w:r>
               <w:rPr>
-                <w:rFonts w:ascii="Calibri" w:hAnsi="Calibri"/>
+                <w:rFonts w:ascii="Times New Roman" w:hAnsi="Times New Roman" w:cs="Times New Roman"/>
                 <w:color w:val="111111"/>
               </w:rPr>
-              <w:t>0.245</w:t>
+              <w:t>0.602</w:t>
             </w:r>
           </w:p>
         </w:tc>
         <w:tc>
           <w:tcPr>
-            <w:tcW w:w="3137" w:type="dxa"/>
+            <w:tcW w:w="3662" w:type="dxa"/>
             <w:shd w:val="clear" w:color="auto" w:fill="FFFFFF"/>
             <w:tcMar>
               <w:top w:w="8" w:type="dxa"/>
@@ -2981,25 +3435,27 @@
           <w:p>
             <w:pPr>
               <w:spacing w:after="0" w:line="216" w:lineRule="auto"/>
-              <w:jc w:val="right"/>
+              <w:rPr>
+                <w:rFonts w:ascii="Times New Roman" w:hAnsi="Times New Roman" w:cs="Times New Roman"/>
+              </w:rPr>
             </w:pPr>
             <w:r>
               <w:rPr>
-                <w:rFonts w:ascii="Calibri" w:hAnsi="Calibri"/>
+                <w:rFonts w:ascii="Times New Roman" w:hAnsi="Times New Roman" w:cs="Times New Roman"/>
                 <w:color w:val="111111"/>
               </w:rPr>
-              <w:t>Near capped-forward; low directional exposure</w:t>
+              <w:t>Rises above 1 as S nears the barrier, falls near the cap</w:t>
             </w:r>
           </w:p>
         </w:tc>
       </w:tr>
       <w:tr>
         <w:trPr>
-          <w:trHeight w:val="238"/>
+          <w:trHeight w:val="240"/>
         </w:trPr>
         <w:tc>
           <w:tcPr>
-            <w:tcW w:w="1045" w:type="dxa"/>
+            <w:tcW w:w="791" w:type="dxa"/>
             <w:shd w:val="clear" w:color="auto" w:fill="F5F5F5"/>
             <w:tcMar>
               <w:top w:w="8" w:type="dxa"/>
@@ -3011,10 +3467,14 @@
           <w:p>
             <w:pPr>
               <w:spacing w:after="0" w:line="216" w:lineRule="auto"/>
+              <w:jc w:val="center"/>
+              <w:rPr>
+                <w:rFonts w:ascii="Times New Roman" w:hAnsi="Times New Roman" w:cs="Times New Roman"/>
+              </w:rPr>
             </w:pPr>
             <w:r>
               <w:rPr>
-                <w:rFonts w:ascii="Calibri" w:hAnsi="Calibri"/>
+                <w:rFonts w:ascii="Times New Roman" w:hAnsi="Times New Roman" w:cs="Times New Roman"/>
                 <w:color w:val="111111"/>
               </w:rPr>
               <w:t>Gamma</w:t>
@@ -3023,7 +3483,7 @@
         </w:tc>
         <w:tc>
           <w:tcPr>
-            <w:tcW w:w="1045" w:type="dxa"/>
+            <w:tcW w:w="941" w:type="dxa"/>
             <w:shd w:val="clear" w:color="auto" w:fill="F5F5F5"/>
             <w:tcMar>
               <w:top w:w="8" w:type="dxa"/>
@@ -3035,20 +3495,23 @@
           <w:p>
             <w:pPr>
               <w:spacing w:after="0" w:line="216" w:lineRule="auto"/>
-              <w:jc w:val="right"/>
+              <w:jc w:val="center"/>
+              <w:rPr>
+                <w:rFonts w:ascii="Times New Roman" w:hAnsi="Times New Roman" w:cs="Times New Roman"/>
+              </w:rPr>
             </w:pPr>
             <w:r>
               <w:rPr>
-                <w:rFonts w:ascii="Calibri" w:hAnsi="Calibri"/>
+                <w:rFonts w:ascii="Times New Roman" w:hAnsi="Times New Roman" w:cs="Times New Roman"/>
                 <w:color w:val="111111"/>
               </w:rPr>
-              <w:t>≈ 0.000</w:t>
+              <w:t>−0.0004</w:t>
             </w:r>
           </w:p>
         </w:tc>
         <w:tc>
           <w:tcPr>
-            <w:tcW w:w="3137" w:type="dxa"/>
+            <w:tcW w:w="3662" w:type="dxa"/>
             <w:shd w:val="clear" w:color="auto" w:fill="F5F5F5"/>
             <w:tcMar>
               <w:top w:w="8" w:type="dxa"/>
@@ -3060,25 +3523,41 @@
           <w:p>
             <w:pPr>
               <w:spacing w:after="0" w:line="216" w:lineRule="auto"/>
-              <w:jc w:val="right"/>
+              <w:rPr>
+                <w:rFonts w:ascii="Times New Roman" w:hAnsi="Times New Roman" w:cs="Times New Roman"/>
+              </w:rPr>
             </w:pPr>
             <w:r>
               <w:rPr>
-                <w:rFonts w:ascii="Calibri" w:hAnsi="Calibri"/>
+                <w:rFonts w:ascii="Times New Roman" w:hAnsi="Times New Roman" w:cs="Times New Roman"/>
                 <w:color w:val="111111"/>
               </w:rPr>
-              <w:t>Negligible here; spikes negative near barrier</w:t>
+              <w:t xml:space="preserve">Negative </w:t>
+            </w:r>
+            <w:r>
+              <w:rPr>
+                <w:rFonts w:ascii="Times New Roman" w:hAnsi="Times New Roman" w:cs="Times New Roman"/>
+                <w:color w:val="111111"/>
+              </w:rPr>
+              <w:t>at</w:t>
+            </w:r>
+            <w:r>
+              <w:rPr>
+                <w:rFonts w:ascii="Times New Roman" w:hAnsi="Times New Roman" w:cs="Times New Roman"/>
+                <w:color w:val="111111"/>
+              </w:rPr>
+              <w:t xml:space="preserve"> the cap, spikes at the barrier</w:t>
             </w:r>
           </w:p>
         </w:tc>
       </w:tr>
       <w:tr>
         <w:trPr>
-          <w:trHeight w:val="238"/>
+          <w:trHeight w:val="240"/>
         </w:trPr>
         <w:tc>
           <w:tcPr>
-            <w:tcW w:w="1045" w:type="dxa"/>
+            <w:tcW w:w="791" w:type="dxa"/>
             <w:shd w:val="clear" w:color="auto" w:fill="FFFFFF"/>
             <w:tcMar>
               <w:top w:w="8" w:type="dxa"/>
@@ -3090,10 +3569,14 @@
           <w:p>
             <w:pPr>
               <w:spacing w:after="0" w:line="216" w:lineRule="auto"/>
+              <w:jc w:val="center"/>
+              <w:rPr>
+                <w:rFonts w:ascii="Times New Roman" w:hAnsi="Times New Roman" w:cs="Times New Roman"/>
+              </w:rPr>
             </w:pPr>
             <w:r>
               <w:rPr>
-                <w:rFonts w:ascii="Calibri" w:hAnsi="Calibri"/>
+                <w:rFonts w:ascii="Times New Roman" w:hAnsi="Times New Roman" w:cs="Times New Roman"/>
                 <w:color w:val="111111"/>
               </w:rPr>
               <w:t>Vega</w:t>
@@ -3102,7 +3585,7 @@
         </w:tc>
         <w:tc>
           <w:tcPr>
-            <w:tcW w:w="1045" w:type="dxa"/>
+            <w:tcW w:w="941" w:type="dxa"/>
             <w:shd w:val="clear" w:color="auto" w:fill="FFFFFF"/>
             <w:tcMar>
               <w:top w:w="8" w:type="dxa"/>
@@ -3114,20 +3597,23 @@
           <w:p>
             <w:pPr>
               <w:spacing w:after="0" w:line="216" w:lineRule="auto"/>
-              <w:jc w:val="right"/>
+              <w:jc w:val="center"/>
+              <w:rPr>
+                <w:rFonts w:ascii="Times New Roman" w:hAnsi="Times New Roman" w:cs="Times New Roman"/>
+              </w:rPr>
             </w:pPr>
             <w:r>
               <w:rPr>
-                <w:rFonts w:ascii="Calibri" w:hAnsi="Calibri"/>
+                <w:rFonts w:ascii="Times New Roman" w:hAnsi="Times New Roman" w:cs="Times New Roman"/>
                 <w:color w:val="111111"/>
               </w:rPr>
-              <w:t>−13.55/pp</w:t>
+              <w:t>−14.37</w:t>
             </w:r>
           </w:p>
         </w:tc>
         <w:tc>
           <w:tcPr>
-            <w:tcW w:w="3137" w:type="dxa"/>
+            <w:tcW w:w="3662" w:type="dxa"/>
             <w:shd w:val="clear" w:color="auto" w:fill="FFFFFF"/>
             <w:tcMar>
               <w:top w:w="8" w:type="dxa"/>
@@ -3139,172 +3625,16 @@
           <w:p>
             <w:pPr>
               <w:spacing w:after="0" w:line="216" w:lineRule="auto"/>
-              <w:jc w:val="right"/>
+              <w:rPr>
+                <w:rFonts w:ascii="Times New Roman" w:hAnsi="Times New Roman" w:cs="Times New Roman"/>
+              </w:rPr>
             </w:pPr>
             <w:r>
               <w:rPr>
-                <w:rFonts w:ascii="Calibri" w:hAnsi="Calibri"/>
+                <w:rFonts w:ascii="Times New Roman" w:hAnsi="Times New Roman" w:cs="Times New Roman"/>
                 <w:color w:val="111111"/>
               </w:rPr>
-              <w:t>Negative — vol raises knock-out probability</w:t>
-            </w:r>
-          </w:p>
-        </w:tc>
-      </w:tr>
-      <w:tr>
-        <w:trPr>
-          <w:trHeight w:val="238"/>
-        </w:trPr>
-        <w:tc>
-          <w:tcPr>
-            <w:tcW w:w="1045" w:type="dxa"/>
-            <w:shd w:val="clear" w:color="auto" w:fill="F5F5F5"/>
-            <w:tcMar>
-              <w:top w:w="8" w:type="dxa"/>
-              <w:left w:w="40" w:type="dxa"/>
-              <w:bottom w:w="8" w:type="dxa"/>
-              <w:right w:w="40" w:type="dxa"/>
-            </w:tcMar>
-          </w:tcPr>
-          <w:p>
-            <w:pPr>
-              <w:spacing w:after="0" w:line="216" w:lineRule="auto"/>
-            </w:pPr>
-            <w:r>
-              <w:rPr>
-                <w:rFonts w:ascii="Calibri" w:hAnsi="Calibri"/>
-                <w:color w:val="111111"/>
-              </w:rPr>
-              <w:t>Theta</w:t>
-            </w:r>
-          </w:p>
-        </w:tc>
-        <w:tc>
-          <w:tcPr>
-            <w:tcW w:w="1045" w:type="dxa"/>
-            <w:shd w:val="clear" w:color="auto" w:fill="F5F5F5"/>
-            <w:tcMar>
-              <w:top w:w="8" w:type="dxa"/>
-              <w:left w:w="40" w:type="dxa"/>
-              <w:bottom w:w="8" w:type="dxa"/>
-              <w:right w:w="40" w:type="dxa"/>
-            </w:tcMar>
-          </w:tcPr>
-          <w:p>
-            <w:pPr>
-              <w:spacing w:after="0" w:line="216" w:lineRule="auto"/>
-              <w:jc w:val="right"/>
-            </w:pPr>
-            <w:r>
-              <w:rPr>
-                <w:rFonts w:ascii="Calibri" w:hAnsi="Calibri"/>
-                <w:color w:val="111111"/>
-              </w:rPr>
-              <w:t>+0.36/day</w:t>
-            </w:r>
-          </w:p>
-        </w:tc>
-        <w:tc>
-          <w:tcPr>
-            <w:tcW w:w="3137" w:type="dxa"/>
-            <w:shd w:val="clear" w:color="auto" w:fill="F5F5F5"/>
-            <w:tcMar>
-              <w:top w:w="8" w:type="dxa"/>
-              <w:left w:w="40" w:type="dxa"/>
-              <w:bottom w:w="8" w:type="dxa"/>
-              <w:right w:w="40" w:type="dxa"/>
-            </w:tcMar>
-          </w:tcPr>
-          <w:p>
-            <w:pPr>
-              <w:spacing w:after="0" w:line="216" w:lineRule="auto"/>
-              <w:jc w:val="right"/>
-            </w:pPr>
-            <w:r>
-              <w:rPr>
-                <w:rFonts w:ascii="Calibri" w:hAnsi="Calibri"/>
-                <w:color w:val="111111"/>
-              </w:rPr>
-              <w:t>Positive — time reduces knock-out risk</w:t>
-            </w:r>
-          </w:p>
-        </w:tc>
-      </w:tr>
-      <w:tr>
-        <w:trPr>
-          <w:trHeight w:val="238"/>
-        </w:trPr>
-        <w:tc>
-          <w:tcPr>
-            <w:tcW w:w="1045" w:type="dxa"/>
-            <w:shd w:val="clear" w:color="auto" w:fill="FFFFFF"/>
-            <w:tcMar>
-              <w:top w:w="8" w:type="dxa"/>
-              <w:left w:w="40" w:type="dxa"/>
-              <w:bottom w:w="8" w:type="dxa"/>
-              <w:right w:w="40" w:type="dxa"/>
-            </w:tcMar>
-          </w:tcPr>
-          <w:p>
-            <w:pPr>
-              <w:spacing w:after="0" w:line="216" w:lineRule="auto"/>
-            </w:pPr>
-            <w:r>
-              <w:rPr>
-                <w:rFonts w:ascii="Calibri" w:hAnsi="Calibri"/>
-                <w:color w:val="111111"/>
-              </w:rPr>
-              <w:t>Rho</w:t>
-            </w:r>
-          </w:p>
-        </w:tc>
-        <w:tc>
-          <w:tcPr>
-            <w:tcW w:w="1045" w:type="dxa"/>
-            <w:shd w:val="clear" w:color="auto" w:fill="FFFFFF"/>
-            <w:tcMar>
-              <w:top w:w="8" w:type="dxa"/>
-              <w:left w:w="40" w:type="dxa"/>
-              <w:bottom w:w="8" w:type="dxa"/>
-              <w:right w:w="40" w:type="dxa"/>
-            </w:tcMar>
-          </w:tcPr>
-          <w:p>
-            <w:pPr>
-              <w:spacing w:after="0" w:line="216" w:lineRule="auto"/>
-              <w:jc w:val="right"/>
-            </w:pPr>
-            <w:r>
-              <w:rPr>
-                <w:rFonts w:ascii="Calibri" w:hAnsi="Calibri"/>
-                <w:color w:val="111111"/>
-              </w:rPr>
-              <w:t>−1.82/pp</w:t>
-            </w:r>
-          </w:p>
-        </w:tc>
-        <w:tc>
-          <w:tcPr>
-            <w:tcW w:w="3137" w:type="dxa"/>
-            <w:shd w:val="clear" w:color="auto" w:fill="FFFFFF"/>
-            <w:tcMar>
-              <w:top w:w="8" w:type="dxa"/>
-              <w:left w:w="40" w:type="dxa"/>
-              <w:bottom w:w="8" w:type="dxa"/>
-              <w:right w:w="40" w:type="dxa"/>
-            </w:tcMar>
-          </w:tcPr>
-          <w:p>
-            <w:pPr>
-              <w:spacing w:after="0" w:line="216" w:lineRule="auto"/>
-              <w:jc w:val="right"/>
-            </w:pPr>
-            <w:r>
-              <w:rPr>
-                <w:rFonts w:ascii="Calibri" w:hAnsi="Calibri"/>
-                <w:color w:val="111111"/>
-              </w:rPr>
-              <w:t>Higher rates reduce PV of capped forward</w:t>
+              <w:t>Negative: higher vol raises knock-out risk and the value of the short cap call</w:t>
             </w:r>
           </w:p>
         </w:tc>
@@ -3313,21 +3643,36 @@
     <w:p>
       <w:pPr>
         <w:spacing w:after="8" w:line="216" w:lineRule="auto"/>
+        <w:rPr>
+          <w:rFonts w:ascii="Times New Roman" w:hAnsi="Times New Roman" w:cs="Times New Roman"/>
+        </w:rPr>
       </w:pPr>
+      <w:r>
+        <w:rPr>
+          <w:rFonts w:ascii="Times New Roman" w:hAnsi="Times New Roman" w:cs="Times New Roman"/>
+          <w:color w:val="111111"/>
+        </w:rPr>
+        <w:t>Theta +0.36 EUR/day: passing time reduces barrier risk. Rho −12.4 EUR per +1pp: the bonus payment is discounted like a bond.</w:t>
+      </w:r>
     </w:p>
     <w:p>
       <w:pPr>
+        <w:keepNext/>
         <w:spacing w:after="6" w:line="216" w:lineRule="auto"/>
         <w:jc w:val="center"/>
+        <w:rPr>
+          <w:rFonts w:ascii="Times New Roman" w:hAnsi="Times New Roman" w:cs="Times New Roman"/>
+        </w:rPr>
       </w:pPr>
       <w:r>
         <w:rPr>
+          <w:rFonts w:ascii="Times New Roman" w:hAnsi="Times New Roman" w:cs="Times New Roman"/>
           <w:noProof/>
         </w:rPr>
         <w:drawing>
           <wp:inline distT="0" distB="0" distL="0" distR="0" wp14:anchorId="41905294" wp14:editId="58BCD859">
-            <wp:extent cx="2517516" cy="1785257"/>
-            <wp:effectExtent l="0" t="0" r="0" b="5715"/>
+            <wp:extent cx="3582225" cy="1188720"/>
+            <wp:effectExtent l="0" t="0" r="0" b="5080"/>
             <wp:docPr id="3" name="Picture 3" descr="A group of graphs showing different colors&#10;&#10;AI-generated content may be incorrect."/>
             <wp:cNvGraphicFramePr>
               <a:graphicFrameLocks xmlns:a="http://schemas.openxmlformats.org/drawingml/2006/main" noChangeAspect="1"/>
@@ -3340,7 +3685,7 @@
                     <pic:cNvPicPr/>
                   </pic:nvPicPr>
                   <pic:blipFill>
-                    <a:blip r:embed="rId8"/>
+                    <a:blip r:embed="rId18"/>
                     <a:stretch>
                       <a:fillRect/>
                     </a:stretch>
@@ -3348,7 +3693,7 @@
                   <pic:spPr>
                     <a:xfrm>
                       <a:off x="0" y="0"/>
-                      <a:ext cx="2530185" cy="1794241"/>
+                      <a:ext cx="3604035" cy="1195957"/>
                     </a:xfrm>
                     <a:prstGeom prst="rect">
                       <a:avLst/>
@@ -3365,24 +3710,30 @@
       <w:pPr>
         <w:spacing w:after="10" w:line="216" w:lineRule="auto"/>
         <w:jc w:val="center"/>
+        <w:rPr>
+          <w:rFonts w:ascii="Times New Roman" w:hAnsi="Times New Roman" w:cs="Times New Roman"/>
+        </w:rPr>
       </w:pPr>
       <w:r>
         <w:rPr>
-          <w:rFonts w:ascii="Calibri" w:hAnsi="Calibri"/>
+          <w:rFonts w:ascii="Times New Roman" w:hAnsi="Times New Roman" w:cs="Times New Roman"/>
           <w:i/>
           <w:color w:val="666666"/>
         </w:rPr>
-        <w:t>Fig. 3 — Delta, Gamma, Vega, Theta vs stock price S.</w:t>
+        <w:t xml:space="preserve">Fig. 3: Delta, Gamma and Vega </w:t>
       </w:r>
     </w:p>
     <w:p>
       <w:pPr>
         <w:keepNext/>
         <w:spacing w:before="8" w:after="4" w:line="216" w:lineRule="auto"/>
+        <w:rPr>
+          <w:rFonts w:ascii="Times New Roman" w:hAnsi="Times New Roman" w:cs="Times New Roman"/>
+        </w:rPr>
       </w:pPr>
       <w:r>
         <w:rPr>
-          <w:rFonts w:ascii="Calibri" w:hAnsi="Calibri"/>
+          <w:rFonts w:ascii="Times New Roman" w:hAnsi="Times New Roman" w:cs="Times New Roman"/>
           <w:b/>
           <w:color w:val="8B1A1A"/>
         </w:rPr>
@@ -3392,28 +3743,36 @@
     <w:p>
       <w:pPr>
         <w:spacing w:after="8" w:line="216" w:lineRule="auto"/>
+        <w:rPr>
+          <w:rFonts w:ascii="Times New Roman" w:hAnsi="Times New Roman" w:cs="Times New Roman"/>
+        </w:rPr>
       </w:pPr>
       <w:r>
         <w:rPr>
-          <w:rFonts w:ascii="Calibri" w:hAnsi="Calibri"/>
+          <w:rFonts w:ascii="Times New Roman" w:hAnsi="Times New Roman" w:cs="Times New Roman"/>
           <w:color w:val="111111"/>
         </w:rPr>
-        <w:t>Dynamic delta-hedging: Δ×S in RHM.DE stock + bond. Equity fraction = Δ×S / Value. As S fell toward B=EUR 1,050 over Sep 2025–Jun 2026, Delta rose toward 1.0 — the cert behaved like a leveraged stock position near the barrier. Near B, fraction exceeds 130%: portfolio goes short bonds, leveraged long stock to hedge the down-and-out put. Above B the fraction falls to near zero (capped forward mode). Barrier breach eliminates the put — no capital floor remains.</w:t>
+        <w:t>Daily replication from the tree: V(t)=Δ(t)·S(t)+B(t). Delta ran from 0.14 to 1.07. The equity fraction Δ·S/V ran from 16% to 112% and was above 50% on 143 of 183 days. As RHM fell toward the barrier, Delta rose to 1 and the bond leg turned negative. The certificate concentrates stock exposure exactly when the market falls, the opposite of a capital-protected note. Below the barrier the payoff becomes a capped forward and the equity fraction sits near 81%, rising toward 98%.</w:t>
       </w:r>
     </w:p>
     <w:p>
       <w:pPr>
+        <w:keepNext/>
         <w:spacing w:after="6" w:line="216" w:lineRule="auto"/>
         <w:jc w:val="center"/>
+        <w:rPr>
+          <w:rFonts w:ascii="Times New Roman" w:hAnsi="Times New Roman" w:cs="Times New Roman"/>
+        </w:rPr>
       </w:pPr>
       <w:r>
         <w:rPr>
+          <w:rFonts w:ascii="Times New Roman" w:hAnsi="Times New Roman" w:cs="Times New Roman"/>
           <w:noProof/>
         </w:rPr>
         <w:drawing>
           <wp:inline distT="0" distB="0" distL="0" distR="0" wp14:anchorId="5FC4AD57" wp14:editId="173AC8BC">
-            <wp:extent cx="2581399" cy="1534886"/>
-            <wp:effectExtent l="0" t="0" r="0" b="1905"/>
+            <wp:extent cx="2757932" cy="1639851"/>
+            <wp:effectExtent l="0" t="0" r="0" b="0"/>
             <wp:docPr id="4" name="Picture 4" descr="A graph of a graph of a graph&#10;&#10;AI-generated content may be incorrect."/>
             <wp:cNvGraphicFramePr>
               <a:graphicFrameLocks xmlns:a="http://schemas.openxmlformats.org/drawingml/2006/main" noChangeAspect="1"/>
@@ -3426,7 +3785,7 @@
                     <pic:cNvPicPr/>
                   </pic:nvPicPr>
                   <pic:blipFill>
-                    <a:blip r:embed="rId9"/>
+                    <a:blip r:embed="rId19"/>
                     <a:stretch>
                       <a:fillRect/>
                     </a:stretch>
@@ -3434,7 +3793,7 @@
                   <pic:spPr>
                     <a:xfrm>
                       <a:off x="0" y="0"/>
-                      <a:ext cx="2584946" cy="1536995"/>
+                      <a:ext cx="2830475" cy="1682984"/>
                     </a:xfrm>
                     <a:prstGeom prst="rect">
                       <a:avLst/>
@@ -3451,14 +3810,17 @@
       <w:pPr>
         <w:spacing w:after="10" w:line="216" w:lineRule="auto"/>
         <w:jc w:val="center"/>
+        <w:rPr>
+          <w:rFonts w:ascii="Times New Roman" w:hAnsi="Times New Roman" w:cs="Times New Roman"/>
+        </w:rPr>
       </w:pPr>
       <w:r>
         <w:rPr>
-          <w:rFonts w:ascii="Calibri" w:hAnsi="Calibri"/>
+          <w:rFonts w:ascii="Times New Roman" w:hAnsi="Times New Roman" w:cs="Times New Roman"/>
           <w:i/>
           <w:color w:val="666666"/>
         </w:rPr>
-        <w:t>Fig. 4 — Equity fraction (Δ×S / Value) vs stock price S.</w:t>
+        <w:t>Fig. 4: Equity fraction (Δ×S / Value) vs stock price S.</w:t>
       </w:r>
     </w:p>
     <w:p>
@@ -3468,173 +3830,79 @@
           <w:bottom w:val="single" w:sz="8" w:space="0" w:color="8B1A1A"/>
         </w:pBdr>
         <w:spacing w:before="6" w:after="7" w:line="216" w:lineRule="auto"/>
+        <w:rPr>
+          <w:rFonts w:ascii="Times New Roman" w:hAnsi="Times New Roman" w:cs="Times New Roman"/>
+        </w:rPr>
       </w:pPr>
       <w:r>
         <w:rPr>
-          <w:rFonts w:ascii="Calibri" w:hAnsi="Calibri"/>
+          <w:rFonts w:ascii="Times New Roman" w:hAnsi="Times New Roman" w:cs="Times New Roman"/>
           <w:b/>
           <w:color w:val="8B1A1A"/>
         </w:rPr>
-        <w:t>PART 3 — PORTFOLIO INSURANCE STRATEGY</w:t>
+        <w:t>PART 3: PORTFOLIO INSURANCE STRATEGY</w:t>
       </w:r>
     </w:p>
     <w:p>
       <w:pPr>
         <w:shd w:val="clear" w:color="auto" w:fill="EFEFEF"/>
         <w:spacing w:after="3" w:line="216" w:lineRule="auto"/>
+        <w:rPr>
+          <w:rFonts w:ascii="Times New Roman" w:hAnsi="Times New Roman" w:cs="Times New Roman"/>
+        </w:rPr>
       </w:pPr>
       <w:r>
         <w:rPr>
-          <w:rFonts w:ascii="Calibri" w:hAnsi="Calibri"/>
+          <w:rFonts w:ascii="Times New Roman" w:hAnsi="Times New Roman" w:cs="Times New Roman"/>
           <w:b/>
           <w:color w:val="111111"/>
         </w:rPr>
-        <w:t xml:space="preserve">EUR </w:t>
-      </w:r>
-      <w:proofErr w:type="gramStart"/>
-      <w:r>
-        <w:rPr>
-          <w:rFonts w:ascii="Calibri" w:hAnsi="Calibri"/>
-          <w:b/>
-          <w:color w:val="111111"/>
-        </w:rPr>
-        <w:t>10,000  |</w:t>
-      </w:r>
-      <w:proofErr w:type="gramEnd"/>
-      <w:r>
-        <w:rPr>
-          <w:rFonts w:ascii="Calibri" w:hAnsi="Calibri"/>
-          <w:b/>
-          <w:color w:val="111111"/>
-        </w:rPr>
-        <w:t xml:space="preserve">  T*=1 </w:t>
-      </w:r>
-      <w:proofErr w:type="gramStart"/>
-      <w:r>
-        <w:rPr>
-          <w:rFonts w:ascii="Calibri" w:hAnsi="Calibri"/>
-          <w:b/>
-          <w:color w:val="111111"/>
-        </w:rPr>
-        <w:t>yr  |</w:t>
-      </w:r>
-      <w:proofErr w:type="gramEnd"/>
-      <w:r>
-        <w:rPr>
-          <w:rFonts w:ascii="Calibri" w:hAnsi="Calibri"/>
-          <w:b/>
-          <w:color w:val="111111"/>
-        </w:rPr>
-        <w:t xml:space="preserve">  S₀=EUR </w:t>
-      </w:r>
-      <w:proofErr w:type="gramStart"/>
-      <w:r>
-        <w:rPr>
-          <w:rFonts w:ascii="Calibri" w:hAnsi="Calibri"/>
-          <w:b/>
-          <w:color w:val="111111"/>
-        </w:rPr>
-        <w:t>1,207  |</w:t>
-      </w:r>
-      <w:proofErr w:type="gramEnd"/>
-      <w:r>
-        <w:rPr>
-          <w:rFonts w:ascii="Calibri" w:hAnsi="Calibri"/>
-          <w:b/>
-          <w:color w:val="111111"/>
-        </w:rPr>
-        <w:t xml:space="preserve">  μ=54.05</w:t>
-      </w:r>
-      <w:proofErr w:type="gramStart"/>
-      <w:r>
-        <w:rPr>
-          <w:rFonts w:ascii="Calibri" w:hAnsi="Calibri"/>
-          <w:b/>
-          <w:color w:val="111111"/>
-        </w:rPr>
-        <w:t>%  |</w:t>
-      </w:r>
-      <w:proofErr w:type="gramEnd"/>
-      <w:r>
-        <w:rPr>
-          <w:rFonts w:ascii="Calibri" w:hAnsi="Calibri"/>
-          <w:b/>
-          <w:color w:val="111111"/>
-        </w:rPr>
-        <w:t xml:space="preserve">  σ=39.88</w:t>
-      </w:r>
-      <w:proofErr w:type="gramStart"/>
-      <w:r>
-        <w:rPr>
-          <w:rFonts w:ascii="Calibri" w:hAnsi="Calibri"/>
-          <w:b/>
-          <w:color w:val="111111"/>
-        </w:rPr>
-        <w:t>%  |</w:t>
-      </w:r>
-      <w:proofErr w:type="gramEnd"/>
-      <w:r>
-        <w:rPr>
-          <w:rFonts w:ascii="Calibri" w:hAnsi="Calibri"/>
-          <w:b/>
-          <w:color w:val="111111"/>
-        </w:rPr>
-        <w:t xml:space="preserve">  r=3.07%</w:t>
+        <w:t>EUR 10,000 | T*=1 y | S₀=EUR 1,207 | Risk-neutral log-drift r−q−½σ² = −8.27% p.a. (historical drift 54.05% for reference only) | σ=45.57% (252-day) | r=3.07% (10y Svensson) | q=0.95%</w:t>
       </w:r>
     </w:p>
     <w:p>
       <w:pPr>
         <w:shd w:val="clear" w:color="auto" w:fill="EFEFEF"/>
         <w:spacing w:after="6" w:line="216" w:lineRule="auto"/>
+        <w:rPr>
+          <w:rFonts w:ascii="Times New Roman" w:hAnsi="Times New Roman" w:cs="Times New Roman"/>
+        </w:rPr>
       </w:pPr>
       <w:r>
         <w:rPr>
-          <w:rFonts w:ascii="Calibri" w:hAnsi="Calibri"/>
+          <w:rFonts w:ascii="Times New Roman" w:hAnsi="Times New Roman" w:cs="Times New Roman"/>
           <w:color w:val="111111"/>
         </w:rPr>
-        <w:t xml:space="preserve">50,000 GBM paths × 252 </w:t>
+        <w:t xml:space="preserve">50,000 GBM paths × 252 steps | seed 2026 | </w:t>
       </w:r>
       <w:proofErr w:type="gramStart"/>
       <w:r>
         <w:rPr>
-          <w:rFonts w:ascii="Calibri" w:hAnsi="Calibri"/>
+          <w:rFonts w:ascii="Times New Roman" w:hAnsi="Times New Roman" w:cs="Times New Roman"/>
           <w:color w:val="111111"/>
         </w:rPr>
-        <w:t>steps  |</w:t>
+        <w:t>SE(</w:t>
       </w:r>
       <w:proofErr w:type="gramEnd"/>
       <w:r>
         <w:rPr>
-          <w:rFonts w:ascii="Calibri" w:hAnsi="Calibri"/>
+          <w:rFonts w:ascii="Times New Roman" w:hAnsi="Times New Roman" w:cs="Times New Roman"/>
           <w:color w:val="111111"/>
         </w:rPr>
-        <w:t xml:space="preserve">  seed </w:t>
-      </w:r>
-      <w:proofErr w:type="gramStart"/>
-      <w:r>
-        <w:rPr>
-          <w:rFonts w:ascii="Calibri" w:hAnsi="Calibri"/>
-          <w:color w:val="111111"/>
-        </w:rPr>
-        <w:t>2026  |</w:t>
-      </w:r>
-      <w:proofErr w:type="gramEnd"/>
-      <w:r>
-        <w:rPr>
-          <w:rFonts w:ascii="Calibri" w:hAnsi="Calibri"/>
-          <w:color w:val="111111"/>
-        </w:rPr>
-        <w:t xml:space="preserve">  Terminal range: EUR 330–11,233</w:t>
+        <w:t>mean)=0.221% | simple wealth returns | terminal range EUR 136–7,666</w:t>
       </w:r>
     </w:p>
     <w:p>
       <w:pPr>
         <w:keepNext/>
         <w:spacing w:before="8" w:after="4" w:line="216" w:lineRule="auto"/>
+        <w:rPr>
+          <w:rFonts w:ascii="Times New Roman" w:hAnsi="Times New Roman" w:cs="Times New Roman"/>
+        </w:rPr>
       </w:pPr>
       <w:r>
         <w:rPr>
-          <w:rFonts w:ascii="Calibri" w:hAnsi="Calibri"/>
+          <w:rFonts w:ascii="Times New Roman" w:hAnsi="Times New Roman" w:cs="Times New Roman"/>
           <w:b/>
           <w:color w:val="8B1A1A"/>
         </w:rPr>
@@ -3642,63 +3910,51 @@
       </w:r>
     </w:p>
     <w:p>
+      <w:pPr>
+        <w:spacing w:after="8" w:line="216" w:lineRule="auto"/>
+        <w:rPr>
+          <w:rFonts w:ascii="Times New Roman" w:hAnsi="Times New Roman" w:cs="Times New Roman"/>
+        </w:rPr>
+      </w:pPr>
       <w:r>
-        <w:t xml:space="preserve">Mean=54.03% | σ=39.92% | Sharpe=1.277 | </w:t>
-      </w:r>
-      <w:proofErr w:type="spellStart"/>
-      <w:r>
-        <w:t>VaR</w:t>
-      </w:r>
-      <w:proofErr w:type="spellEnd"/>
-      <w:r>
-        <w:t>ₕ=11.32% | CVaRₕ=28.38% | P(loss)=8.7%</w:t>
+        <w:rPr>
+          <w:rFonts w:ascii="Times New Roman" w:hAnsi="Times New Roman" w:cs="Times New Roman"/>
+        </w:rPr>
+        <w:t>Mean=2.16% | Std=49.34% | Skew=1.60 | VaR₉₅=56.38% | CVaR₉₅=63.60%</w:t>
       </w:r>
     </w:p>
     <w:p>
       <w:pPr>
         <w:spacing w:after="8" w:line="216" w:lineRule="auto"/>
-      </w:pPr>
-    </w:p>
-    <w:p>
-      <w:pPr>
-        <w:spacing w:after="8" w:line="216" w:lineRule="auto"/>
+        <w:rPr>
+          <w:rFonts w:ascii="Times New Roman" w:hAnsi="Times New Roman" w:cs="Times New Roman"/>
+        </w:rPr>
       </w:pPr>
       <w:r>
         <w:rPr>
-          <w:rFonts w:ascii="Calibri" w:hAnsi="Calibri"/>
+          <w:rFonts w:ascii="Times New Roman" w:hAnsi="Times New Roman" w:cs="Times New Roman"/>
           <w:color w:val="111111"/>
         </w:rPr>
-        <w:t xml:space="preserve">Log-returns nearly symmetric (skewness=0.007), consistent with GBM. 91.3% of paths finish above S₀. The unhedged 95% </w:t>
-      </w:r>
-      <w:proofErr w:type="spellStart"/>
-      <w:r>
-        <w:rPr>
-          <w:rFonts w:ascii="Calibri" w:hAnsi="Calibri"/>
-          <w:color w:val="111111"/>
-        </w:rPr>
-        <w:t>VaR</w:t>
-      </w:r>
-      <w:proofErr w:type="spellEnd"/>
-      <w:r>
-        <w:rPr>
-          <w:rFonts w:ascii="Calibri" w:hAnsi="Calibri"/>
-          <w:color w:val="111111"/>
-        </w:rPr>
-        <w:t>=11.32% is the baseline — counter-intuitively, adding insurance raises this metric (see Task IX).</w:t>
+        <w:t>The simulated mean of +2.16% matches the risk-neutral benchmark e^(r−q)−1 = 2.14%. The negative log-drift is volatility drag, not a forecast of a falling stock. The distribution is strongly right-skewed with a heavy left tail. The unhedged 95% VaR of 56.38% is far above the 15% limit from Task XI, so the position must be hedged.</w:t>
       </w:r>
     </w:p>
     <w:p>
       <w:pPr>
+        <w:keepNext/>
         <w:spacing w:after="6" w:line="216" w:lineRule="auto"/>
         <w:jc w:val="center"/>
+        <w:rPr>
+          <w:rFonts w:ascii="Times New Roman" w:hAnsi="Times New Roman" w:cs="Times New Roman"/>
+        </w:rPr>
       </w:pPr>
       <w:r>
         <w:rPr>
+          <w:rFonts w:ascii="Times New Roman" w:hAnsi="Times New Roman" w:cs="Times New Roman"/>
           <w:noProof/>
         </w:rPr>
         <w:drawing>
           <wp:inline distT="0" distB="0" distL="0" distR="0" wp14:anchorId="45339DE0" wp14:editId="683C8273">
-            <wp:extent cx="2656114" cy="1579311"/>
+            <wp:extent cx="2685032" cy="1596504"/>
             <wp:effectExtent l="0" t="0" r="0" b="0"/>
             <wp:docPr id="5" name="Picture 5"/>
             <wp:cNvGraphicFramePr>
@@ -3712,7 +3968,7 @@
                     <pic:cNvPicPr/>
                   </pic:nvPicPr>
                   <pic:blipFill>
-                    <a:blip r:embed="rId10"/>
+                    <a:blip r:embed="rId20"/>
                     <a:stretch>
                       <a:fillRect/>
                     </a:stretch>
@@ -3720,7 +3976,7 @@
                   <pic:spPr>
                     <a:xfrm>
                       <a:off x="0" y="0"/>
-                      <a:ext cx="2667764" cy="1586238"/>
+                      <a:ext cx="2780937" cy="1653530"/>
                     </a:xfrm>
                     <a:prstGeom prst="rect">
                       <a:avLst/>
@@ -3737,93 +3993,55 @@
       <w:pPr>
         <w:spacing w:after="10" w:line="216" w:lineRule="auto"/>
         <w:jc w:val="center"/>
+        <w:rPr>
+          <w:rFonts w:ascii="Times New Roman" w:hAnsi="Times New Roman" w:cs="Times New Roman"/>
+        </w:rPr>
       </w:pPr>
       <w:r>
         <w:rPr>
-          <w:rFonts w:ascii="Calibri" w:hAnsi="Calibri"/>
+          <w:rFonts w:ascii="Times New Roman" w:hAnsi="Times New Roman" w:cs="Times New Roman"/>
           <w:i/>
           <w:color w:val="666666"/>
         </w:rPr>
-        <w:t>Fig. 5 — Terminal wealth distribution, unhedged (50,000 GBM paths).</w:t>
+        <w:t>Fig. 5: 1-year return distribution, unhedged.</w:t>
       </w:r>
     </w:p>
     <w:p>
       <w:pPr>
         <w:keepNext/>
         <w:spacing w:before="8" w:after="4" w:line="216" w:lineRule="auto"/>
+        <w:rPr>
+          <w:rFonts w:ascii="Times New Roman" w:hAnsi="Times New Roman" w:cs="Times New Roman"/>
+        </w:rPr>
       </w:pPr>
       <w:r>
         <w:rPr>
-          <w:rFonts w:ascii="Calibri" w:hAnsi="Calibri"/>
+          <w:rFonts w:ascii="Times New Roman" w:hAnsi="Times New Roman" w:cs="Times New Roman"/>
           <w:b/>
           <w:color w:val="8B1A1A"/>
         </w:rPr>
-        <w:t>Task IX: Portfolio Insurance — Full Grid</w:t>
+        <w:t>Task IX: Portfolio Insurance (α × K grid)</w:t>
       </w:r>
     </w:p>
     <w:p>
       <w:pPr>
         <w:spacing w:after="8" w:line="216" w:lineRule="auto"/>
+        <w:rPr>
+          <w:rFonts w:ascii="Times New Roman" w:hAnsi="Times New Roman" w:cs="Times New Roman"/>
+        </w:rPr>
       </w:pPr>
       <w:r>
         <w:rPr>
-          <w:rFonts w:ascii="Calibri" w:hAnsi="Calibri"/>
+          <w:rFonts w:ascii="Times New Roman" w:hAnsi="Times New Roman" w:cs="Times New Roman"/>
           <w:color w:val="111111"/>
         </w:rPr>
-        <w:t>(1−</w:t>
-      </w:r>
-      <w:proofErr w:type="gramStart"/>
-      <w:r>
-        <w:rPr>
-          <w:rFonts w:ascii="Calibri" w:hAnsi="Calibri"/>
-          <w:color w:val="111111"/>
-        </w:rPr>
-        <w:t>α)×</w:t>
-      </w:r>
-      <w:proofErr w:type="gramEnd"/>
-      <w:r>
-        <w:rPr>
-          <w:rFonts w:ascii="Calibri" w:hAnsi="Calibri"/>
-          <w:color w:val="111111"/>
-        </w:rPr>
-        <w:t xml:space="preserve">stock + α×BS puts (σ=39.88%). In this high-drift regime </w:t>
-      </w:r>
-      <w:proofErr w:type="spellStart"/>
-      <w:r>
-        <w:rPr>
-          <w:rFonts w:ascii="Calibri" w:hAnsi="Calibri"/>
-          <w:color w:val="111111"/>
-        </w:rPr>
-        <w:t>VaR</w:t>
-      </w:r>
-      <w:proofErr w:type="spellEnd"/>
-      <w:r>
-        <w:rPr>
-          <w:rFonts w:ascii="Calibri" w:hAnsi="Calibri"/>
-          <w:color w:val="111111"/>
-        </w:rPr>
-        <w:t xml:space="preserve"> rises with α: puts expire worthless at the 5th-percentile tail, so premium drag dominates. Higher K (ATM puts) reduces </w:t>
-      </w:r>
-      <w:proofErr w:type="spellStart"/>
-      <w:r>
-        <w:rPr>
-          <w:rFonts w:ascii="Calibri" w:hAnsi="Calibri"/>
-          <w:color w:val="111111"/>
-        </w:rPr>
-        <w:t>VaR</w:t>
-      </w:r>
-      <w:proofErr w:type="spellEnd"/>
-      <w:r>
-        <w:rPr>
-          <w:rFonts w:ascii="Calibri" w:hAnsi="Calibri"/>
-          <w:color w:val="111111"/>
-        </w:rPr>
-        <w:t xml:space="preserve"> at a given α by paying off in more downside paths.</w:t>
+        <w:t>The portfolio holds (1−α) in stock and α in puts priced at σ=45.57%. α runs from 5% to 20%, strikes from 90% to 105% of S₀. VaR falls steeply up to α=10%, then turns U-shaped for strikes at or below 100%. Only K=105% keeps improving out to α=20%. The cheap 90% strike is best at α=10% (VaR 20.54%), near-the-money strikes win from α=15%. The grid minimum is α=15%, K=100% with VaR 14.73%. Larger put positions raise skew and barely change the mean. The table shows the K=105% strike used in Task XI.</w:t>
       </w:r>
     </w:p>
     <w:tbl>
       <w:tblPr>
         <w:tblW w:w="0" w:type="auto"/>
+        <w:jc w:val="center"/>
         <w:tblLook w:val="04A0" w:firstRow="1" w:lastRow="0" w:firstColumn="1" w:lastColumn="0" w:noHBand="0" w:noVBand="1"/>
       </w:tblPr>
       <w:tblGrid>
@@ -3831,13 +4049,13 @@
         <w:gridCol w:w="747"/>
         <w:gridCol w:w="913"/>
         <w:gridCol w:w="747"/>
-        <w:gridCol w:w="747"/>
-        <w:gridCol w:w="747"/>
-        <w:gridCol w:w="830"/>
+        <w:gridCol w:w="759"/>
+        <w:gridCol w:w="799"/>
       </w:tblGrid>
       <w:tr>
         <w:trPr>
           <w:trHeight w:val="227"/>
+          <w:jc w:val="center"/>
         </w:trPr>
         <w:tc>
           <w:tcPr>
@@ -3852,12 +4070,16 @@
           </w:tcPr>
           <w:p>
             <w:pPr>
+              <w:keepNext/>
               <w:spacing w:after="0" w:line="216" w:lineRule="auto"/>
               <w:jc w:val="center"/>
+              <w:rPr>
+                <w:rFonts w:ascii="Times New Roman" w:hAnsi="Times New Roman" w:cs="Times New Roman"/>
+              </w:rPr>
             </w:pPr>
             <w:r>
               <w:rPr>
-                <w:rFonts w:ascii="Calibri" w:hAnsi="Calibri"/>
+                <w:rFonts w:ascii="Times New Roman" w:hAnsi="Times New Roman" w:cs="Times New Roman"/>
                 <w:b/>
                 <w:color w:val="FFFFFF"/>
               </w:rPr>
@@ -3878,16 +4100,20 @@
           </w:tcPr>
           <w:p>
             <w:pPr>
+              <w:keepNext/>
               <w:spacing w:after="0" w:line="216" w:lineRule="auto"/>
               <w:jc w:val="center"/>
+              <w:rPr>
+                <w:rFonts w:ascii="Times New Roman" w:hAnsi="Times New Roman" w:cs="Times New Roman"/>
+              </w:rPr>
             </w:pPr>
             <w:r>
               <w:rPr>
-                <w:rFonts w:ascii="Calibri" w:hAnsi="Calibri"/>
+                <w:rFonts w:ascii="Times New Roman" w:hAnsi="Times New Roman" w:cs="Times New Roman"/>
                 <w:b/>
                 <w:color w:val="FFFFFF"/>
               </w:rPr>
-              <w:t>K</w:t>
+              <w:t>Mean</w:t>
             </w:r>
           </w:p>
         </w:tc>
@@ -3904,16 +4130,20 @@
           </w:tcPr>
           <w:p>
             <w:pPr>
+              <w:keepNext/>
               <w:spacing w:after="0" w:line="216" w:lineRule="auto"/>
               <w:jc w:val="center"/>
+              <w:rPr>
+                <w:rFonts w:ascii="Times New Roman" w:hAnsi="Times New Roman" w:cs="Times New Roman"/>
+              </w:rPr>
             </w:pPr>
             <w:r>
               <w:rPr>
-                <w:rFonts w:ascii="Calibri" w:hAnsi="Calibri"/>
+                <w:rFonts w:ascii="Times New Roman" w:hAnsi="Times New Roman" w:cs="Times New Roman"/>
                 <w:b/>
                 <w:color w:val="FFFFFF"/>
               </w:rPr>
-              <w:t>Mean</w:t>
+              <w:t>Std</w:t>
             </w:r>
           </w:p>
         </w:tc>
@@ -3930,16 +4160,20 @@
           </w:tcPr>
           <w:p>
             <w:pPr>
+              <w:keepNext/>
               <w:spacing w:after="0" w:line="216" w:lineRule="auto"/>
               <w:jc w:val="center"/>
+              <w:rPr>
+                <w:rFonts w:ascii="Times New Roman" w:hAnsi="Times New Roman" w:cs="Times New Roman"/>
+              </w:rPr>
             </w:pPr>
             <w:r>
               <w:rPr>
-                <w:rFonts w:ascii="Calibri" w:hAnsi="Calibri"/>
+                <w:rFonts w:ascii="Times New Roman" w:hAnsi="Times New Roman" w:cs="Times New Roman"/>
                 <w:b/>
                 <w:color w:val="FFFFFF"/>
               </w:rPr>
-              <w:t>Sharpe</w:t>
+              <w:t>Skew</w:t>
             </w:r>
           </w:p>
         </w:tc>
@@ -3956,19 +4190,31 @@
           </w:tcPr>
           <w:p>
             <w:pPr>
+              <w:keepNext/>
               <w:spacing w:after="0" w:line="216" w:lineRule="auto"/>
               <w:jc w:val="center"/>
+              <w:rPr>
+                <w:rFonts w:ascii="Times New Roman" w:hAnsi="Times New Roman" w:cs="Times New Roman"/>
+              </w:rPr>
             </w:pPr>
             <w:proofErr w:type="spellStart"/>
             <w:r>
               <w:rPr>
-                <w:rFonts w:ascii="Calibri" w:hAnsi="Calibri"/>
+                <w:rFonts w:ascii="Times New Roman" w:hAnsi="Times New Roman" w:cs="Times New Roman"/>
                 <w:b/>
                 <w:color w:val="FFFFFF"/>
               </w:rPr>
               <w:t>VaR</w:t>
             </w:r>
             <w:proofErr w:type="spellEnd"/>
+            <w:r>
+              <w:rPr>
+                <w:rFonts w:ascii="Times New Roman" w:hAnsi="Times New Roman" w:cs="Times New Roman"/>
+                <w:b/>
+                <w:color w:val="FFFFFF"/>
+              </w:rPr>
+              <w:t>₉₅</w:t>
+            </w:r>
           </w:p>
         </w:tc>
         <w:tc>
@@ -3984,42 +4230,20 @@
           </w:tcPr>
           <w:p>
             <w:pPr>
+              <w:keepNext/>
               <w:spacing w:after="0" w:line="216" w:lineRule="auto"/>
               <w:jc w:val="center"/>
+              <w:rPr>
+                <w:rFonts w:ascii="Times New Roman" w:hAnsi="Times New Roman" w:cs="Times New Roman"/>
+              </w:rPr>
             </w:pPr>
             <w:r>
               <w:rPr>
-                <w:rFonts w:ascii="Calibri" w:hAnsi="Calibri"/>
+                <w:rFonts w:ascii="Times New Roman" w:hAnsi="Times New Roman" w:cs="Times New Roman"/>
                 <w:b/>
                 <w:color w:val="FFFFFF"/>
               </w:rPr>
-              <w:t>CVaR</w:t>
-            </w:r>
-          </w:p>
-        </w:tc>
-        <w:tc>
-          <w:tcPr>
-            <w:tcW w:w="830" w:type="dxa"/>
-            <w:shd w:val="clear" w:color="auto" w:fill="8B1A1A"/>
-            <w:tcMar>
-              <w:top w:w="8" w:type="dxa"/>
-              <w:left w:w="40" w:type="dxa"/>
-              <w:bottom w:w="8" w:type="dxa"/>
-              <w:right w:w="40" w:type="dxa"/>
-            </w:tcMar>
-          </w:tcPr>
-          <w:p>
-            <w:pPr>
-              <w:spacing w:after="0" w:line="216" w:lineRule="auto"/>
-              <w:jc w:val="center"/>
-            </w:pPr>
-            <w:r>
-              <w:rPr>
-                <w:rFonts w:ascii="Calibri" w:hAnsi="Calibri"/>
-                <w:b/>
-                <w:color w:val="FFFFFF"/>
-              </w:rPr>
-              <w:t>P(loss)</w:t>
+              <w:t>CVaR₉₅</w:t>
             </w:r>
           </w:p>
         </w:tc>
@@ -4027,6 +4251,7 @@
       <w:tr>
         <w:trPr>
           <w:trHeight w:val="227"/>
+          <w:jc w:val="center"/>
         </w:trPr>
         <w:tc>
           <w:tcPr>
@@ -4041,11 +4266,15 @@
           </w:tcPr>
           <w:p>
             <w:pPr>
+              <w:keepNext/>
               <w:spacing w:after="0" w:line="216" w:lineRule="auto"/>
+              <w:rPr>
+                <w:rFonts w:ascii="Times New Roman" w:hAnsi="Times New Roman" w:cs="Times New Roman"/>
+              </w:rPr>
             </w:pPr>
             <w:r>
               <w:rPr>
-                <w:rFonts w:ascii="Calibri" w:hAnsi="Calibri"/>
+                <w:rFonts w:ascii="Times New Roman" w:hAnsi="Times New Roman" w:cs="Times New Roman"/>
                 <w:color w:val="111111"/>
               </w:rPr>
               <w:t>5%</w:t>
@@ -4065,15 +4294,19 @@
           </w:tcPr>
           <w:p>
             <w:pPr>
+              <w:keepNext/>
               <w:spacing w:after="0" w:line="216" w:lineRule="auto"/>
               <w:jc w:val="right"/>
+              <w:rPr>
+                <w:rFonts w:ascii="Times New Roman" w:hAnsi="Times New Roman" w:cs="Times New Roman"/>
+              </w:rPr>
             </w:pPr>
             <w:r>
               <w:rPr>
-                <w:rFonts w:ascii="Calibri" w:hAnsi="Calibri"/>
+                <w:rFonts w:ascii="Times New Roman" w:hAnsi="Times New Roman" w:cs="Times New Roman"/>
                 <w:color w:val="111111"/>
               </w:rPr>
-              <w:t>95%S₀</w:t>
+              <w:t>2.20%</w:t>
             </w:r>
           </w:p>
         </w:tc>
@@ -4090,15 +4323,19 @@
           </w:tcPr>
           <w:p>
             <w:pPr>
+              <w:keepNext/>
               <w:spacing w:after="0" w:line="216" w:lineRule="auto"/>
               <w:jc w:val="right"/>
+              <w:rPr>
+                <w:rFonts w:ascii="Times New Roman" w:hAnsi="Times New Roman" w:cs="Times New Roman"/>
+              </w:rPr>
             </w:pPr>
             <w:r>
               <w:rPr>
-                <w:rFonts w:ascii="Calibri" w:hAnsi="Calibri"/>
+                <w:rFonts w:ascii="Times New Roman" w:hAnsi="Times New Roman" w:cs="Times New Roman"/>
                 <w:color w:val="111111"/>
               </w:rPr>
-              <w:t>49.50%</w:t>
+              <w:t>42.72%</w:t>
             </w:r>
           </w:p>
         </w:tc>
@@ -4115,15 +4352,19 @@
           </w:tcPr>
           <w:p>
             <w:pPr>
+              <w:keepNext/>
               <w:spacing w:after="0" w:line="216" w:lineRule="auto"/>
               <w:jc w:val="right"/>
+              <w:rPr>
+                <w:rFonts w:ascii="Times New Roman" w:hAnsi="Times New Roman" w:cs="Times New Roman"/>
+              </w:rPr>
             </w:pPr>
             <w:r>
               <w:rPr>
-                <w:rFonts w:ascii="Calibri" w:hAnsi="Calibri"/>
+                <w:rFonts w:ascii="Times New Roman" w:hAnsi="Times New Roman" w:cs="Times New Roman"/>
                 <w:color w:val="111111"/>
               </w:rPr>
-              <w:t>1.201</w:t>
+              <w:t>2.01</w:t>
             </w:r>
           </w:p>
         </w:tc>
@@ -4140,15 +4381,19 @@
           </w:tcPr>
           <w:p>
             <w:pPr>
+              <w:keepNext/>
               <w:spacing w:after="0" w:line="216" w:lineRule="auto"/>
               <w:jc w:val="right"/>
+              <w:rPr>
+                <w:rFonts w:ascii="Times New Roman" w:hAnsi="Times New Roman" w:cs="Times New Roman"/>
+              </w:rPr>
             </w:pPr>
             <w:r>
               <w:rPr>
-                <w:rFonts w:ascii="Calibri" w:hAnsi="Calibri"/>
+                <w:rFonts w:ascii="Times New Roman" w:hAnsi="Times New Roman" w:cs="Times New Roman"/>
                 <w:color w:val="111111"/>
               </w:rPr>
-              <w:t>13.63%</w:t>
+              <w:t>42.84%</w:t>
             </w:r>
           </w:p>
         </w:tc>
@@ -4165,40 +4410,19 @@
           </w:tcPr>
           <w:p>
             <w:pPr>
+              <w:keepNext/>
               <w:spacing w:after="0" w:line="216" w:lineRule="auto"/>
               <w:jc w:val="right"/>
+              <w:rPr>
+                <w:rFonts w:ascii="Times New Roman" w:hAnsi="Times New Roman" w:cs="Times New Roman"/>
+              </w:rPr>
             </w:pPr>
             <w:r>
               <w:rPr>
-                <w:rFonts w:ascii="Calibri" w:hAnsi="Calibri"/>
+                <w:rFonts w:ascii="Times New Roman" w:hAnsi="Times New Roman" w:cs="Times New Roman"/>
                 <w:color w:val="111111"/>
               </w:rPr>
-              <w:t>22.15%</w:t>
-            </w:r>
-          </w:p>
-        </w:tc>
-        <w:tc>
-          <w:tcPr>
-            <w:tcW w:w="830" w:type="dxa"/>
-            <w:shd w:val="clear" w:color="auto" w:fill="F5F5F5"/>
-            <w:tcMar>
-              <w:top w:w="8" w:type="dxa"/>
-              <w:left w:w="40" w:type="dxa"/>
-              <w:bottom w:w="8" w:type="dxa"/>
-              <w:right w:w="40" w:type="dxa"/>
-            </w:tcMar>
-          </w:tcPr>
-          <w:p>
-            <w:pPr>
-              <w:spacing w:after="0" w:line="216" w:lineRule="auto"/>
-              <w:jc w:val="right"/>
-            </w:pPr>
-            <w:r>
-              <w:rPr>
-                <w:rFonts w:ascii="Calibri" w:hAnsi="Calibri"/>
-                <w:color w:val="111111"/>
-              </w:rPr>
-              <w:t>10.9%</w:t>
+              <w:t>47.85%</w:t>
             </w:r>
           </w:p>
         </w:tc>
@@ -4206,6 +4430,7 @@
       <w:tr>
         <w:trPr>
           <w:trHeight w:val="227"/>
+          <w:jc w:val="center"/>
         </w:trPr>
         <w:tc>
           <w:tcPr>
@@ -4220,11 +4445,15 @@
           </w:tcPr>
           <w:p>
             <w:pPr>
+              <w:keepNext/>
               <w:spacing w:after="0" w:line="216" w:lineRule="auto"/>
+              <w:rPr>
+                <w:rFonts w:ascii="Times New Roman" w:hAnsi="Times New Roman" w:cs="Times New Roman"/>
+              </w:rPr>
             </w:pPr>
             <w:r>
               <w:rPr>
-                <w:rFonts w:ascii="Calibri" w:hAnsi="Calibri"/>
+                <w:rFonts w:ascii="Times New Roman" w:hAnsi="Times New Roman" w:cs="Times New Roman"/>
                 <w:color w:val="111111"/>
               </w:rPr>
               <w:t>10%</w:t>
@@ -4244,15 +4473,19 @@
           </w:tcPr>
           <w:p>
             <w:pPr>
+              <w:keepNext/>
               <w:spacing w:after="0" w:line="216" w:lineRule="auto"/>
               <w:jc w:val="right"/>
+              <w:rPr>
+                <w:rFonts w:ascii="Times New Roman" w:hAnsi="Times New Roman" w:cs="Times New Roman"/>
+              </w:rPr>
             </w:pPr>
             <w:r>
               <w:rPr>
-                <w:rFonts w:ascii="Calibri" w:hAnsi="Calibri"/>
+                <w:rFonts w:ascii="Times New Roman" w:hAnsi="Times New Roman" w:cs="Times New Roman"/>
                 <w:color w:val="111111"/>
               </w:rPr>
-              <w:t>95%S₀</w:t>
+              <w:t>2.25%</w:t>
             </w:r>
           </w:p>
         </w:tc>
@@ -4269,15 +4502,19 @@
           </w:tcPr>
           <w:p>
             <w:pPr>
+              <w:keepNext/>
               <w:spacing w:after="0" w:line="216" w:lineRule="auto"/>
               <w:jc w:val="right"/>
+              <w:rPr>
+                <w:rFonts w:ascii="Times New Roman" w:hAnsi="Times New Roman" w:cs="Times New Roman"/>
+              </w:rPr>
             </w:pPr>
             <w:r>
               <w:rPr>
-                <w:rFonts w:ascii="Calibri" w:hAnsi="Calibri"/>
+                <w:rFonts w:ascii="Times New Roman" w:hAnsi="Times New Roman" w:cs="Times New Roman"/>
                 <w:color w:val="111111"/>
               </w:rPr>
-              <w:t>44.66%</w:t>
+              <w:t>36.51%</w:t>
             </w:r>
           </w:p>
         </w:tc>
@@ -4294,15 +4531,19 @@
           </w:tcPr>
           <w:p>
             <w:pPr>
+              <w:keepNext/>
               <w:spacing w:after="0" w:line="216" w:lineRule="auto"/>
               <w:jc w:val="right"/>
+              <w:rPr>
+                <w:rFonts w:ascii="Times New Roman" w:hAnsi="Times New Roman" w:cs="Times New Roman"/>
+              </w:rPr>
             </w:pPr>
             <w:r>
               <w:rPr>
-                <w:rFonts w:ascii="Calibri" w:hAnsi="Calibri"/>
+                <w:rFonts w:ascii="Times New Roman" w:hAnsi="Times New Roman" w:cs="Times New Roman"/>
                 <w:color w:val="111111"/>
               </w:rPr>
-              <w:t>1.105</w:t>
+              <w:t>2.54</w:t>
             </w:r>
           </w:p>
         </w:tc>
@@ -4319,15 +4560,19 @@
           </w:tcPr>
           <w:p>
             <w:pPr>
+              <w:keepNext/>
               <w:spacing w:after="0" w:line="216" w:lineRule="auto"/>
               <w:jc w:val="right"/>
+              <w:rPr>
+                <w:rFonts w:ascii="Times New Roman" w:hAnsi="Times New Roman" w:cs="Times New Roman"/>
+              </w:rPr>
             </w:pPr>
             <w:r>
               <w:rPr>
-                <w:rFonts w:ascii="Calibri" w:hAnsi="Calibri"/>
+                <w:rFonts w:ascii="Times New Roman" w:hAnsi="Times New Roman" w:cs="Times New Roman"/>
                 <w:color w:val="111111"/>
               </w:rPr>
-              <w:t>16.00%</w:t>
+              <w:t>29.30%</w:t>
             </w:r>
           </w:p>
         </w:tc>
@@ -4344,40 +4589,19 @@
           </w:tcPr>
           <w:p>
             <w:pPr>
+              <w:keepNext/>
               <w:spacing w:after="0" w:line="216" w:lineRule="auto"/>
               <w:jc w:val="right"/>
+              <w:rPr>
+                <w:rFonts w:ascii="Times New Roman" w:hAnsi="Times New Roman" w:cs="Times New Roman"/>
+              </w:rPr>
             </w:pPr>
             <w:r>
               <w:rPr>
-                <w:rFonts w:ascii="Calibri" w:hAnsi="Calibri"/>
+                <w:rFonts w:ascii="Times New Roman" w:hAnsi="Times New Roman" w:cs="Times New Roman"/>
                 <w:color w:val="111111"/>
               </w:rPr>
-              <w:t>16.79%</w:t>
-            </w:r>
-          </w:p>
-        </w:tc>
-        <w:tc>
-          <w:tcPr>
-            <w:tcW w:w="830" w:type="dxa"/>
-            <w:shd w:val="clear" w:color="auto" w:fill="F5F5F5"/>
-            <w:tcMar>
-              <w:top w:w="8" w:type="dxa"/>
-              <w:left w:w="40" w:type="dxa"/>
-              <w:bottom w:w="8" w:type="dxa"/>
-              <w:right w:w="40" w:type="dxa"/>
-            </w:tcMar>
-          </w:tcPr>
-          <w:p>
-            <w:pPr>
-              <w:spacing w:after="0" w:line="216" w:lineRule="auto"/>
-              <w:jc w:val="right"/>
-            </w:pPr>
-            <w:r>
-              <w:rPr>
-                <w:rFonts w:ascii="Calibri" w:hAnsi="Calibri"/>
-                <w:color w:val="111111"/>
-              </w:rPr>
-              <w:t>13.7%</w:t>
+              <w:t>32.10%</w:t>
             </w:r>
           </w:p>
         </w:tc>
@@ -4385,6 +4609,7 @@
       <w:tr>
         <w:trPr>
           <w:trHeight w:val="227"/>
+          <w:jc w:val="center"/>
         </w:trPr>
         <w:tc>
           <w:tcPr>
@@ -4399,11 +4624,15 @@
           </w:tcPr>
           <w:p>
             <w:pPr>
+              <w:keepNext/>
               <w:spacing w:after="0" w:line="216" w:lineRule="auto"/>
+              <w:rPr>
+                <w:rFonts w:ascii="Times New Roman" w:hAnsi="Times New Roman" w:cs="Times New Roman"/>
+              </w:rPr>
             </w:pPr>
             <w:r>
               <w:rPr>
-                <w:rFonts w:ascii="Calibri" w:hAnsi="Calibri"/>
+                <w:rFonts w:ascii="Times New Roman" w:hAnsi="Times New Roman" w:cs="Times New Roman"/>
                 <w:color w:val="111111"/>
               </w:rPr>
               <w:t>15%</w:t>
@@ -4423,15 +4652,19 @@
           </w:tcPr>
           <w:p>
             <w:pPr>
+              <w:keepNext/>
               <w:spacing w:after="0" w:line="216" w:lineRule="auto"/>
               <w:jc w:val="right"/>
+              <w:rPr>
+                <w:rFonts w:ascii="Times New Roman" w:hAnsi="Times New Roman" w:cs="Times New Roman"/>
+              </w:rPr>
             </w:pPr>
             <w:r>
               <w:rPr>
-                <w:rFonts w:ascii="Calibri" w:hAnsi="Calibri"/>
+                <w:rFonts w:ascii="Times New Roman" w:hAnsi="Times New Roman" w:cs="Times New Roman"/>
                 <w:color w:val="111111"/>
               </w:rPr>
-              <w:t>95%S₀</w:t>
+              <w:t>2.29%</w:t>
             </w:r>
           </w:p>
         </w:tc>
@@ -4448,15 +4681,19 @@
           </w:tcPr>
           <w:p>
             <w:pPr>
+              <w:keepNext/>
               <w:spacing w:after="0" w:line="216" w:lineRule="auto"/>
               <w:jc w:val="right"/>
+              <w:rPr>
+                <w:rFonts w:ascii="Times New Roman" w:hAnsi="Times New Roman" w:cs="Times New Roman"/>
+              </w:rPr>
             </w:pPr>
             <w:r>
               <w:rPr>
-                <w:rFonts w:ascii="Calibri" w:hAnsi="Calibri"/>
+                <w:rFonts w:ascii="Times New Roman" w:hAnsi="Times New Roman" w:cs="Times New Roman"/>
                 <w:color w:val="111111"/>
               </w:rPr>
-              <w:t>39.49%</w:t>
+              <w:t>30.98%</w:t>
             </w:r>
           </w:p>
         </w:tc>
@@ -4473,15 +4710,19 @@
           </w:tcPr>
           <w:p>
             <w:pPr>
+              <w:keepNext/>
               <w:spacing w:after="0" w:line="216" w:lineRule="auto"/>
               <w:jc w:val="right"/>
+              <w:rPr>
+                <w:rFonts w:ascii="Times New Roman" w:hAnsi="Times New Roman" w:cs="Times New Roman"/>
+              </w:rPr>
             </w:pPr>
             <w:r>
               <w:rPr>
-                <w:rFonts w:ascii="Calibri" w:hAnsi="Calibri"/>
+                <w:rFonts w:ascii="Times New Roman" w:hAnsi="Times New Roman" w:cs="Times New Roman"/>
                 <w:color w:val="111111"/>
               </w:rPr>
-              <w:t>0.990</w:t>
+              <w:t>3.13</w:t>
             </w:r>
           </w:p>
         </w:tc>
@@ -4498,15 +4739,19 @@
           </w:tcPr>
           <w:p>
             <w:pPr>
+              <w:keepNext/>
               <w:spacing w:after="0" w:line="216" w:lineRule="auto"/>
               <w:jc w:val="right"/>
+              <w:rPr>
+                <w:rFonts w:ascii="Times New Roman" w:hAnsi="Times New Roman" w:cs="Times New Roman"/>
+              </w:rPr>
             </w:pPr>
             <w:r>
               <w:rPr>
-                <w:rFonts w:ascii="Calibri" w:hAnsi="Calibri"/>
+                <w:rFonts w:ascii="Times New Roman" w:hAnsi="Times New Roman" w:cs="Times New Roman"/>
                 <w:color w:val="111111"/>
               </w:rPr>
-              <w:t>16.07%</w:t>
+              <w:t>15.77%</w:t>
             </w:r>
           </w:p>
         </w:tc>
@@ -4523,40 +4768,19 @@
           </w:tcPr>
           <w:p>
             <w:pPr>
+              <w:keepNext/>
               <w:spacing w:after="0" w:line="216" w:lineRule="auto"/>
               <w:jc w:val="right"/>
+              <w:rPr>
+                <w:rFonts w:ascii="Times New Roman" w:hAnsi="Times New Roman" w:cs="Times New Roman"/>
+              </w:rPr>
             </w:pPr>
             <w:r>
               <w:rPr>
-                <w:rFonts w:ascii="Calibri" w:hAnsi="Calibri"/>
+                <w:rFonts w:ascii="Times New Roman" w:hAnsi="Times New Roman" w:cs="Times New Roman"/>
                 <w:color w:val="111111"/>
               </w:rPr>
-              <w:t>18.77%</w:t>
-            </w:r>
-          </w:p>
-        </w:tc>
-        <w:tc>
-          <w:tcPr>
-            <w:tcW w:w="830" w:type="dxa"/>
-            <w:shd w:val="clear" w:color="auto" w:fill="F5F5F5"/>
-            <w:tcMar>
-              <w:top w:w="8" w:type="dxa"/>
-              <w:left w:w="40" w:type="dxa"/>
-              <w:bottom w:w="8" w:type="dxa"/>
-              <w:right w:w="40" w:type="dxa"/>
-            </w:tcMar>
-          </w:tcPr>
-          <w:p>
-            <w:pPr>
-              <w:spacing w:after="0" w:line="216" w:lineRule="auto"/>
-              <w:jc w:val="right"/>
-            </w:pPr>
-            <w:r>
-              <w:rPr>
-                <w:rFonts w:ascii="Calibri" w:hAnsi="Calibri"/>
-                <w:color w:val="111111"/>
-              </w:rPr>
-              <w:t>17.1%</w:t>
+              <w:t>16.36%</w:t>
             </w:r>
           </w:p>
         </w:tc>
@@ -4564,6 +4788,7 @@
       <w:tr>
         <w:trPr>
           <w:trHeight w:val="227"/>
+          <w:jc w:val="center"/>
         </w:trPr>
         <w:tc>
           <w:tcPr>
@@ -4579,10 +4804,13 @@
           <w:p>
             <w:pPr>
               <w:spacing w:after="0" w:line="216" w:lineRule="auto"/>
+              <w:rPr>
+                <w:rFonts w:ascii="Times New Roman" w:hAnsi="Times New Roman" w:cs="Times New Roman"/>
+              </w:rPr>
             </w:pPr>
             <w:r>
               <w:rPr>
-                <w:rFonts w:ascii="Calibri" w:hAnsi="Calibri"/>
+                <w:rFonts w:ascii="Times New Roman" w:hAnsi="Times New Roman" w:cs="Times New Roman"/>
                 <w:color w:val="111111"/>
               </w:rPr>
               <w:t>20%</w:t>
@@ -4604,13 +4832,16 @@
             <w:pPr>
               <w:spacing w:after="0" w:line="216" w:lineRule="auto"/>
               <w:jc w:val="right"/>
+              <w:rPr>
+                <w:rFonts w:ascii="Times New Roman" w:hAnsi="Times New Roman" w:cs="Times New Roman"/>
+              </w:rPr>
             </w:pPr>
             <w:r>
               <w:rPr>
-                <w:rFonts w:ascii="Calibri" w:hAnsi="Calibri"/>
+                <w:rFonts w:ascii="Times New Roman" w:hAnsi="Times New Roman" w:cs="Times New Roman"/>
                 <w:color w:val="111111"/>
               </w:rPr>
-              <w:t>95%S₀</w:t>
+              <w:t>2.33%</w:t>
             </w:r>
           </w:p>
         </w:tc>
@@ -4629,13 +4860,16 @@
             <w:pPr>
               <w:spacing w:after="0" w:line="216" w:lineRule="auto"/>
               <w:jc w:val="right"/>
+              <w:rPr>
+                <w:rFonts w:ascii="Times New Roman" w:hAnsi="Times New Roman" w:cs="Times New Roman"/>
+              </w:rPr>
             </w:pPr>
             <w:r>
               <w:rPr>
-                <w:rFonts w:ascii="Calibri" w:hAnsi="Calibri"/>
+                <w:rFonts w:ascii="Times New Roman" w:hAnsi="Times New Roman" w:cs="Times New Roman"/>
                 <w:color w:val="111111"/>
               </w:rPr>
-              <w:t>34.32%</w:t>
+              <w:t>26.53%</w:t>
             </w:r>
           </w:p>
         </w:tc>
@@ -4654,13 +4888,16 @@
             <w:pPr>
               <w:spacing w:after="0" w:line="216" w:lineRule="auto"/>
               <w:jc w:val="right"/>
+              <w:rPr>
+                <w:rFonts w:ascii="Times New Roman" w:hAnsi="Times New Roman" w:cs="Times New Roman"/>
+              </w:rPr>
             </w:pPr>
             <w:r>
               <w:rPr>
-                <w:rFonts w:ascii="Calibri" w:hAnsi="Calibri"/>
+                <w:rFonts w:ascii="Times New Roman" w:hAnsi="Times New Roman" w:cs="Times New Roman"/>
                 <w:color w:val="111111"/>
               </w:rPr>
-              <w:t>0.851</w:t>
+              <w:t>3.55</w:t>
             </w:r>
           </w:p>
         </w:tc>
@@ -4679,13 +4916,16 @@
             <w:pPr>
               <w:spacing w:after="0" w:line="216" w:lineRule="auto"/>
               <w:jc w:val="right"/>
+              <w:rPr>
+                <w:rFonts w:ascii="Times New Roman" w:hAnsi="Times New Roman" w:cs="Times New Roman"/>
+              </w:rPr>
             </w:pPr>
             <w:r>
               <w:rPr>
-                <w:rFonts w:ascii="Calibri" w:hAnsi="Calibri"/>
+                <w:rFonts w:ascii="Times New Roman" w:hAnsi="Times New Roman" w:cs="Times New Roman"/>
                 <w:color w:val="111111"/>
               </w:rPr>
-              <w:t>16.07%</w:t>
+              <w:t>14.92%</w:t>
             </w:r>
           </w:p>
         </w:tc>
@@ -4704,38 +4944,16 @@
             <w:pPr>
               <w:spacing w:after="0" w:line="216" w:lineRule="auto"/>
               <w:jc w:val="right"/>
+              <w:rPr>
+                <w:rFonts w:ascii="Times New Roman" w:hAnsi="Times New Roman" w:cs="Times New Roman"/>
+              </w:rPr>
             </w:pPr>
             <w:r>
               <w:rPr>
-                <w:rFonts w:ascii="Calibri" w:hAnsi="Calibri"/>
+                <w:rFonts w:ascii="Times New Roman" w:hAnsi="Times New Roman" w:cs="Times New Roman"/>
                 <w:color w:val="111111"/>
               </w:rPr>
-              <w:t>19.02%</w:t>
-            </w:r>
-          </w:p>
-        </w:tc>
-        <w:tc>
-          <w:tcPr>
-            <w:tcW w:w="830" w:type="dxa"/>
-            <w:shd w:val="clear" w:color="auto" w:fill="F5F5F5"/>
-            <w:tcMar>
-              <w:top w:w="8" w:type="dxa"/>
-              <w:left w:w="40" w:type="dxa"/>
-              <w:bottom w:w="8" w:type="dxa"/>
-              <w:right w:w="40" w:type="dxa"/>
-            </w:tcMar>
-          </w:tcPr>
-          <w:p>
-            <w:pPr>
-              <w:spacing w:after="0" w:line="216" w:lineRule="auto"/>
-              <w:jc w:val="right"/>
-            </w:pPr>
-            <w:r>
-              <w:rPr>
-                <w:rFonts w:ascii="Calibri" w:hAnsi="Calibri"/>
-                <w:color w:val="111111"/>
-              </w:rPr>
-              <w:t>20.1%</w:t>
+              <w:t>15.45%</w:t>
             </w:r>
           </w:p>
         </w:tc>
@@ -4743,22 +4961,22 @@
     </w:tbl>
     <w:p>
       <w:pPr>
-        <w:spacing w:after="8" w:line="216" w:lineRule="auto"/>
-      </w:pPr>
-    </w:p>
-    <w:p>
-      <w:pPr>
+        <w:keepNext/>
         <w:spacing w:after="6" w:line="216" w:lineRule="auto"/>
         <w:jc w:val="center"/>
+        <w:rPr>
+          <w:rFonts w:ascii="Times New Roman" w:hAnsi="Times New Roman" w:cs="Times New Roman"/>
+        </w:rPr>
       </w:pPr>
       <w:r>
         <w:rPr>
+          <w:rFonts w:ascii="Times New Roman" w:hAnsi="Times New Roman" w:cs="Times New Roman"/>
           <w:noProof/>
         </w:rPr>
         <w:drawing>
           <wp:inline distT="0" distB="0" distL="0" distR="0" wp14:anchorId="74655B14" wp14:editId="6F63FE48">
-            <wp:extent cx="3717632" cy="1368000"/>
-            <wp:effectExtent l="0" t="0" r="0" b="0"/>
+            <wp:extent cx="3490749" cy="1284514"/>
+            <wp:effectExtent l="0" t="0" r="1905" b="0"/>
             <wp:docPr id="6" name="Picture 6" descr="A graph showing different colored squares&#10;&#10;AI-generated content may be incorrect."/>
             <wp:cNvGraphicFramePr>
               <a:graphicFrameLocks xmlns:a="http://schemas.openxmlformats.org/drawingml/2006/main" noChangeAspect="1"/>
@@ -4771,7 +4989,7 @@
                     <pic:cNvPicPr/>
                   </pic:nvPicPr>
                   <pic:blipFill>
-                    <a:blip r:embed="rId11"/>
+                    <a:blip r:embed="rId21"/>
                     <a:stretch>
                       <a:fillRect/>
                     </a:stretch>
@@ -4779,7 +4997,7 @@
                   <pic:spPr>
                     <a:xfrm>
                       <a:off x="0" y="0"/>
-                      <a:ext cx="3717632" cy="1368000"/>
+                      <a:ext cx="3490749" cy="1284514"/>
                     </a:xfrm>
                     <a:prstGeom prst="rect">
                       <a:avLst/>
@@ -4796,60 +5014,46 @@
       <w:pPr>
         <w:spacing w:after="10" w:line="216" w:lineRule="auto"/>
         <w:jc w:val="center"/>
+        <w:rPr>
+          <w:rFonts w:ascii="Times New Roman" w:hAnsi="Times New Roman" w:cs="Times New Roman"/>
+        </w:rPr>
       </w:pPr>
       <w:r>
         <w:rPr>
-          <w:rFonts w:ascii="Calibri" w:hAnsi="Calibri"/>
+          <w:rFonts w:ascii="Times New Roman" w:hAnsi="Times New Roman" w:cs="Times New Roman"/>
           <w:i/>
           <w:color w:val="666666"/>
         </w:rPr>
-        <w:t xml:space="preserve">Fig. 6 — 95% </w:t>
-      </w:r>
-      <w:proofErr w:type="spellStart"/>
-      <w:r>
-        <w:rPr>
-          <w:rFonts w:ascii="Calibri" w:hAnsi="Calibri"/>
-          <w:i/>
-          <w:color w:val="666666"/>
-        </w:rPr>
-        <w:t>VaR</w:t>
-      </w:r>
-      <w:proofErr w:type="spellEnd"/>
-      <w:r>
-        <w:rPr>
-          <w:rFonts w:ascii="Calibri" w:hAnsi="Calibri"/>
-          <w:i/>
-          <w:color w:val="666666"/>
-        </w:rPr>
-        <w:t xml:space="preserve"> (left) and mean return (right) across α and K.</w:t>
+        <w:t>Fig. 6: 95% VaR (left) and mean return (right) across α and K.</w:t>
       </w:r>
     </w:p>
     <w:p>
       <w:pPr>
         <w:keepNext/>
         <w:spacing w:before="8" w:after="4" w:line="216" w:lineRule="auto"/>
+        <w:rPr>
+          <w:rFonts w:ascii="Times New Roman" w:hAnsi="Times New Roman" w:cs="Times New Roman"/>
+        </w:rPr>
       </w:pPr>
       <w:r>
         <w:rPr>
-          <w:rFonts w:ascii="Calibri" w:hAnsi="Calibri"/>
+          <w:rFonts w:ascii="Times New Roman" w:hAnsi="Times New Roman" w:cs="Times New Roman"/>
           <w:b/>
           <w:color w:val="8B1A1A"/>
         </w:rPr>
         <w:t xml:space="preserve">Task X: Stress </w:t>
       </w:r>
-      <w:proofErr w:type="gramStart"/>
       <w:r>
         <w:rPr>
-          <w:rFonts w:ascii="Calibri" w:hAnsi="Calibri"/>
+          <w:rFonts w:ascii="Times New Roman" w:hAnsi="Times New Roman" w:cs="Times New Roman"/>
           <w:b/>
           <w:color w:val="8B1A1A"/>
         </w:rPr>
-        <w:t>Scenarios  (</w:t>
+        <w:t>Scenarios (</w:t>
       </w:r>
-      <w:proofErr w:type="gramEnd"/>
       <w:r>
         <w:rPr>
-          <w:rFonts w:ascii="Calibri" w:hAnsi="Calibri"/>
+          <w:rFonts w:ascii="Times New Roman" w:hAnsi="Times New Roman" w:cs="Times New Roman"/>
           <w:b/>
           <w:color w:val="8B1A1A"/>
         </w:rPr>
@@ -4859,42 +5063,30 @@
     <w:p>
       <w:pPr>
         <w:spacing w:after="8" w:line="216" w:lineRule="auto"/>
+        <w:rPr>
+          <w:rFonts w:ascii="Times New Roman" w:hAnsi="Times New Roman" w:cs="Times New Roman"/>
+        </w:rPr>
       </w:pPr>
       <w:r>
         <w:rPr>
-          <w:rFonts w:ascii="Calibri" w:hAnsi="Calibri"/>
+          <w:rFonts w:ascii="Times New Roman" w:hAnsi="Times New Roman" w:cs="Times New Roman"/>
           <w:color w:val="111111"/>
         </w:rPr>
-        <w:t xml:space="preserve">Only Vol −5pp is </w:t>
-      </w:r>
-      <w:proofErr w:type="spellStart"/>
-      <w:r>
-        <w:rPr>
-          <w:rFonts w:ascii="Calibri" w:hAnsi="Calibri"/>
-          <w:color w:val="111111"/>
-        </w:rPr>
-        <w:t>VaR</w:t>
-      </w:r>
-      <w:proofErr w:type="spellEnd"/>
-      <w:r>
-        <w:rPr>
-          <w:rFonts w:ascii="Calibri" w:hAnsi="Calibri"/>
-          <w:color w:val="111111"/>
-        </w:rPr>
-        <w:t>-compliant (13.62% &lt; 15%). The −20% mid-horizon shock is the dominant stress driver — it triples P(loss) to 29.8% and collapses mean return to 24.82%, far beyond pure volatility perturbations. This confirms path dependency (entry-point timing) matters more than vol estimation error.</w:t>
+        <w:t>A ±5pp vol shock only changes the put purchase price. Costlier puts buy fewer contracts and VaR rises to 28.25%. Cheaper puts cut it to 18.44%. A −20% crash at mid-year turns the mean negative (−9.70%). Crash with vol +5pp is the worst case (VaR 30.58%, mean −11.64%). Crash with vol −5pp even beats the baseline VaR (19.11% vs 23.99%) because the cheap, larger put position ends up deep in the money. Five of the six scenarios breach the 15% limit.</w:t>
       </w:r>
     </w:p>
     <w:tbl>
       <w:tblPr>
-        <w:tblW w:w="0" w:type="auto"/>
+        <w:tblW w:w="5759" w:type="dxa"/>
         <w:tblLook w:val="04A0" w:firstRow="1" w:lastRow="0" w:firstColumn="1" w:lastColumn="0" w:noHBand="0" w:noVBand="1"/>
       </w:tblPr>
       <w:tblGrid>
-        <w:gridCol w:w="1568"/>
-        <w:gridCol w:w="941"/>
-        <w:gridCol w:w="941"/>
-        <w:gridCol w:w="941"/>
-        <w:gridCol w:w="836"/>
+        <w:gridCol w:w="1748"/>
+        <w:gridCol w:w="883"/>
+        <w:gridCol w:w="881"/>
+        <w:gridCol w:w="611"/>
+        <w:gridCol w:w="797"/>
+        <w:gridCol w:w="839"/>
       </w:tblGrid>
       <w:tr>
         <w:trPr>
@@ -4902,7 +5094,7 @@
         </w:trPr>
         <w:tc>
           <w:tcPr>
-            <w:tcW w:w="1568" w:type="dxa"/>
+            <w:tcW w:w="1843" w:type="dxa"/>
             <w:shd w:val="clear" w:color="auto" w:fill="8B1A1A"/>
             <w:tcMar>
               <w:top w:w="8" w:type="dxa"/>
@@ -4913,12 +5105,16 @@
           </w:tcPr>
           <w:p>
             <w:pPr>
+              <w:keepNext/>
               <w:spacing w:after="0" w:line="216" w:lineRule="auto"/>
               <w:jc w:val="center"/>
+              <w:rPr>
+                <w:rFonts w:ascii="Times New Roman" w:hAnsi="Times New Roman" w:cs="Times New Roman"/>
+              </w:rPr>
             </w:pPr>
             <w:r>
               <w:rPr>
-                <w:rFonts w:ascii="Calibri" w:hAnsi="Calibri"/>
+                <w:rFonts w:ascii="Times New Roman" w:hAnsi="Times New Roman" w:cs="Times New Roman"/>
                 <w:b/>
                 <w:color w:val="FFFFFF"/>
               </w:rPr>
@@ -4928,7 +5124,7 @@
         </w:tc>
         <w:tc>
           <w:tcPr>
-            <w:tcW w:w="941" w:type="dxa"/>
+            <w:tcW w:w="763" w:type="dxa"/>
             <w:shd w:val="clear" w:color="auto" w:fill="8B1A1A"/>
             <w:tcMar>
               <w:top w:w="8" w:type="dxa"/>
@@ -4939,12 +5135,16 @@
           </w:tcPr>
           <w:p>
             <w:pPr>
+              <w:keepNext/>
               <w:spacing w:after="0" w:line="216" w:lineRule="auto"/>
               <w:jc w:val="center"/>
+              <w:rPr>
+                <w:rFonts w:ascii="Times New Roman" w:hAnsi="Times New Roman" w:cs="Times New Roman"/>
+              </w:rPr>
             </w:pPr>
             <w:r>
               <w:rPr>
-                <w:rFonts w:ascii="Calibri" w:hAnsi="Calibri"/>
+                <w:rFonts w:ascii="Times New Roman" w:hAnsi="Times New Roman" w:cs="Times New Roman"/>
                 <w:b/>
                 <w:color w:val="FFFFFF"/>
               </w:rPr>
@@ -4954,7 +5154,7 @@
         </w:tc>
         <w:tc>
           <w:tcPr>
-            <w:tcW w:w="941" w:type="dxa"/>
+            <w:tcW w:w="895" w:type="dxa"/>
             <w:shd w:val="clear" w:color="auto" w:fill="8B1A1A"/>
             <w:tcMar>
               <w:top w:w="8" w:type="dxa"/>
@@ -4965,32 +5165,26 @@
           </w:tcPr>
           <w:p>
             <w:pPr>
+              <w:keepNext/>
               <w:spacing w:after="0" w:line="216" w:lineRule="auto"/>
               <w:jc w:val="center"/>
+              <w:rPr>
+                <w:rFonts w:ascii="Times New Roman" w:hAnsi="Times New Roman" w:cs="Times New Roman"/>
+              </w:rPr>
             </w:pPr>
-            <w:proofErr w:type="spellStart"/>
             <w:r>
               <w:rPr>
-                <w:rFonts w:ascii="Calibri" w:hAnsi="Calibri"/>
+                <w:rFonts w:ascii="Times New Roman" w:hAnsi="Times New Roman" w:cs="Times New Roman"/>
                 <w:b/>
                 <w:color w:val="FFFFFF"/>
               </w:rPr>
-              <w:t>VaR</w:t>
-            </w:r>
-            <w:proofErr w:type="spellEnd"/>
-            <w:r>
-              <w:rPr>
-                <w:rFonts w:ascii="Calibri" w:hAnsi="Calibri"/>
-                <w:b/>
-                <w:color w:val="FFFFFF"/>
-              </w:rPr>
-              <w:t xml:space="preserve"> 95%</w:t>
+              <w:t>Std</w:t>
             </w:r>
           </w:p>
         </w:tc>
         <w:tc>
           <w:tcPr>
-            <w:tcW w:w="941" w:type="dxa"/>
+            <w:tcW w:w="614" w:type="dxa"/>
             <w:shd w:val="clear" w:color="auto" w:fill="8B1A1A"/>
             <w:tcMar>
               <w:top w:w="8" w:type="dxa"/>
@@ -5001,22 +5195,26 @@
           </w:tcPr>
           <w:p>
             <w:pPr>
+              <w:keepNext/>
               <w:spacing w:after="0" w:line="216" w:lineRule="auto"/>
               <w:jc w:val="center"/>
+              <w:rPr>
+                <w:rFonts w:ascii="Times New Roman" w:hAnsi="Times New Roman" w:cs="Times New Roman"/>
+              </w:rPr>
             </w:pPr>
             <w:r>
               <w:rPr>
-                <w:rFonts w:ascii="Calibri" w:hAnsi="Calibri"/>
+                <w:rFonts w:ascii="Times New Roman" w:hAnsi="Times New Roman" w:cs="Times New Roman"/>
                 <w:b/>
                 <w:color w:val="FFFFFF"/>
               </w:rPr>
-              <w:t>CVaR 95%</w:t>
+              <w:t>Skew</w:t>
             </w:r>
           </w:p>
         </w:tc>
         <w:tc>
           <w:tcPr>
-            <w:tcW w:w="836" w:type="dxa"/>
+            <w:tcW w:w="801" w:type="dxa"/>
             <w:shd w:val="clear" w:color="auto" w:fill="8B1A1A"/>
             <w:tcMar>
               <w:top w:w="8" w:type="dxa"/>
@@ -5027,16 +5225,50 @@
           </w:tcPr>
           <w:p>
             <w:pPr>
+              <w:keepNext/>
               <w:spacing w:after="0" w:line="216" w:lineRule="auto"/>
               <w:jc w:val="center"/>
+              <w:rPr>
+                <w:rFonts w:ascii="Times New Roman" w:hAnsi="Times New Roman" w:cs="Times New Roman"/>
+              </w:rPr>
             </w:pPr>
             <w:r>
               <w:rPr>
-                <w:rFonts w:ascii="Calibri" w:hAnsi="Calibri"/>
+                <w:rFonts w:ascii="Times New Roman" w:hAnsi="Times New Roman" w:cs="Times New Roman"/>
                 <w:b/>
                 <w:color w:val="FFFFFF"/>
               </w:rPr>
-              <w:t>P(loss)</w:t>
+              <w:t>VaR₉₅</w:t>
+            </w:r>
+          </w:p>
+        </w:tc>
+        <w:tc>
+          <w:tcPr>
+            <w:tcW w:w="843" w:type="dxa"/>
+            <w:shd w:val="clear" w:color="auto" w:fill="8B1A1A"/>
+            <w:tcMar>
+              <w:top w:w="8" w:type="dxa"/>
+              <w:left w:w="40" w:type="dxa"/>
+              <w:bottom w:w="8" w:type="dxa"/>
+              <w:right w:w="40" w:type="dxa"/>
+            </w:tcMar>
+          </w:tcPr>
+          <w:p>
+            <w:pPr>
+              <w:keepNext/>
+              <w:spacing w:after="0" w:line="216" w:lineRule="auto"/>
+              <w:jc w:val="center"/>
+              <w:rPr>
+                <w:rFonts w:ascii="Times New Roman" w:hAnsi="Times New Roman" w:cs="Times New Roman"/>
+              </w:rPr>
+            </w:pPr>
+            <w:r>
+              <w:rPr>
+                <w:rFonts w:ascii="Times New Roman" w:hAnsi="Times New Roman" w:cs="Times New Roman"/>
+                <w:b/>
+                <w:color w:val="FFFFFF"/>
+              </w:rPr>
+              <w:t>CVaR₉₅</w:t>
             </w:r>
           </w:p>
         </w:tc>
@@ -5047,7 +5279,7 @@
         </w:trPr>
         <w:tc>
           <w:tcPr>
-            <w:tcW w:w="1568" w:type="dxa"/>
+            <w:tcW w:w="1843" w:type="dxa"/>
             <w:shd w:val="clear" w:color="auto" w:fill="FFFFFF"/>
             <w:tcMar>
               <w:top w:w="8" w:type="dxa"/>
@@ -5058,11 +5290,15 @@
           </w:tcPr>
           <w:p>
             <w:pPr>
+              <w:keepNext/>
               <w:spacing w:after="0" w:line="216" w:lineRule="auto"/>
+              <w:rPr>
+                <w:rFonts w:ascii="Times New Roman" w:hAnsi="Times New Roman" w:cs="Times New Roman"/>
+              </w:rPr>
             </w:pPr>
             <w:r>
               <w:rPr>
-                <w:rFonts w:ascii="Calibri" w:hAnsi="Calibri"/>
+                <w:rFonts w:ascii="Times New Roman" w:hAnsi="Times New Roman" w:cs="Times New Roman"/>
                 <w:color w:val="111111"/>
               </w:rPr>
               <w:t>Baseline</w:t>
@@ -5071,7 +5307,7 @@
         </w:tc>
         <w:tc>
           <w:tcPr>
-            <w:tcW w:w="941" w:type="dxa"/>
+            <w:tcW w:w="763" w:type="dxa"/>
             <w:shd w:val="clear" w:color="auto" w:fill="FFFFFF"/>
             <w:tcMar>
               <w:top w:w="8" w:type="dxa"/>
@@ -5082,21 +5318,25 @@
           </w:tcPr>
           <w:p>
             <w:pPr>
+              <w:keepNext/>
               <w:spacing w:after="0" w:line="216" w:lineRule="auto"/>
               <w:jc w:val="right"/>
+              <w:rPr>
+                <w:rFonts w:ascii="Times New Roman" w:hAnsi="Times New Roman" w:cs="Times New Roman"/>
+              </w:rPr>
             </w:pPr>
             <w:r>
               <w:rPr>
-                <w:rFonts w:ascii="Calibri" w:hAnsi="Calibri"/>
+                <w:rFonts w:ascii="Times New Roman" w:hAnsi="Times New Roman" w:cs="Times New Roman"/>
                 <w:color w:val="111111"/>
               </w:rPr>
-              <w:t>44.66%</w:t>
+              <w:t>2.24%</w:t>
             </w:r>
           </w:p>
         </w:tc>
         <w:tc>
           <w:tcPr>
-            <w:tcW w:w="941" w:type="dxa"/>
+            <w:tcW w:w="895" w:type="dxa"/>
             <w:shd w:val="clear" w:color="auto" w:fill="FFFFFF"/>
             <w:tcMar>
               <w:top w:w="8" w:type="dxa"/>
@@ -5107,21 +5347,25 @@
           </w:tcPr>
           <w:p>
             <w:pPr>
+              <w:keepNext/>
               <w:spacing w:after="0" w:line="216" w:lineRule="auto"/>
               <w:jc w:val="right"/>
+              <w:rPr>
+                <w:rFonts w:ascii="Times New Roman" w:hAnsi="Times New Roman" w:cs="Times New Roman"/>
+              </w:rPr>
             </w:pPr>
             <w:r>
               <w:rPr>
-                <w:rFonts w:ascii="Calibri" w:hAnsi="Calibri"/>
+                <w:rFonts w:ascii="Times New Roman" w:hAnsi="Times New Roman" w:cs="Times New Roman"/>
                 <w:color w:val="111111"/>
               </w:rPr>
-              <w:t>16.00%</w:t>
+              <w:t>36.21%</w:t>
             </w:r>
           </w:p>
         </w:tc>
         <w:tc>
           <w:tcPr>
-            <w:tcW w:w="941" w:type="dxa"/>
+            <w:tcW w:w="614" w:type="dxa"/>
             <w:shd w:val="clear" w:color="auto" w:fill="FFFFFF"/>
             <w:tcMar>
               <w:top w:w="8" w:type="dxa"/>
@@ -5132,21 +5376,25 @@
           </w:tcPr>
           <w:p>
             <w:pPr>
+              <w:keepNext/>
               <w:spacing w:after="0" w:line="216" w:lineRule="auto"/>
               <w:jc w:val="right"/>
+              <w:rPr>
+                <w:rFonts w:ascii="Times New Roman" w:hAnsi="Times New Roman" w:cs="Times New Roman"/>
+              </w:rPr>
             </w:pPr>
             <w:r>
               <w:rPr>
-                <w:rFonts w:ascii="Calibri" w:hAnsi="Calibri"/>
+                <w:rFonts w:ascii="Times New Roman" w:hAnsi="Times New Roman" w:cs="Times New Roman"/>
                 <w:color w:val="111111"/>
               </w:rPr>
-              <w:t>16.79%</w:t>
+              <w:t>2.63</w:t>
             </w:r>
           </w:p>
         </w:tc>
         <w:tc>
           <w:tcPr>
-            <w:tcW w:w="836" w:type="dxa"/>
+            <w:tcW w:w="801" w:type="dxa"/>
             <w:shd w:val="clear" w:color="auto" w:fill="FFFFFF"/>
             <w:tcMar>
               <w:top w:w="8" w:type="dxa"/>
@@ -5157,15 +5405,48 @@
           </w:tcPr>
           <w:p>
             <w:pPr>
+              <w:keepNext/>
               <w:spacing w:after="0" w:line="216" w:lineRule="auto"/>
               <w:jc w:val="right"/>
+              <w:rPr>
+                <w:rFonts w:ascii="Times New Roman" w:hAnsi="Times New Roman" w:cs="Times New Roman"/>
+              </w:rPr>
             </w:pPr>
             <w:r>
               <w:rPr>
-                <w:rFonts w:ascii="Calibri" w:hAnsi="Calibri"/>
+                <w:rFonts w:ascii="Times New Roman" w:hAnsi="Times New Roman" w:cs="Times New Roman"/>
                 <w:color w:val="111111"/>
               </w:rPr>
-              <w:t>13.7%</w:t>
+              <w:t>23.99%</w:t>
+            </w:r>
+          </w:p>
+        </w:tc>
+        <w:tc>
+          <w:tcPr>
+            <w:tcW w:w="843" w:type="dxa"/>
+            <w:shd w:val="clear" w:color="auto" w:fill="FFFFFF"/>
+            <w:tcMar>
+              <w:top w:w="8" w:type="dxa"/>
+              <w:left w:w="40" w:type="dxa"/>
+              <w:bottom w:w="8" w:type="dxa"/>
+              <w:right w:w="40" w:type="dxa"/>
+            </w:tcMar>
+          </w:tcPr>
+          <w:p>
+            <w:pPr>
+              <w:keepNext/>
+              <w:spacing w:after="0" w:line="216" w:lineRule="auto"/>
+              <w:jc w:val="right"/>
+              <w:rPr>
+                <w:rFonts w:ascii="Times New Roman" w:hAnsi="Times New Roman" w:cs="Times New Roman"/>
+              </w:rPr>
+            </w:pPr>
+            <w:r>
+              <w:rPr>
+                <w:rFonts w:ascii="Times New Roman" w:hAnsi="Times New Roman" w:cs="Times New Roman"/>
+                <w:color w:val="111111"/>
+              </w:rPr>
+              <w:t>25.33%</w:t>
             </w:r>
           </w:p>
         </w:tc>
@@ -5176,7 +5457,719 @@
         </w:trPr>
         <w:tc>
           <w:tcPr>
-            <w:tcW w:w="1568" w:type="dxa"/>
+            <w:tcW w:w="1843" w:type="dxa"/>
+            <w:shd w:val="clear" w:color="auto" w:fill="F5F5F5"/>
+            <w:tcMar>
+              <w:top w:w="8" w:type="dxa"/>
+              <w:left w:w="40" w:type="dxa"/>
+              <w:bottom w:w="8" w:type="dxa"/>
+              <w:right w:w="40" w:type="dxa"/>
+            </w:tcMar>
+          </w:tcPr>
+          <w:p>
+            <w:pPr>
+              <w:keepNext/>
+              <w:spacing w:after="0" w:line="216" w:lineRule="auto"/>
+              <w:rPr>
+                <w:rFonts w:ascii="Times New Roman" w:hAnsi="Times New Roman" w:cs="Times New Roman"/>
+              </w:rPr>
+            </w:pPr>
+            <w:r>
+              <w:rPr>
+                <w:rFonts w:ascii="Times New Roman" w:hAnsi="Times New Roman" w:cs="Times New Roman"/>
+                <w:color w:val="111111"/>
+              </w:rPr>
+              <w:t>Vol +5pp</w:t>
+            </w:r>
+          </w:p>
+        </w:tc>
+        <w:tc>
+          <w:tcPr>
+            <w:tcW w:w="763" w:type="dxa"/>
+            <w:shd w:val="clear" w:color="auto" w:fill="F5F5F5"/>
+            <w:tcMar>
+              <w:top w:w="8" w:type="dxa"/>
+              <w:left w:w="40" w:type="dxa"/>
+              <w:bottom w:w="8" w:type="dxa"/>
+              <w:right w:w="40" w:type="dxa"/>
+            </w:tcMar>
+          </w:tcPr>
+          <w:p>
+            <w:pPr>
+              <w:keepNext/>
+              <w:spacing w:after="0" w:line="216" w:lineRule="auto"/>
+              <w:jc w:val="right"/>
+              <w:rPr>
+                <w:rFonts w:ascii="Times New Roman" w:hAnsi="Times New Roman" w:cs="Times New Roman"/>
+              </w:rPr>
+            </w:pPr>
+            <w:r>
+              <w:rPr>
+                <w:rFonts w:ascii="Times New Roman" w:hAnsi="Times New Roman" w:cs="Times New Roman"/>
+                <w:color w:val="111111"/>
+              </w:rPr>
+              <w:t>1.05%</w:t>
+            </w:r>
+          </w:p>
+        </w:tc>
+        <w:tc>
+          <w:tcPr>
+            <w:tcW w:w="895" w:type="dxa"/>
+            <w:shd w:val="clear" w:color="auto" w:fill="F5F5F5"/>
+            <w:tcMar>
+              <w:top w:w="8" w:type="dxa"/>
+              <w:left w:w="40" w:type="dxa"/>
+              <w:bottom w:w="8" w:type="dxa"/>
+              <w:right w:w="40" w:type="dxa"/>
+            </w:tcMar>
+          </w:tcPr>
+          <w:p>
+            <w:pPr>
+              <w:keepNext/>
+              <w:spacing w:after="0" w:line="216" w:lineRule="auto"/>
+              <w:jc w:val="right"/>
+              <w:rPr>
+                <w:rFonts w:ascii="Times New Roman" w:hAnsi="Times New Roman" w:cs="Times New Roman"/>
+              </w:rPr>
+            </w:pPr>
+            <w:r>
+              <w:rPr>
+                <w:rFonts w:ascii="Times New Roman" w:hAnsi="Times New Roman" w:cs="Times New Roman"/>
+                <w:color w:val="111111"/>
+              </w:rPr>
+              <w:t>37.02%</w:t>
+            </w:r>
+          </w:p>
+        </w:tc>
+        <w:tc>
+          <w:tcPr>
+            <w:tcW w:w="614" w:type="dxa"/>
+            <w:shd w:val="clear" w:color="auto" w:fill="F5F5F5"/>
+            <w:tcMar>
+              <w:top w:w="8" w:type="dxa"/>
+              <w:left w:w="40" w:type="dxa"/>
+              <w:bottom w:w="8" w:type="dxa"/>
+              <w:right w:w="40" w:type="dxa"/>
+            </w:tcMar>
+          </w:tcPr>
+          <w:p>
+            <w:pPr>
+              <w:keepNext/>
+              <w:spacing w:after="0" w:line="216" w:lineRule="auto"/>
+              <w:jc w:val="right"/>
+              <w:rPr>
+                <w:rFonts w:ascii="Times New Roman" w:hAnsi="Times New Roman" w:cs="Times New Roman"/>
+              </w:rPr>
+            </w:pPr>
+            <w:r>
+              <w:rPr>
+                <w:rFonts w:ascii="Times New Roman" w:hAnsi="Times New Roman" w:cs="Times New Roman"/>
+                <w:color w:val="111111"/>
+              </w:rPr>
+              <w:t>2.51</w:t>
+            </w:r>
+          </w:p>
+        </w:tc>
+        <w:tc>
+          <w:tcPr>
+            <w:tcW w:w="801" w:type="dxa"/>
+            <w:shd w:val="clear" w:color="auto" w:fill="F5F5F5"/>
+            <w:tcMar>
+              <w:top w:w="8" w:type="dxa"/>
+              <w:left w:w="40" w:type="dxa"/>
+              <w:bottom w:w="8" w:type="dxa"/>
+              <w:right w:w="40" w:type="dxa"/>
+            </w:tcMar>
+          </w:tcPr>
+          <w:p>
+            <w:pPr>
+              <w:keepNext/>
+              <w:spacing w:after="0" w:line="216" w:lineRule="auto"/>
+              <w:jc w:val="right"/>
+              <w:rPr>
+                <w:rFonts w:ascii="Times New Roman" w:hAnsi="Times New Roman" w:cs="Times New Roman"/>
+              </w:rPr>
+            </w:pPr>
+            <w:r>
+              <w:rPr>
+                <w:rFonts w:ascii="Times New Roman" w:hAnsi="Times New Roman" w:cs="Times New Roman"/>
+                <w:color w:val="111111"/>
+              </w:rPr>
+              <w:t>28.25%</w:t>
+            </w:r>
+          </w:p>
+        </w:tc>
+        <w:tc>
+          <w:tcPr>
+            <w:tcW w:w="843" w:type="dxa"/>
+            <w:shd w:val="clear" w:color="auto" w:fill="F5F5F5"/>
+            <w:tcMar>
+              <w:top w:w="8" w:type="dxa"/>
+              <w:left w:w="40" w:type="dxa"/>
+              <w:bottom w:w="8" w:type="dxa"/>
+              <w:right w:w="40" w:type="dxa"/>
+            </w:tcMar>
+          </w:tcPr>
+          <w:p>
+            <w:pPr>
+              <w:keepNext/>
+              <w:spacing w:after="0" w:line="216" w:lineRule="auto"/>
+              <w:jc w:val="right"/>
+              <w:rPr>
+                <w:rFonts w:ascii="Times New Roman" w:hAnsi="Times New Roman" w:cs="Times New Roman"/>
+              </w:rPr>
+            </w:pPr>
+            <w:r>
+              <w:rPr>
+                <w:rFonts w:ascii="Times New Roman" w:hAnsi="Times New Roman" w:cs="Times New Roman"/>
+                <w:color w:val="111111"/>
+              </w:rPr>
+              <w:t>30.18%</w:t>
+            </w:r>
+          </w:p>
+        </w:tc>
+      </w:tr>
+      <w:tr>
+        <w:trPr>
+          <w:trHeight w:val="238"/>
+        </w:trPr>
+        <w:tc>
+          <w:tcPr>
+            <w:tcW w:w="1843" w:type="dxa"/>
+            <w:shd w:val="clear" w:color="auto" w:fill="FFFFFF"/>
+            <w:tcMar>
+              <w:top w:w="8" w:type="dxa"/>
+              <w:left w:w="40" w:type="dxa"/>
+              <w:bottom w:w="8" w:type="dxa"/>
+              <w:right w:w="40" w:type="dxa"/>
+            </w:tcMar>
+          </w:tcPr>
+          <w:p>
+            <w:pPr>
+              <w:keepNext/>
+              <w:spacing w:after="0" w:line="216" w:lineRule="auto"/>
+              <w:rPr>
+                <w:rFonts w:ascii="Times New Roman" w:hAnsi="Times New Roman" w:cs="Times New Roman"/>
+              </w:rPr>
+            </w:pPr>
+            <w:r>
+              <w:rPr>
+                <w:rFonts w:ascii="Times New Roman" w:hAnsi="Times New Roman" w:cs="Times New Roman"/>
+                <w:color w:val="111111"/>
+              </w:rPr>
+              <w:t>Vol −5pp</w:t>
+            </w:r>
+          </w:p>
+        </w:tc>
+        <w:tc>
+          <w:tcPr>
+            <w:tcW w:w="763" w:type="dxa"/>
+            <w:shd w:val="clear" w:color="auto" w:fill="FFFFFF"/>
+            <w:tcMar>
+              <w:top w:w="8" w:type="dxa"/>
+              <w:left w:w="40" w:type="dxa"/>
+              <w:bottom w:w="8" w:type="dxa"/>
+              <w:right w:w="40" w:type="dxa"/>
+            </w:tcMar>
+          </w:tcPr>
+          <w:p>
+            <w:pPr>
+              <w:keepNext/>
+              <w:spacing w:after="0" w:line="216" w:lineRule="auto"/>
+              <w:jc w:val="right"/>
+              <w:rPr>
+                <w:rFonts w:ascii="Times New Roman" w:hAnsi="Times New Roman" w:cs="Times New Roman"/>
+              </w:rPr>
+            </w:pPr>
+            <w:r>
+              <w:rPr>
+                <w:rFonts w:ascii="Times New Roman" w:hAnsi="Times New Roman" w:cs="Times New Roman"/>
+                <w:color w:val="111111"/>
+              </w:rPr>
+              <w:t>3.80%</w:t>
+            </w:r>
+          </w:p>
+        </w:tc>
+        <w:tc>
+          <w:tcPr>
+            <w:tcW w:w="895" w:type="dxa"/>
+            <w:shd w:val="clear" w:color="auto" w:fill="FFFFFF"/>
+            <w:tcMar>
+              <w:top w:w="8" w:type="dxa"/>
+              <w:left w:w="40" w:type="dxa"/>
+              <w:bottom w:w="8" w:type="dxa"/>
+              <w:right w:w="40" w:type="dxa"/>
+            </w:tcMar>
+          </w:tcPr>
+          <w:p>
+            <w:pPr>
+              <w:keepNext/>
+              <w:spacing w:after="0" w:line="216" w:lineRule="auto"/>
+              <w:jc w:val="right"/>
+              <w:rPr>
+                <w:rFonts w:ascii="Times New Roman" w:hAnsi="Times New Roman" w:cs="Times New Roman"/>
+              </w:rPr>
+            </w:pPr>
+            <w:r>
+              <w:rPr>
+                <w:rFonts w:ascii="Times New Roman" w:hAnsi="Times New Roman" w:cs="Times New Roman"/>
+                <w:color w:val="111111"/>
+              </w:rPr>
+              <w:t>35.24%</w:t>
+            </w:r>
+          </w:p>
+        </w:tc>
+        <w:tc>
+          <w:tcPr>
+            <w:tcW w:w="614" w:type="dxa"/>
+            <w:shd w:val="clear" w:color="auto" w:fill="FFFFFF"/>
+            <w:tcMar>
+              <w:top w:w="8" w:type="dxa"/>
+              <w:left w:w="40" w:type="dxa"/>
+              <w:bottom w:w="8" w:type="dxa"/>
+              <w:right w:w="40" w:type="dxa"/>
+            </w:tcMar>
+          </w:tcPr>
+          <w:p>
+            <w:pPr>
+              <w:keepNext/>
+              <w:spacing w:after="0" w:line="216" w:lineRule="auto"/>
+              <w:jc w:val="right"/>
+              <w:rPr>
+                <w:rFonts w:ascii="Times New Roman" w:hAnsi="Times New Roman" w:cs="Times New Roman"/>
+              </w:rPr>
+            </w:pPr>
+            <w:r>
+              <w:rPr>
+                <w:rFonts w:ascii="Times New Roman" w:hAnsi="Times New Roman" w:cs="Times New Roman"/>
+                <w:color w:val="111111"/>
+              </w:rPr>
+              <w:t>2.77</w:t>
+            </w:r>
+          </w:p>
+        </w:tc>
+        <w:tc>
+          <w:tcPr>
+            <w:tcW w:w="801" w:type="dxa"/>
+            <w:shd w:val="clear" w:color="auto" w:fill="FFFFFF"/>
+            <w:tcMar>
+              <w:top w:w="8" w:type="dxa"/>
+              <w:left w:w="40" w:type="dxa"/>
+              <w:bottom w:w="8" w:type="dxa"/>
+              <w:right w:w="40" w:type="dxa"/>
+            </w:tcMar>
+          </w:tcPr>
+          <w:p>
+            <w:pPr>
+              <w:keepNext/>
+              <w:spacing w:after="0" w:line="216" w:lineRule="auto"/>
+              <w:jc w:val="right"/>
+              <w:rPr>
+                <w:rFonts w:ascii="Times New Roman" w:hAnsi="Times New Roman" w:cs="Times New Roman"/>
+              </w:rPr>
+            </w:pPr>
+            <w:r>
+              <w:rPr>
+                <w:rFonts w:ascii="Times New Roman" w:hAnsi="Times New Roman" w:cs="Times New Roman"/>
+                <w:color w:val="111111"/>
+              </w:rPr>
+              <w:t>18.44%</w:t>
+            </w:r>
+          </w:p>
+        </w:tc>
+        <w:tc>
+          <w:tcPr>
+            <w:tcW w:w="843" w:type="dxa"/>
+            <w:shd w:val="clear" w:color="auto" w:fill="FFFFFF"/>
+            <w:tcMar>
+              <w:top w:w="8" w:type="dxa"/>
+              <w:left w:w="40" w:type="dxa"/>
+              <w:bottom w:w="8" w:type="dxa"/>
+              <w:right w:w="40" w:type="dxa"/>
+            </w:tcMar>
+          </w:tcPr>
+          <w:p>
+            <w:pPr>
+              <w:keepNext/>
+              <w:spacing w:after="0" w:line="216" w:lineRule="auto"/>
+              <w:jc w:val="right"/>
+              <w:rPr>
+                <w:rFonts w:ascii="Times New Roman" w:hAnsi="Times New Roman" w:cs="Times New Roman"/>
+              </w:rPr>
+            </w:pPr>
+            <w:r>
+              <w:rPr>
+                <w:rFonts w:ascii="Times New Roman" w:hAnsi="Times New Roman" w:cs="Times New Roman"/>
+                <w:color w:val="111111"/>
+              </w:rPr>
+              <w:t>19.00%</w:t>
+            </w:r>
+          </w:p>
+        </w:tc>
+      </w:tr>
+      <w:tr>
+        <w:trPr>
+          <w:trHeight w:val="238"/>
+        </w:trPr>
+        <w:tc>
+          <w:tcPr>
+            <w:tcW w:w="1843" w:type="dxa"/>
+            <w:shd w:val="clear" w:color="auto" w:fill="F5F5F5"/>
+            <w:tcMar>
+              <w:top w:w="8" w:type="dxa"/>
+              <w:left w:w="40" w:type="dxa"/>
+              <w:bottom w:w="8" w:type="dxa"/>
+              <w:right w:w="40" w:type="dxa"/>
+            </w:tcMar>
+          </w:tcPr>
+          <w:p>
+            <w:pPr>
+              <w:keepNext/>
+              <w:spacing w:after="0" w:line="216" w:lineRule="auto"/>
+              <w:rPr>
+                <w:rFonts w:ascii="Times New Roman" w:hAnsi="Times New Roman" w:cs="Times New Roman"/>
+              </w:rPr>
+            </w:pPr>
+            <w:r>
+              <w:rPr>
+                <w:rFonts w:ascii="Times New Roman" w:hAnsi="Times New Roman" w:cs="Times New Roman"/>
+                <w:color w:val="111111"/>
+              </w:rPr>
+              <w:t>−20% shock T/2</w:t>
+            </w:r>
+          </w:p>
+        </w:tc>
+        <w:tc>
+          <w:tcPr>
+            <w:tcW w:w="763" w:type="dxa"/>
+            <w:shd w:val="clear" w:color="auto" w:fill="F5F5F5"/>
+            <w:tcMar>
+              <w:top w:w="8" w:type="dxa"/>
+              <w:left w:w="40" w:type="dxa"/>
+              <w:bottom w:w="8" w:type="dxa"/>
+              <w:right w:w="40" w:type="dxa"/>
+            </w:tcMar>
+          </w:tcPr>
+          <w:p>
+            <w:pPr>
+              <w:keepNext/>
+              <w:spacing w:after="0" w:line="216" w:lineRule="auto"/>
+              <w:jc w:val="right"/>
+              <w:rPr>
+                <w:rFonts w:ascii="Times New Roman" w:hAnsi="Times New Roman" w:cs="Times New Roman"/>
+              </w:rPr>
+            </w:pPr>
+            <w:r>
+              <w:rPr>
+                <w:rFonts w:ascii="Times New Roman" w:hAnsi="Times New Roman" w:cs="Times New Roman"/>
+                <w:color w:val="111111"/>
+              </w:rPr>
+              <w:t>−9.70%</w:t>
+            </w:r>
+          </w:p>
+        </w:tc>
+        <w:tc>
+          <w:tcPr>
+            <w:tcW w:w="895" w:type="dxa"/>
+            <w:shd w:val="clear" w:color="auto" w:fill="F5F5F5"/>
+            <w:tcMar>
+              <w:top w:w="8" w:type="dxa"/>
+              <w:left w:w="40" w:type="dxa"/>
+              <w:bottom w:w="8" w:type="dxa"/>
+              <w:right w:w="40" w:type="dxa"/>
+            </w:tcMar>
+          </w:tcPr>
+          <w:p>
+            <w:pPr>
+              <w:keepNext/>
+              <w:spacing w:after="0" w:line="216" w:lineRule="auto"/>
+              <w:jc w:val="right"/>
+              <w:rPr>
+                <w:rFonts w:ascii="Times New Roman" w:hAnsi="Times New Roman" w:cs="Times New Roman"/>
+              </w:rPr>
+            </w:pPr>
+            <w:r>
+              <w:rPr>
+                <w:rFonts w:ascii="Times New Roman" w:hAnsi="Times New Roman" w:cs="Times New Roman"/>
+                <w:color w:val="111111"/>
+              </w:rPr>
+              <w:t>24.61%</w:t>
+            </w:r>
+          </w:p>
+        </w:tc>
+        <w:tc>
+          <w:tcPr>
+            <w:tcW w:w="614" w:type="dxa"/>
+            <w:shd w:val="clear" w:color="auto" w:fill="F5F5F5"/>
+            <w:tcMar>
+              <w:top w:w="8" w:type="dxa"/>
+              <w:left w:w="40" w:type="dxa"/>
+              <w:bottom w:w="8" w:type="dxa"/>
+              <w:right w:w="40" w:type="dxa"/>
+            </w:tcMar>
+          </w:tcPr>
+          <w:p>
+            <w:pPr>
+              <w:keepNext/>
+              <w:spacing w:after="0" w:line="216" w:lineRule="auto"/>
+              <w:jc w:val="right"/>
+              <w:rPr>
+                <w:rFonts w:ascii="Times New Roman" w:hAnsi="Times New Roman" w:cs="Times New Roman"/>
+              </w:rPr>
+            </w:pPr>
+            <w:r>
+              <w:rPr>
+                <w:rFonts w:ascii="Times New Roman" w:hAnsi="Times New Roman" w:cs="Times New Roman"/>
+                <w:color w:val="111111"/>
+              </w:rPr>
+              <w:t>3.41</w:t>
+            </w:r>
+          </w:p>
+        </w:tc>
+        <w:tc>
+          <w:tcPr>
+            <w:tcW w:w="801" w:type="dxa"/>
+            <w:shd w:val="clear" w:color="auto" w:fill="F5F5F5"/>
+            <w:tcMar>
+              <w:top w:w="8" w:type="dxa"/>
+              <w:left w:w="40" w:type="dxa"/>
+              <w:bottom w:w="8" w:type="dxa"/>
+              <w:right w:w="40" w:type="dxa"/>
+            </w:tcMar>
+          </w:tcPr>
+          <w:p>
+            <w:pPr>
+              <w:keepNext/>
+              <w:spacing w:after="0" w:line="216" w:lineRule="auto"/>
+              <w:jc w:val="right"/>
+              <w:rPr>
+                <w:rFonts w:ascii="Times New Roman" w:hAnsi="Times New Roman" w:cs="Times New Roman"/>
+              </w:rPr>
+            </w:pPr>
+            <w:r>
+              <w:rPr>
+                <w:rFonts w:ascii="Times New Roman" w:hAnsi="Times New Roman" w:cs="Times New Roman"/>
+                <w:color w:val="111111"/>
+              </w:rPr>
+              <w:t>25.61%</w:t>
+            </w:r>
+          </w:p>
+        </w:tc>
+        <w:tc>
+          <w:tcPr>
+            <w:tcW w:w="843" w:type="dxa"/>
+            <w:shd w:val="clear" w:color="auto" w:fill="F5F5F5"/>
+            <w:tcMar>
+              <w:top w:w="8" w:type="dxa"/>
+              <w:left w:w="40" w:type="dxa"/>
+              <w:bottom w:w="8" w:type="dxa"/>
+              <w:right w:w="40" w:type="dxa"/>
+            </w:tcMar>
+          </w:tcPr>
+          <w:p>
+            <w:pPr>
+              <w:keepNext/>
+              <w:spacing w:after="0" w:line="216" w:lineRule="auto"/>
+              <w:jc w:val="right"/>
+              <w:rPr>
+                <w:rFonts w:ascii="Times New Roman" w:hAnsi="Times New Roman" w:cs="Times New Roman"/>
+              </w:rPr>
+            </w:pPr>
+            <w:r>
+              <w:rPr>
+                <w:rFonts w:ascii="Times New Roman" w:hAnsi="Times New Roman" w:cs="Times New Roman"/>
+                <w:color w:val="111111"/>
+              </w:rPr>
+              <w:t>26.67%</w:t>
+            </w:r>
+          </w:p>
+        </w:tc>
+      </w:tr>
+      <w:tr>
+        <w:trPr>
+          <w:trHeight w:val="238"/>
+        </w:trPr>
+        <w:tc>
+          <w:tcPr>
+            <w:tcW w:w="1843" w:type="dxa"/>
+            <w:shd w:val="clear" w:color="auto" w:fill="F5F5F5"/>
+            <w:tcMar>
+              <w:top w:w="8" w:type="dxa"/>
+              <w:left w:w="40" w:type="dxa"/>
+              <w:bottom w:w="8" w:type="dxa"/>
+              <w:right w:w="40" w:type="dxa"/>
+            </w:tcMar>
+          </w:tcPr>
+          <w:p>
+            <w:pPr>
+              <w:keepNext/>
+              <w:spacing w:after="0" w:line="216" w:lineRule="auto"/>
+              <w:rPr>
+                <w:rFonts w:ascii="Times New Roman" w:hAnsi="Times New Roman" w:cs="Times New Roman"/>
+              </w:rPr>
+            </w:pPr>
+            <w:r>
+              <w:rPr>
+                <w:rFonts w:ascii="Times New Roman" w:hAnsi="Times New Roman" w:cs="Times New Roman"/>
+                <w:color w:val="111111"/>
+              </w:rPr>
+              <w:t>Shock &amp; vol +5pp</w:t>
+            </w:r>
+          </w:p>
+        </w:tc>
+        <w:tc>
+          <w:tcPr>
+            <w:tcW w:w="763" w:type="dxa"/>
+            <w:shd w:val="clear" w:color="auto" w:fill="F5F5F5"/>
+            <w:tcMar>
+              <w:top w:w="8" w:type="dxa"/>
+              <w:left w:w="40" w:type="dxa"/>
+              <w:bottom w:w="8" w:type="dxa"/>
+              <w:right w:w="40" w:type="dxa"/>
+            </w:tcMar>
+          </w:tcPr>
+          <w:p>
+            <w:pPr>
+              <w:keepNext/>
+              <w:spacing w:after="0" w:line="216" w:lineRule="auto"/>
+              <w:jc w:val="right"/>
+              <w:rPr>
+                <w:rFonts w:ascii="Times New Roman" w:hAnsi="Times New Roman" w:cs="Times New Roman"/>
+              </w:rPr>
+            </w:pPr>
+            <w:r>
+              <w:rPr>
+                <w:rFonts w:ascii="Times New Roman" w:hAnsi="Times New Roman" w:cs="Times New Roman"/>
+                <w:color w:val="111111"/>
+              </w:rPr>
+              <w:t>−11.64%</w:t>
+            </w:r>
+          </w:p>
+        </w:tc>
+        <w:tc>
+          <w:tcPr>
+            <w:tcW w:w="895" w:type="dxa"/>
+            <w:shd w:val="clear" w:color="auto" w:fill="F5F5F5"/>
+            <w:tcMar>
+              <w:top w:w="8" w:type="dxa"/>
+              <w:left w:w="40" w:type="dxa"/>
+              <w:bottom w:w="8" w:type="dxa"/>
+              <w:right w:w="40" w:type="dxa"/>
+            </w:tcMar>
+          </w:tcPr>
+          <w:p>
+            <w:pPr>
+              <w:keepNext/>
+              <w:spacing w:after="0" w:line="216" w:lineRule="auto"/>
+              <w:jc w:val="right"/>
+              <w:rPr>
+                <w:rFonts w:ascii="Times New Roman" w:hAnsi="Times New Roman" w:cs="Times New Roman"/>
+              </w:rPr>
+            </w:pPr>
+            <w:r>
+              <w:rPr>
+                <w:rFonts w:ascii="Times New Roman" w:hAnsi="Times New Roman" w:cs="Times New Roman"/>
+                <w:color w:val="111111"/>
+              </w:rPr>
+              <w:t>25.65%</w:t>
+            </w:r>
+          </w:p>
+        </w:tc>
+        <w:tc>
+          <w:tcPr>
+            <w:tcW w:w="614" w:type="dxa"/>
+            <w:shd w:val="clear" w:color="auto" w:fill="F5F5F5"/>
+            <w:tcMar>
+              <w:top w:w="8" w:type="dxa"/>
+              <w:left w:w="40" w:type="dxa"/>
+              <w:bottom w:w="8" w:type="dxa"/>
+              <w:right w:w="40" w:type="dxa"/>
+            </w:tcMar>
+          </w:tcPr>
+          <w:p>
+            <w:pPr>
+              <w:keepNext/>
+              <w:spacing w:after="0" w:line="216" w:lineRule="auto"/>
+              <w:jc w:val="right"/>
+              <w:rPr>
+                <w:rFonts w:ascii="Times New Roman" w:hAnsi="Times New Roman" w:cs="Times New Roman"/>
+              </w:rPr>
+            </w:pPr>
+            <w:r>
+              <w:rPr>
+                <w:rFonts w:ascii="Times New Roman" w:hAnsi="Times New Roman" w:cs="Times New Roman"/>
+                <w:color w:val="111111"/>
+              </w:rPr>
+              <w:t>3.16</w:t>
+            </w:r>
+          </w:p>
+        </w:tc>
+        <w:tc>
+          <w:tcPr>
+            <w:tcW w:w="801" w:type="dxa"/>
+            <w:shd w:val="clear" w:color="auto" w:fill="F5F5F5"/>
+            <w:tcMar>
+              <w:top w:w="8" w:type="dxa"/>
+              <w:left w:w="40" w:type="dxa"/>
+              <w:bottom w:w="8" w:type="dxa"/>
+              <w:right w:w="40" w:type="dxa"/>
+            </w:tcMar>
+          </w:tcPr>
+          <w:p>
+            <w:pPr>
+              <w:keepNext/>
+              <w:spacing w:after="0" w:line="216" w:lineRule="auto"/>
+              <w:jc w:val="right"/>
+              <w:rPr>
+                <w:rFonts w:ascii="Times New Roman" w:hAnsi="Times New Roman" w:cs="Times New Roman"/>
+              </w:rPr>
+            </w:pPr>
+            <w:r>
+              <w:rPr>
+                <w:rFonts w:ascii="Times New Roman" w:hAnsi="Times New Roman" w:cs="Times New Roman"/>
+                <w:color w:val="111111"/>
+              </w:rPr>
+              <w:t>30.58%</w:t>
+            </w:r>
+          </w:p>
+        </w:tc>
+        <w:tc>
+          <w:tcPr>
+            <w:tcW w:w="843" w:type="dxa"/>
+            <w:shd w:val="clear" w:color="auto" w:fill="F5F5F5"/>
+            <w:tcMar>
+              <w:top w:w="8" w:type="dxa"/>
+              <w:left w:w="40" w:type="dxa"/>
+              <w:bottom w:w="8" w:type="dxa"/>
+              <w:right w:w="40" w:type="dxa"/>
+            </w:tcMar>
+          </w:tcPr>
+          <w:p>
+            <w:pPr>
+              <w:keepNext/>
+              <w:spacing w:after="0" w:line="216" w:lineRule="auto"/>
+              <w:jc w:val="right"/>
+              <w:rPr>
+                <w:rFonts w:ascii="Times New Roman" w:hAnsi="Times New Roman" w:cs="Times New Roman"/>
+              </w:rPr>
+            </w:pPr>
+            <w:r>
+              <w:rPr>
+                <w:rFonts w:ascii="Times New Roman" w:hAnsi="Times New Roman" w:cs="Times New Roman"/>
+                <w:color w:val="111111"/>
+              </w:rPr>
+              <w:t>32.13%</w:t>
+            </w:r>
+          </w:p>
+        </w:tc>
+      </w:tr>
+      <w:tr>
+        <w:trPr>
+          <w:trHeight w:val="238"/>
+        </w:trPr>
+        <w:tc>
+          <w:tcPr>
+            <w:tcW w:w="1843" w:type="dxa"/>
             <w:shd w:val="clear" w:color="auto" w:fill="F5F5F5"/>
             <w:tcMar>
               <w:top w:w="8" w:type="dxa"/>
@@ -5188,19 +6181,22 @@
           <w:p>
             <w:pPr>
               <w:spacing w:after="0" w:line="216" w:lineRule="auto"/>
+              <w:rPr>
+                <w:rFonts w:ascii="Times New Roman" w:hAnsi="Times New Roman" w:cs="Times New Roman"/>
+              </w:rPr>
             </w:pPr>
             <w:r>
               <w:rPr>
-                <w:rFonts w:ascii="Calibri" w:hAnsi="Calibri"/>
+                <w:rFonts w:ascii="Times New Roman" w:hAnsi="Times New Roman" w:cs="Times New Roman"/>
                 <w:color w:val="111111"/>
               </w:rPr>
-              <w:t>Vol +5 pp</w:t>
+              <w:t>Shock &amp; vol −5pp</w:t>
             </w:r>
           </w:p>
         </w:tc>
         <w:tc>
           <w:tcPr>
-            <w:tcW w:w="941" w:type="dxa"/>
+            <w:tcW w:w="763" w:type="dxa"/>
             <w:shd w:val="clear" w:color="auto" w:fill="F5F5F5"/>
             <w:tcMar>
               <w:top w:w="8" w:type="dxa"/>
@@ -5213,19 +6209,22 @@
             <w:pPr>
               <w:spacing w:after="0" w:line="216" w:lineRule="auto"/>
               <w:jc w:val="right"/>
+              <w:rPr>
+                <w:rFonts w:ascii="Times New Roman" w:hAnsi="Times New Roman" w:cs="Times New Roman"/>
+              </w:rPr>
             </w:pPr>
             <w:r>
               <w:rPr>
-                <w:rFonts w:ascii="Calibri" w:hAnsi="Calibri"/>
+                <w:rFonts w:ascii="Times New Roman" w:hAnsi="Times New Roman" w:cs="Times New Roman"/>
                 <w:color w:val="111111"/>
               </w:rPr>
-              <w:t>44.52%</w:t>
+              <w:t>−7.17%</w:t>
             </w:r>
           </w:p>
         </w:tc>
         <w:tc>
           <w:tcPr>
-            <w:tcW w:w="941" w:type="dxa"/>
+            <w:tcW w:w="895" w:type="dxa"/>
             <w:shd w:val="clear" w:color="auto" w:fill="F5F5F5"/>
             <w:tcMar>
               <w:top w:w="8" w:type="dxa"/>
@@ -5238,19 +6237,22 @@
             <w:pPr>
               <w:spacing w:after="0" w:line="216" w:lineRule="auto"/>
               <w:jc w:val="right"/>
+              <w:rPr>
+                <w:rFonts w:ascii="Times New Roman" w:hAnsi="Times New Roman" w:cs="Times New Roman"/>
+              </w:rPr>
             </w:pPr>
             <w:r>
               <w:rPr>
-                <w:rFonts w:ascii="Calibri" w:hAnsi="Calibri"/>
+                <w:rFonts w:ascii="Times New Roman" w:hAnsi="Times New Roman" w:cs="Times New Roman"/>
                 <w:color w:val="111111"/>
               </w:rPr>
-              <w:t>16.77%</w:t>
+              <w:t>23.38%</w:t>
             </w:r>
           </w:p>
         </w:tc>
         <w:tc>
           <w:tcPr>
-            <w:tcW w:w="941" w:type="dxa"/>
+            <w:tcW w:w="614" w:type="dxa"/>
             <w:shd w:val="clear" w:color="auto" w:fill="F5F5F5"/>
             <w:tcMar>
               <w:top w:w="8" w:type="dxa"/>
@@ -5263,19 +6265,22 @@
             <w:pPr>
               <w:spacing w:after="0" w:line="216" w:lineRule="auto"/>
               <w:jc w:val="right"/>
+              <w:rPr>
+                <w:rFonts w:ascii="Times New Roman" w:hAnsi="Times New Roman" w:cs="Times New Roman"/>
+              </w:rPr>
             </w:pPr>
             <w:r>
               <w:rPr>
-                <w:rFonts w:ascii="Calibri" w:hAnsi="Calibri"/>
+                <w:rFonts w:ascii="Times New Roman" w:hAnsi="Times New Roman" w:cs="Times New Roman"/>
                 <w:color w:val="111111"/>
               </w:rPr>
-              <w:t>19.40%</w:t>
+              <w:t>3.72</w:t>
             </w:r>
           </w:p>
         </w:tc>
         <w:tc>
           <w:tcPr>
-            <w:tcW w:w="836" w:type="dxa"/>
+            <w:tcW w:w="801" w:type="dxa"/>
             <w:shd w:val="clear" w:color="auto" w:fill="F5F5F5"/>
             <w:tcMar>
               <w:top w:w="8" w:type="dxa"/>
@@ -5288,177 +6293,22 @@
             <w:pPr>
               <w:spacing w:after="0" w:line="216" w:lineRule="auto"/>
               <w:jc w:val="right"/>
+              <w:rPr>
+                <w:rFonts w:ascii="Times New Roman" w:hAnsi="Times New Roman" w:cs="Times New Roman"/>
+              </w:rPr>
             </w:pPr>
             <w:r>
               <w:rPr>
-                <w:rFonts w:ascii="Calibri" w:hAnsi="Calibri"/>
+                <w:rFonts w:ascii="Times New Roman" w:hAnsi="Times New Roman" w:cs="Times New Roman"/>
                 <w:color w:val="111111"/>
               </w:rPr>
-              <w:t>13.7%</w:t>
-            </w:r>
-          </w:p>
-        </w:tc>
-      </w:tr>
-      <w:tr>
-        <w:trPr>
-          <w:trHeight w:val="238"/>
-        </w:trPr>
-        <w:tc>
-          <w:tcPr>
-            <w:tcW w:w="1568" w:type="dxa"/>
-            <w:shd w:val="clear" w:color="auto" w:fill="FFFFFF"/>
-            <w:tcMar>
-              <w:top w:w="8" w:type="dxa"/>
-              <w:left w:w="40" w:type="dxa"/>
-              <w:bottom w:w="8" w:type="dxa"/>
-              <w:right w:w="40" w:type="dxa"/>
-            </w:tcMar>
-          </w:tcPr>
-          <w:p>
-            <w:pPr>
-              <w:spacing w:after="0" w:line="216" w:lineRule="auto"/>
-            </w:pPr>
-            <w:r>
-              <w:rPr>
-                <w:rFonts w:ascii="Calibri" w:hAnsi="Calibri"/>
-                <w:color w:val="111111"/>
-              </w:rPr>
-              <w:t>Vol −5 pp</w:t>
+              <w:t>19.11%</w:t>
             </w:r>
           </w:p>
         </w:tc>
         <w:tc>
           <w:tcPr>
-            <w:tcW w:w="941" w:type="dxa"/>
-            <w:shd w:val="clear" w:color="auto" w:fill="FFFFFF"/>
-            <w:tcMar>
-              <w:top w:w="8" w:type="dxa"/>
-              <w:left w:w="40" w:type="dxa"/>
-              <w:bottom w:w="8" w:type="dxa"/>
-              <w:right w:w="40" w:type="dxa"/>
-            </w:tcMar>
-          </w:tcPr>
-          <w:p>
-            <w:pPr>
-              <w:spacing w:after="0" w:line="216" w:lineRule="auto"/>
-              <w:jc w:val="right"/>
-            </w:pPr>
-            <w:r>
-              <w:rPr>
-                <w:rFonts w:ascii="Calibri" w:hAnsi="Calibri"/>
-                <w:color w:val="111111"/>
-              </w:rPr>
-              <w:t>44.84%</w:t>
-            </w:r>
-          </w:p>
-        </w:tc>
-        <w:tc>
-          <w:tcPr>
-            <w:tcW w:w="941" w:type="dxa"/>
-            <w:shd w:val="clear" w:color="auto" w:fill="FFFFFF"/>
-            <w:tcMar>
-              <w:top w:w="8" w:type="dxa"/>
-              <w:left w:w="40" w:type="dxa"/>
-              <w:bottom w:w="8" w:type="dxa"/>
-              <w:right w:w="40" w:type="dxa"/>
-            </w:tcMar>
-          </w:tcPr>
-          <w:p>
-            <w:pPr>
-              <w:spacing w:after="0" w:line="216" w:lineRule="auto"/>
-              <w:jc w:val="right"/>
-            </w:pPr>
-            <w:r>
-              <w:rPr>
-                <w:rFonts w:ascii="Calibri" w:hAnsi="Calibri"/>
-                <w:color w:val="111111"/>
-              </w:rPr>
-              <w:t>13.62%</w:t>
-            </w:r>
-          </w:p>
-        </w:tc>
-        <w:tc>
-          <w:tcPr>
-            <w:tcW w:w="941" w:type="dxa"/>
-            <w:shd w:val="clear" w:color="auto" w:fill="FFFFFF"/>
-            <w:tcMar>
-              <w:top w:w="8" w:type="dxa"/>
-              <w:left w:w="40" w:type="dxa"/>
-              <w:bottom w:w="8" w:type="dxa"/>
-              <w:right w:w="40" w:type="dxa"/>
-            </w:tcMar>
-          </w:tcPr>
-          <w:p>
-            <w:pPr>
-              <w:spacing w:after="0" w:line="216" w:lineRule="auto"/>
-              <w:jc w:val="right"/>
-            </w:pPr>
-            <w:r>
-              <w:rPr>
-                <w:rFonts w:ascii="Calibri" w:hAnsi="Calibri"/>
-                <w:color w:val="111111"/>
-              </w:rPr>
-              <w:t>14.73%</w:t>
-            </w:r>
-          </w:p>
-        </w:tc>
-        <w:tc>
-          <w:tcPr>
-            <w:tcW w:w="836" w:type="dxa"/>
-            <w:shd w:val="clear" w:color="auto" w:fill="FFFFFF"/>
-            <w:tcMar>
-              <w:top w:w="8" w:type="dxa"/>
-              <w:left w:w="40" w:type="dxa"/>
-              <w:bottom w:w="8" w:type="dxa"/>
-              <w:right w:w="40" w:type="dxa"/>
-            </w:tcMar>
-          </w:tcPr>
-          <w:p>
-            <w:pPr>
-              <w:spacing w:after="0" w:line="216" w:lineRule="auto"/>
-              <w:jc w:val="right"/>
-            </w:pPr>
-            <w:r>
-              <w:rPr>
-                <w:rFonts w:ascii="Calibri" w:hAnsi="Calibri"/>
-                <w:color w:val="111111"/>
-              </w:rPr>
-              <w:t>13.7%</w:t>
-            </w:r>
-          </w:p>
-        </w:tc>
-      </w:tr>
-      <w:tr>
-        <w:trPr>
-          <w:trHeight w:val="238"/>
-        </w:trPr>
-        <w:tc>
-          <w:tcPr>
-            <w:tcW w:w="1568" w:type="dxa"/>
-            <w:shd w:val="clear" w:color="auto" w:fill="F5F5F5"/>
-            <w:tcMar>
-              <w:top w:w="8" w:type="dxa"/>
-              <w:left w:w="40" w:type="dxa"/>
-              <w:bottom w:w="8" w:type="dxa"/>
-              <w:right w:w="40" w:type="dxa"/>
-            </w:tcMar>
-          </w:tcPr>
-          <w:p>
-            <w:pPr>
-              <w:spacing w:after="0" w:line="216" w:lineRule="auto"/>
-            </w:pPr>
-            <w:r>
-              <w:rPr>
-                <w:rFonts w:ascii="Calibri" w:hAnsi="Calibri"/>
-                <w:color w:val="111111"/>
-              </w:rPr>
-              <w:t>−20% shock T/2</w:t>
-            </w:r>
-          </w:p>
-        </w:tc>
-        <w:tc>
-          <w:tcPr>
-            <w:tcW w:w="941" w:type="dxa"/>
+            <w:tcW w:w="843" w:type="dxa"/>
             <w:shd w:val="clear" w:color="auto" w:fill="F5F5F5"/>
             <w:tcMar>
               <w:top w:w="8" w:type="dxa"/>
@@ -5471,88 +6321,16 @@
             <w:pPr>
               <w:spacing w:after="0" w:line="216" w:lineRule="auto"/>
               <w:jc w:val="right"/>
+              <w:rPr>
+                <w:rFonts w:ascii="Times New Roman" w:hAnsi="Times New Roman" w:cs="Times New Roman"/>
+              </w:rPr>
             </w:pPr>
             <w:r>
               <w:rPr>
-                <w:rFonts w:ascii="Calibri" w:hAnsi="Calibri"/>
+                <w:rFonts w:ascii="Times New Roman" w:hAnsi="Times New Roman" w:cs="Times New Roman"/>
                 <w:color w:val="111111"/>
               </w:rPr>
-              <w:t>24.82%</w:t>
-            </w:r>
-          </w:p>
-        </w:tc>
-        <w:tc>
-          <w:tcPr>
-            <w:tcW w:w="941" w:type="dxa"/>
-            <w:shd w:val="clear" w:color="auto" w:fill="F5F5F5"/>
-            <w:tcMar>
-              <w:top w:w="8" w:type="dxa"/>
-              <w:left w:w="40" w:type="dxa"/>
-              <w:bottom w:w="8" w:type="dxa"/>
-              <w:right w:w="40" w:type="dxa"/>
-            </w:tcMar>
-          </w:tcPr>
-          <w:p>
-            <w:pPr>
-              <w:spacing w:after="0" w:line="216" w:lineRule="auto"/>
-              <w:jc w:val="right"/>
-            </w:pPr>
-            <w:r>
-              <w:rPr>
-                <w:rFonts w:ascii="Calibri" w:hAnsi="Calibri"/>
-                <w:color w:val="111111"/>
-              </w:rPr>
-              <w:t>17.07%</w:t>
-            </w:r>
-          </w:p>
-        </w:tc>
-        <w:tc>
-          <w:tcPr>
-            <w:tcW w:w="941" w:type="dxa"/>
-            <w:shd w:val="clear" w:color="auto" w:fill="F5F5F5"/>
-            <w:tcMar>
-              <w:top w:w="8" w:type="dxa"/>
-              <w:left w:w="40" w:type="dxa"/>
-              <w:bottom w:w="8" w:type="dxa"/>
-              <w:right w:w="40" w:type="dxa"/>
-            </w:tcMar>
-          </w:tcPr>
-          <w:p>
-            <w:pPr>
-              <w:spacing w:after="0" w:line="216" w:lineRule="auto"/>
-              <w:jc w:val="right"/>
-            </w:pPr>
-            <w:r>
-              <w:rPr>
-                <w:rFonts w:ascii="Calibri" w:hAnsi="Calibri"/>
-                <w:color w:val="111111"/>
-              </w:rPr>
-              <w:t>17.70%</w:t>
-            </w:r>
-          </w:p>
-        </w:tc>
-        <w:tc>
-          <w:tcPr>
-            <w:tcW w:w="836" w:type="dxa"/>
-            <w:shd w:val="clear" w:color="auto" w:fill="F5F5F5"/>
-            <w:tcMar>
-              <w:top w:w="8" w:type="dxa"/>
-              <w:left w:w="40" w:type="dxa"/>
-              <w:bottom w:w="8" w:type="dxa"/>
-              <w:right w:w="40" w:type="dxa"/>
-            </w:tcMar>
-          </w:tcPr>
-          <w:p>
-            <w:pPr>
-              <w:spacing w:after="0" w:line="216" w:lineRule="auto"/>
-              <w:jc w:val="right"/>
-            </w:pPr>
-            <w:r>
-              <w:rPr>
-                <w:rFonts w:ascii="Calibri" w:hAnsi="Calibri"/>
-                <w:color w:val="111111"/>
-              </w:rPr>
-              <w:t>29.8%</w:t>
+              <w:t>19.55%</w:t>
             </w:r>
           </w:p>
         </w:tc>
@@ -5560,17 +6338,15 @@
     </w:tbl>
     <w:p>
       <w:pPr>
-        <w:spacing w:after="8" w:line="216" w:lineRule="auto"/>
-      </w:pPr>
-    </w:p>
-    <w:p>
-      <w:pPr>
         <w:keepNext/>
         <w:spacing w:before="8" w:after="4" w:line="216" w:lineRule="auto"/>
+        <w:rPr>
+          <w:rFonts w:ascii="Times New Roman" w:hAnsi="Times New Roman" w:cs="Times New Roman"/>
+        </w:rPr>
       </w:pPr>
       <w:r>
         <w:rPr>
-          <w:rFonts w:ascii="Calibri" w:hAnsi="Calibri"/>
+          <w:rFonts w:ascii="Times New Roman" w:hAnsi="Times New Roman" w:cs="Times New Roman"/>
           <w:b/>
           <w:color w:val="8B1A1A"/>
         </w:rPr>
@@ -5579,7 +6355,7 @@
       <w:proofErr w:type="spellStart"/>
       <w:r>
         <w:rPr>
-          <w:rFonts w:ascii="Calibri" w:hAnsi="Calibri"/>
+          <w:rFonts w:ascii="Times New Roman" w:hAnsi="Times New Roman" w:cs="Times New Roman"/>
           <w:b/>
           <w:color w:val="8B1A1A"/>
         </w:rPr>
@@ -5588,7 +6364,7 @@
       <w:proofErr w:type="spellEnd"/>
       <w:r>
         <w:rPr>
-          <w:rFonts w:ascii="Calibri" w:hAnsi="Calibri"/>
+          <w:rFonts w:ascii="Times New Roman" w:hAnsi="Times New Roman" w:cs="Times New Roman"/>
           <w:b/>
           <w:color w:val="8B1A1A"/>
         </w:rPr>
@@ -5598,77 +6374,16 @@
     <w:p>
       <w:pPr>
         <w:spacing w:after="8" w:line="216" w:lineRule="auto"/>
+        <w:rPr>
+          <w:rFonts w:ascii="Times New Roman" w:hAnsi="Times New Roman" w:cs="Times New Roman"/>
+        </w:rPr>
       </w:pPr>
       <w:r>
         <w:rPr>
-          <w:rFonts w:ascii="Calibri" w:hAnsi="Calibri"/>
+          <w:rFonts w:ascii="Times New Roman" w:hAnsi="Times New Roman" w:cs="Times New Roman"/>
           <w:color w:val="111111"/>
         </w:rPr>
-        <w:t xml:space="preserve">Constraint: 95% one-year </w:t>
-      </w:r>
-      <w:proofErr w:type="spellStart"/>
-      <w:r>
-        <w:rPr>
-          <w:rFonts w:ascii="Calibri" w:hAnsi="Calibri"/>
-          <w:color w:val="111111"/>
-        </w:rPr>
-        <w:t>VaR</w:t>
-      </w:r>
-      <w:proofErr w:type="spellEnd"/>
-      <w:r>
-        <w:rPr>
-          <w:rFonts w:ascii="Calibri" w:hAnsi="Calibri"/>
-          <w:color w:val="111111"/>
-        </w:rPr>
-        <w:t xml:space="preserve"> ≤ 15% at K=95%S₀. </w:t>
-      </w:r>
-      <w:proofErr w:type="spellStart"/>
-      <w:r>
-        <w:rPr>
-          <w:rFonts w:ascii="Calibri" w:hAnsi="Calibri"/>
-          <w:color w:val="111111"/>
-        </w:rPr>
-        <w:t>Brentq</w:t>
-      </w:r>
-      <w:proofErr w:type="spellEnd"/>
-      <w:r>
-        <w:rPr>
-          <w:rFonts w:ascii="Calibri" w:hAnsi="Calibri"/>
-          <w:color w:val="111111"/>
-        </w:rPr>
-        <w:t xml:space="preserve"> root-finding on </w:t>
-      </w:r>
-      <w:proofErr w:type="spellStart"/>
-      <w:r>
-        <w:rPr>
-          <w:rFonts w:ascii="Calibri" w:hAnsi="Calibri"/>
-          <w:color w:val="111111"/>
-        </w:rPr>
-        <w:t>VaR</w:t>
-      </w:r>
-      <w:proofErr w:type="spellEnd"/>
-      <w:r>
-        <w:rPr>
-          <w:rFonts w:ascii="Calibri" w:hAnsi="Calibri"/>
-          <w:color w:val="111111"/>
-        </w:rPr>
-        <w:t>(α)=15% (monotone confirmed over α</w:t>
-      </w:r>
-      <w:proofErr w:type="gramStart"/>
-      <w:r>
-        <w:rPr>
-          <w:rFonts w:ascii="Calibri" w:hAnsi="Calibri"/>
-          <w:color w:val="111111"/>
-        </w:rPr>
-        <w:t>∈[</w:t>
-      </w:r>
-      <w:proofErr w:type="gramEnd"/>
-      <w:r>
-        <w:rPr>
-          <w:rFonts w:ascii="Calibri" w:hAnsi="Calibri"/>
-          <w:color w:val="111111"/>
-        </w:rPr>
-        <w:t>0.1%,40%]).</w:t>
+        <w:t>The 95% one-year VaR may not exceed 15%. The unhedged VaR of 56.38% forces a hedge. Searching α from 0% to 50% for every strike shows the 90% and 95% strikes never reach the limit (best VaR 19.33% and 16.67%). Only the 100% and 105% strikes can meet it.</w:t>
       </w:r>
     </w:p>
     <w:p>
@@ -5676,84 +6391,53 @@
         <w:shd w:val="clear" w:color="auto" w:fill="8B1A1A"/>
         <w:spacing w:before="22" w:after="22" w:line="216" w:lineRule="auto"/>
         <w:jc w:val="center"/>
+        <w:rPr>
+          <w:rFonts w:ascii="Times New Roman" w:hAnsi="Times New Roman" w:cs="Times New Roman"/>
+          <w:bCs/>
+        </w:rPr>
       </w:pPr>
       <w:r>
         <w:rPr>
-          <w:rFonts w:ascii="Calibri" w:hAnsi="Calibri"/>
-          <w:b/>
+          <w:rFonts w:ascii="Times New Roman" w:hAnsi="Times New Roman" w:cs="Times New Roman"/>
+          <w:bCs/>
           <w:color w:val="FFFFFF"/>
         </w:rPr>
-        <w:t xml:space="preserve">α* = 7.90%   |   </w:t>
-      </w:r>
-      <w:proofErr w:type="spellStart"/>
-      <w:r>
-        <w:rPr>
-          <w:rFonts w:ascii="Calibri" w:hAnsi="Calibri"/>
-          <w:b/>
-          <w:color w:val="FFFFFF"/>
-        </w:rPr>
-        <w:t>VaR</w:t>
-      </w:r>
-      <w:proofErr w:type="spellEnd"/>
-      <w:r>
-        <w:rPr>
-          <w:rFonts w:ascii="Calibri" w:hAnsi="Calibri"/>
-          <w:b/>
-          <w:color w:val="FFFFFF"/>
-        </w:rPr>
-        <w:t xml:space="preserve"> = 15.00%   |   E[r] = 46.73%   |   Sharpe = 1.148</w:t>
+        <w:t>The constraint binds at α=15.30% with K*=105% (VaR 14.99%). Recommended allocation: α*=15.50%, VaR 14.41%, E[r]=2.29%. The 100% strike is a close runner-up (α=14.20%, VaR 14.49%).</w:t>
       </w:r>
     </w:p>
     <w:p>
       <w:pPr>
         <w:spacing w:after="8" w:line="216" w:lineRule="auto"/>
+        <w:rPr>
+          <w:rFonts w:ascii="Times New Roman" w:hAnsi="Times New Roman" w:cs="Times New Roman"/>
+        </w:rPr>
       </w:pPr>
-      <w:proofErr w:type="spellStart"/>
       <w:r>
         <w:rPr>
-          <w:rFonts w:ascii="Calibri" w:hAnsi="Calibri"/>
+          <w:rFonts w:ascii="Times New Roman" w:hAnsi="Times New Roman" w:cs="Times New Roman"/>
           <w:color w:val="111111"/>
         </w:rPr>
-        <w:t>VaR</w:t>
-      </w:r>
-      <w:proofErr w:type="spellEnd"/>
-      <w:r>
-        <w:rPr>
-          <w:rFonts w:ascii="Calibri" w:hAnsi="Calibri"/>
-          <w:color w:val="111111"/>
-        </w:rPr>
-        <w:t xml:space="preserve"> is monotone increasing in α: at the 5th percentile the stock has risen modestly (μ dominates), so the put expires worthless and only the premium drag remains — making more insurance costlier at the </w:t>
-      </w:r>
-      <w:proofErr w:type="spellStart"/>
-      <w:r>
-        <w:rPr>
-          <w:rFonts w:ascii="Calibri" w:hAnsi="Calibri"/>
-          <w:color w:val="111111"/>
-        </w:rPr>
-        <w:t>VaR</w:t>
-      </w:r>
-      <w:proofErr w:type="spellEnd"/>
-      <w:r>
-        <w:rPr>
-          <w:rFonts w:ascii="Calibri" w:hAnsi="Calibri"/>
-          <w:color w:val="111111"/>
-        </w:rPr>
-        <w:t xml:space="preserve"> quantile. α*=7.90% is the regulatory ceiling; above it the constraint is violated.</w:t>
+        <w:t>That allocation puts EUR 8,450 in the stock and EUR 1,550 in one-year puts struck at EUR 1,267, for a VaR of 14.41%, 0.59pp under the ceiling. A risk manager sizes below a VaR limit rather than exactly on it, and here the buffer costs nothing in expected return.</w:t>
       </w:r>
     </w:p>
     <w:p>
       <w:pPr>
+        <w:keepNext/>
         <w:spacing w:after="6" w:line="216" w:lineRule="auto"/>
         <w:jc w:val="center"/>
+        <w:rPr>
+          <w:rFonts w:ascii="Times New Roman" w:hAnsi="Times New Roman" w:cs="Times New Roman"/>
+        </w:rPr>
       </w:pPr>
       <w:r>
         <w:rPr>
+          <w:rFonts w:ascii="Times New Roman" w:hAnsi="Times New Roman" w:cs="Times New Roman"/>
           <w:noProof/>
         </w:rPr>
         <w:drawing>
           <wp:inline distT="0" distB="0" distL="0" distR="0" wp14:anchorId="6A1EFF46" wp14:editId="423408A8">
-            <wp:extent cx="2383972" cy="1417496"/>
-            <wp:effectExtent l="0" t="0" r="3810" b="5080"/>
+            <wp:extent cx="2684145" cy="1595977"/>
+            <wp:effectExtent l="0" t="0" r="0" b="4445"/>
             <wp:docPr id="7" name="Picture 7"/>
             <wp:cNvGraphicFramePr>
               <a:graphicFrameLocks xmlns:a="http://schemas.openxmlformats.org/drawingml/2006/main" noChangeAspect="1"/>
@@ -5766,7 +6450,7 @@
                     <pic:cNvPicPr/>
                   </pic:nvPicPr>
                   <pic:blipFill>
-                    <a:blip r:embed="rId12"/>
+                    <a:blip r:embed="rId22"/>
                     <a:stretch>
                       <a:fillRect/>
                     </a:stretch>
@@ -5774,7 +6458,7 @@
                   <pic:spPr>
                     <a:xfrm>
                       <a:off x="0" y="0"/>
-                      <a:ext cx="2397581" cy="1425588"/>
+                      <a:ext cx="2716681" cy="1615323"/>
                     </a:xfrm>
                     <a:prstGeom prst="rect">
                       <a:avLst/>
@@ -5794,41 +6478,26 @@
           <w:bottom w:val="single" w:sz="8" w:space="0" w:color="8B1A1A"/>
         </w:pBdr>
         <w:spacing w:before="6" w:after="7" w:line="216" w:lineRule="auto"/>
+        <w:rPr>
+          <w:rFonts w:ascii="Times New Roman" w:hAnsi="Times New Roman" w:cs="Times New Roman"/>
+        </w:rPr>
       </w:pPr>
       <w:r>
         <w:rPr>
-          <w:rFonts w:ascii="Calibri" w:hAnsi="Calibri"/>
+          <w:rFonts w:ascii="Times New Roman" w:hAnsi="Times New Roman" w:cs="Times New Roman"/>
           <w:i/>
           <w:color w:val="666666"/>
         </w:rPr>
-        <w:t xml:space="preserve">Fig. 7 — 95% </w:t>
+        <w:t>Fig. 7: 95% VaR vs α for all four strikes, with the 15% limit, binding point and α*=15.50% marked.</w:t>
       </w:r>
-      <w:proofErr w:type="spellStart"/>
-      <w:r>
+    </w:p>
+    <w:p>
+      <w:pPr>
+        <w:spacing w:after="4" w:line="216" w:lineRule="auto"/>
         <w:rPr>
-          <w:rFonts w:ascii="Calibri" w:hAnsi="Calibri"/>
-          <w:i/>
-          <w:color w:val="666666"/>
+          <w:rFonts w:ascii="Times New Roman" w:hAnsi="Times New Roman" w:cs="Times New Roman"/>
         </w:rPr>
-        <w:t>VaR</w:t>
-      </w:r>
-      <w:proofErr w:type="spellEnd"/>
-      <w:r>
-        <w:rPr>
-          <w:rFonts w:ascii="Calibri" w:hAnsi="Calibri"/>
-          <w:i/>
-          <w:color w:val="666666"/>
-        </w:rPr>
-        <w:t xml:space="preserve"> vs α (K=95%S₀); 15% limit and α*=7.90% marke</w:t>
-      </w:r>
-      <w:r>
-        <w:rPr>
-          <w:rFonts w:ascii="Calibri" w:hAnsi="Calibri"/>
-          <w:i/>
-          <w:color w:val="666666"/>
-        </w:rPr>
-        <w:t>d.</w:t>
-      </w:r>
+      </w:pPr>
     </w:p>
     <w:sectPr>
       <w:type w:val="continuous"/>
@@ -5839,6 +6508,116 @@
     </w:sectPr>
   </w:body>
 </w:document>
+</file>
+
+<file path=word/endnotes.xml><?xml version="1.0" encoding="utf-8"?>
+<w:endnotes xmlns:wpc="http://schemas.microsoft.com/office/word/2010/wordprocessingCanvas" xmlns:cx="http://schemas.microsoft.com/office/drawing/2014/chartex" xmlns:cx1="http://schemas.microsoft.com/office/drawing/2015/9/8/chartex" xmlns:cx2="http://schemas.microsoft.com/office/drawing/2015/10/21/chartex" xmlns:cx3="http://schemas.microsoft.com/office/drawing/2016/5/9/chartex" xmlns:cx4="http://schemas.microsoft.com/office/drawing/2016/5/10/chartex" xmlns:cx5="http://schemas.microsoft.com/office/drawing/2016/5/11/chartex" xmlns:cx6="http://schemas.microsoft.com/office/drawing/2016/5/12/chartex" xmlns:cx7="http://schemas.microsoft.com/office/drawing/2016/5/13/chartex" xmlns:cx8="http://schemas.microsoft.com/office/drawing/2016/5/14/chartex" xmlns:mc="http://schemas.openxmlformats.org/markup-compatibility/2006" xmlns:aink="http://schemas.microsoft.com/office/drawing/2016/ink" xmlns:am3d="http://schemas.microsoft.com/office/drawing/2017/model3d" xmlns:o="urn:schemas-microsoft-com:office:office" xmlns:oel="http://schemas.microsoft.com/office/2019/extlst" xmlns:r="http://schemas.openxmlformats.org/officeDocument/2006/relationships" xmlns:m="http://schemas.openxmlformats.org/officeDocument/2006/math" xmlns:v="urn:schemas-microsoft-com:vml" xmlns:wp14="http://schemas.microsoft.com/office/word/2010/wordprocessingDrawing" xmlns:wp="http://schemas.openxmlformats.org/drawingml/2006/wordprocessingDrawing" xmlns:w10="urn:schemas-microsoft-com:office:word" xmlns:w="http://schemas.openxmlformats.org/wordprocessingml/2006/main" xmlns:w14="http://schemas.microsoft.com/office/word/2010/wordml" xmlns:w15="http://schemas.microsoft.com/office/word/2012/wordml" xmlns:w16cex="http://schemas.microsoft.com/office/word/2018/wordml/cex" xmlns:w16cid="http://schemas.microsoft.com/office/word/2016/wordml/cid" xmlns:w16="http://schemas.microsoft.com/office/word/2018/wordml" xmlns:w16du="http://schemas.microsoft.com/office/word/2023/wordml/word16du" xmlns:w16sdtdh="http://schemas.microsoft.com/office/word/2020/wordml/sdtdatahash" xmlns:w16sdtfl="http://schemas.microsoft.com/office/word/2024/wordml/sdtformatlock" xmlns:w16se="http://schemas.microsoft.com/office/word/2015/wordml/symex" xmlns:wpg="http://schemas.microsoft.com/office/word/2010/wordprocessingGroup" xmlns:wpi="http://schemas.microsoft.com/office/word/2010/wordprocessingInk" xmlns:wne="http://schemas.microsoft.com/office/word/2006/wordml" xmlns:wps="http://schemas.microsoft.com/office/word/2010/wordprocessingShape" mc:Ignorable="w14 w15 w16se w16cid w16 w16cex w16sdtdh w16sdtfl w16du wp14">
+  <w:endnote w:type="separator" w:id="-1">
+    <w:p>
+      <w:pPr>
+        <w:spacing w:after="0" w:line="240" w:lineRule="auto"/>
+      </w:pPr>
+      <w:r>
+        <w:separator/>
+      </w:r>
+    </w:p>
+  </w:endnote>
+  <w:endnote w:type="continuationSeparator" w:id="0">
+    <w:p>
+      <w:pPr>
+        <w:spacing w:after="0" w:line="240" w:lineRule="auto"/>
+      </w:pPr>
+      <w:r>
+        <w:continuationSeparator/>
+      </w:r>
+    </w:p>
+  </w:endnote>
+</w:endnotes>
+</file>
+
+<file path=word/footer1.xml><?xml version="1.0" encoding="utf-8"?>
+<w:ftr xmlns:wpc="http://schemas.microsoft.com/office/word/2010/wordprocessingCanvas" xmlns:cx="http://schemas.microsoft.com/office/drawing/2014/chartex" xmlns:cx1="http://schemas.microsoft.com/office/drawing/2015/9/8/chartex" xmlns:cx2="http://schemas.microsoft.com/office/drawing/2015/10/21/chartex" xmlns:cx3="http://schemas.microsoft.com/office/drawing/2016/5/9/chartex" xmlns:cx4="http://schemas.microsoft.com/office/drawing/2016/5/10/chartex" xmlns:cx5="http://schemas.microsoft.com/office/drawing/2016/5/11/chartex" xmlns:cx6="http://schemas.microsoft.com/office/drawing/2016/5/12/chartex" xmlns:cx7="http://schemas.microsoft.com/office/drawing/2016/5/13/chartex" xmlns:cx8="http://schemas.microsoft.com/office/drawing/2016/5/14/chartex" xmlns:mc="http://schemas.openxmlformats.org/markup-compatibility/2006" xmlns:aink="http://schemas.microsoft.com/office/drawing/2016/ink" xmlns:am3d="http://schemas.microsoft.com/office/drawing/2017/model3d" xmlns:o="urn:schemas-microsoft-com:office:office" xmlns:oel="http://schemas.microsoft.com/office/2019/extlst" xmlns:r="http://schemas.openxmlformats.org/officeDocument/2006/relationships" xmlns:m="http://schemas.openxmlformats.org/officeDocument/2006/math" xmlns:v="urn:schemas-microsoft-com:vml" xmlns:wp14="http://schemas.microsoft.com/office/word/2010/wordprocessingDrawing" xmlns:wp="http://schemas.openxmlformats.org/drawingml/2006/wordprocessingDrawing" xmlns:w10="urn:schemas-microsoft-com:office:word" xmlns:w="http://schemas.openxmlformats.org/wordprocessingml/2006/main" xmlns:w14="http://schemas.microsoft.com/office/word/2010/wordml" xmlns:w15="http://schemas.microsoft.com/office/word/2012/wordml" xmlns:w16cex="http://schemas.microsoft.com/office/word/2018/wordml/cex" xmlns:w16cid="http://schemas.microsoft.com/office/word/2016/wordml/cid" xmlns:w16="http://schemas.microsoft.com/office/word/2018/wordml" xmlns:w16du="http://schemas.microsoft.com/office/word/2023/wordml/word16du" xmlns:w16sdtdh="http://schemas.microsoft.com/office/word/2020/wordml/sdtdatahash" xmlns:w16sdtfl="http://schemas.microsoft.com/office/word/2024/wordml/sdtformatlock" xmlns:w16se="http://schemas.microsoft.com/office/word/2015/wordml/symex" xmlns:wpg="http://schemas.microsoft.com/office/word/2010/wordprocessingGroup" xmlns:wpi="http://schemas.microsoft.com/office/word/2010/wordprocessingInk" xmlns:wne="http://schemas.microsoft.com/office/word/2006/wordml" xmlns:wps="http://schemas.microsoft.com/office/word/2010/wordprocessingShape" mc:Ignorable="w14 w15 w16se w16cid w16 w16cex w16sdtdh w16sdtfl w16du wp14">
+  <w:p>
+    <w:pPr>
+      <w:pStyle w:val="Footer"/>
+    </w:pPr>
+  </w:p>
+</w:ftr>
+</file>
+
+<file path=word/footer2.xml><?xml version="1.0" encoding="utf-8"?>
+<w:ftr xmlns:wpc="http://schemas.microsoft.com/office/word/2010/wordprocessingCanvas" xmlns:cx="http://schemas.microsoft.com/office/drawing/2014/chartex" xmlns:cx1="http://schemas.microsoft.com/office/drawing/2015/9/8/chartex" xmlns:cx2="http://schemas.microsoft.com/office/drawing/2015/10/21/chartex" xmlns:cx3="http://schemas.microsoft.com/office/drawing/2016/5/9/chartex" xmlns:cx4="http://schemas.microsoft.com/office/drawing/2016/5/10/chartex" xmlns:cx5="http://schemas.microsoft.com/office/drawing/2016/5/11/chartex" xmlns:cx6="http://schemas.microsoft.com/office/drawing/2016/5/12/chartex" xmlns:cx7="http://schemas.microsoft.com/office/drawing/2016/5/13/chartex" xmlns:cx8="http://schemas.microsoft.com/office/drawing/2016/5/14/chartex" xmlns:mc="http://schemas.openxmlformats.org/markup-compatibility/2006" xmlns:aink="http://schemas.microsoft.com/office/drawing/2016/ink" xmlns:am3d="http://schemas.microsoft.com/office/drawing/2017/model3d" xmlns:o="urn:schemas-microsoft-com:office:office" xmlns:oel="http://schemas.microsoft.com/office/2019/extlst" xmlns:r="http://schemas.openxmlformats.org/officeDocument/2006/relationships" xmlns:m="http://schemas.openxmlformats.org/officeDocument/2006/math" xmlns:v="urn:schemas-microsoft-com:vml" xmlns:wp14="http://schemas.microsoft.com/office/word/2010/wordprocessingDrawing" xmlns:wp="http://schemas.openxmlformats.org/drawingml/2006/wordprocessingDrawing" xmlns:w10="urn:schemas-microsoft-com:office:word" xmlns:w="http://schemas.openxmlformats.org/wordprocessingml/2006/main" xmlns:w14="http://schemas.microsoft.com/office/word/2010/wordml" xmlns:w15="http://schemas.microsoft.com/office/word/2012/wordml" xmlns:w16cex="http://schemas.microsoft.com/office/word/2018/wordml/cex" xmlns:w16cid="http://schemas.microsoft.com/office/word/2016/wordml/cid" xmlns:w16="http://schemas.microsoft.com/office/word/2018/wordml" xmlns:w16du="http://schemas.microsoft.com/office/word/2023/wordml/word16du" xmlns:w16sdtdh="http://schemas.microsoft.com/office/word/2020/wordml/sdtdatahash" xmlns:w16sdtfl="http://schemas.microsoft.com/office/word/2024/wordml/sdtformatlock" xmlns:w16se="http://schemas.microsoft.com/office/word/2015/wordml/symex" xmlns:wpg="http://schemas.microsoft.com/office/word/2010/wordprocessingGroup" xmlns:wpi="http://schemas.microsoft.com/office/word/2010/wordprocessingInk" xmlns:wne="http://schemas.microsoft.com/office/word/2006/wordml" xmlns:wps="http://schemas.microsoft.com/office/word/2010/wordprocessingShape" mc:Ignorable="w14 w15 w16se w16cid w16 w16cex w16sdtdh w16sdtfl w16du wp14">
+  <w:p>
+    <w:pPr>
+      <w:pStyle w:val="Footer"/>
+    </w:pPr>
+  </w:p>
+</w:ftr>
+</file>
+
+<file path=word/footer3.xml><?xml version="1.0" encoding="utf-8"?>
+<w:ftr xmlns:wpc="http://schemas.microsoft.com/office/word/2010/wordprocessingCanvas" xmlns:cx="http://schemas.microsoft.com/office/drawing/2014/chartex" xmlns:cx1="http://schemas.microsoft.com/office/drawing/2015/9/8/chartex" xmlns:cx2="http://schemas.microsoft.com/office/drawing/2015/10/21/chartex" xmlns:cx3="http://schemas.microsoft.com/office/drawing/2016/5/9/chartex" xmlns:cx4="http://schemas.microsoft.com/office/drawing/2016/5/10/chartex" xmlns:cx5="http://schemas.microsoft.com/office/drawing/2016/5/11/chartex" xmlns:cx6="http://schemas.microsoft.com/office/drawing/2016/5/12/chartex" xmlns:cx7="http://schemas.microsoft.com/office/drawing/2016/5/13/chartex" xmlns:cx8="http://schemas.microsoft.com/office/drawing/2016/5/14/chartex" xmlns:mc="http://schemas.openxmlformats.org/markup-compatibility/2006" xmlns:aink="http://schemas.microsoft.com/office/drawing/2016/ink" xmlns:am3d="http://schemas.microsoft.com/office/drawing/2017/model3d" xmlns:o="urn:schemas-microsoft-com:office:office" xmlns:oel="http://schemas.microsoft.com/office/2019/extlst" xmlns:r="http://schemas.openxmlformats.org/officeDocument/2006/relationships" xmlns:m="http://schemas.openxmlformats.org/officeDocument/2006/math" xmlns:v="urn:schemas-microsoft-com:vml" xmlns:wp14="http://schemas.microsoft.com/office/word/2010/wordprocessingDrawing" xmlns:wp="http://schemas.openxmlformats.org/drawingml/2006/wordprocessingDrawing" xmlns:w10="urn:schemas-microsoft-com:office:word" xmlns:w="http://schemas.openxmlformats.org/wordprocessingml/2006/main" xmlns:w14="http://schemas.microsoft.com/office/word/2010/wordml" xmlns:w15="http://schemas.microsoft.com/office/word/2012/wordml" xmlns:w16cex="http://schemas.microsoft.com/office/word/2018/wordml/cex" xmlns:w16cid="http://schemas.microsoft.com/office/word/2016/wordml/cid" xmlns:w16="http://schemas.microsoft.com/office/word/2018/wordml" xmlns:w16du="http://schemas.microsoft.com/office/word/2023/wordml/word16du" xmlns:w16sdtdh="http://schemas.microsoft.com/office/word/2020/wordml/sdtdatahash" xmlns:w16sdtfl="http://schemas.microsoft.com/office/word/2024/wordml/sdtformatlock" xmlns:w16se="http://schemas.microsoft.com/office/word/2015/wordml/symex" xmlns:wpg="http://schemas.microsoft.com/office/word/2010/wordprocessingGroup" xmlns:wpi="http://schemas.microsoft.com/office/word/2010/wordprocessingInk" xmlns:wne="http://schemas.microsoft.com/office/word/2006/wordml" xmlns:wps="http://schemas.microsoft.com/office/word/2010/wordprocessingShape" mc:Ignorable="w14 w15 w16se w16cid w16 w16cex w16sdtdh w16sdtfl w16du wp14">
+  <w:p>
+    <w:pPr>
+      <w:pStyle w:val="Footer"/>
+    </w:pPr>
+  </w:p>
+</w:ftr>
+</file>
+
+<file path=word/footnotes.xml><?xml version="1.0" encoding="utf-8"?>
+<w:footnotes xmlns:wpc="http://schemas.microsoft.com/office/word/2010/wordprocessingCanvas" xmlns:cx="http://schemas.microsoft.com/office/drawing/2014/chartex" xmlns:cx1="http://schemas.microsoft.com/office/drawing/2015/9/8/chartex" xmlns:cx2="http://schemas.microsoft.com/office/drawing/2015/10/21/chartex" xmlns:cx3="http://schemas.microsoft.com/office/drawing/2016/5/9/chartex" xmlns:cx4="http://schemas.microsoft.com/office/drawing/2016/5/10/chartex" xmlns:cx5="http://schemas.microsoft.com/office/drawing/2016/5/11/chartex" xmlns:cx6="http://schemas.microsoft.com/office/drawing/2016/5/12/chartex" xmlns:cx7="http://schemas.microsoft.com/office/drawing/2016/5/13/chartex" xmlns:cx8="http://schemas.microsoft.com/office/drawing/2016/5/14/chartex" xmlns:mc="http://schemas.openxmlformats.org/markup-compatibility/2006" xmlns:aink="http://schemas.microsoft.com/office/drawing/2016/ink" xmlns:am3d="http://schemas.microsoft.com/office/drawing/2017/model3d" xmlns:o="urn:schemas-microsoft-com:office:office" xmlns:oel="http://schemas.microsoft.com/office/2019/extlst" xmlns:r="http://schemas.openxmlformats.org/officeDocument/2006/relationships" xmlns:m="http://schemas.openxmlformats.org/officeDocument/2006/math" xmlns:v="urn:schemas-microsoft-com:vml" xmlns:wp14="http://schemas.microsoft.com/office/word/2010/wordprocessingDrawing" xmlns:wp="http://schemas.openxmlformats.org/drawingml/2006/wordprocessingDrawing" xmlns:w10="urn:schemas-microsoft-com:office:word" xmlns:w="http://schemas.openxmlformats.org/wordprocessingml/2006/main" xmlns:w14="http://schemas.microsoft.com/office/word/2010/wordml" xmlns:w15="http://schemas.microsoft.com/office/word/2012/wordml" xmlns:w16cex="http://schemas.microsoft.com/office/word/2018/wordml/cex" xmlns:w16cid="http://schemas.microsoft.com/office/word/2016/wordml/cid" xmlns:w16="http://schemas.microsoft.com/office/word/2018/wordml" xmlns:w16du="http://schemas.microsoft.com/office/word/2023/wordml/word16du" xmlns:w16sdtdh="http://schemas.microsoft.com/office/word/2020/wordml/sdtdatahash" xmlns:w16sdtfl="http://schemas.microsoft.com/office/word/2024/wordml/sdtformatlock" xmlns:w16se="http://schemas.microsoft.com/office/word/2015/wordml/symex" xmlns:wpg="http://schemas.microsoft.com/office/word/2010/wordprocessingGroup" xmlns:wpi="http://schemas.microsoft.com/office/word/2010/wordprocessingInk" xmlns:wne="http://schemas.microsoft.com/office/word/2006/wordml" xmlns:wps="http://schemas.microsoft.com/office/word/2010/wordprocessingShape" mc:Ignorable="w14 w15 w16se w16cid w16 w16cex w16sdtdh w16sdtfl w16du wp14">
+  <w:footnote w:type="separator" w:id="-1">
+    <w:p>
+      <w:pPr>
+        <w:spacing w:after="0" w:line="240" w:lineRule="auto"/>
+      </w:pPr>
+      <w:r>
+        <w:separator/>
+      </w:r>
+    </w:p>
+  </w:footnote>
+  <w:footnote w:type="continuationSeparator" w:id="0">
+    <w:p>
+      <w:pPr>
+        <w:spacing w:after="0" w:line="240" w:lineRule="auto"/>
+      </w:pPr>
+      <w:r>
+        <w:continuationSeparator/>
+      </w:r>
+    </w:p>
+  </w:footnote>
+</w:footnotes>
+</file>
+
+<file path=word/header1.xml><?xml version="1.0" encoding="utf-8"?>
+<w:hdr xmlns:wpc="http://schemas.microsoft.com/office/word/2010/wordprocessingCanvas" xmlns:cx="http://schemas.microsoft.com/office/drawing/2014/chartex" xmlns:cx1="http://schemas.microsoft.com/office/drawing/2015/9/8/chartex" xmlns:cx2="http://schemas.microsoft.com/office/drawing/2015/10/21/chartex" xmlns:cx3="http://schemas.microsoft.com/office/drawing/2016/5/9/chartex" xmlns:cx4="http://schemas.microsoft.com/office/drawing/2016/5/10/chartex" xmlns:cx5="http://schemas.microsoft.com/office/drawing/2016/5/11/chartex" xmlns:cx6="http://schemas.microsoft.com/office/drawing/2016/5/12/chartex" xmlns:cx7="http://schemas.microsoft.com/office/drawing/2016/5/13/chartex" xmlns:cx8="http://schemas.microsoft.com/office/drawing/2016/5/14/chartex" xmlns:mc="http://schemas.openxmlformats.org/markup-compatibility/2006" xmlns:aink="http://schemas.microsoft.com/office/drawing/2016/ink" xmlns:am3d="http://schemas.microsoft.com/office/drawing/2017/model3d" xmlns:o="urn:schemas-microsoft-com:office:office" xmlns:oel="http://schemas.microsoft.com/office/2019/extlst" xmlns:r="http://schemas.openxmlformats.org/officeDocument/2006/relationships" xmlns:m="http://schemas.openxmlformats.org/officeDocument/2006/math" xmlns:v="urn:schemas-microsoft-com:vml" xmlns:wp14="http://schemas.microsoft.com/office/word/2010/wordprocessingDrawing" xmlns:wp="http://schemas.openxmlformats.org/drawingml/2006/wordprocessingDrawing" xmlns:w10="urn:schemas-microsoft-com:office:word" xmlns:w="http://schemas.openxmlformats.org/wordprocessingml/2006/main" xmlns:w14="http://schemas.microsoft.com/office/word/2010/wordml" xmlns:w15="http://schemas.microsoft.com/office/word/2012/wordml" xmlns:w16cex="http://schemas.microsoft.com/office/word/2018/wordml/cex" xmlns:w16cid="http://schemas.microsoft.com/office/word/2016/wordml/cid" xmlns:w16="http://schemas.microsoft.com/office/word/2018/wordml" xmlns:w16du="http://schemas.microsoft.com/office/word/2023/wordml/word16du" xmlns:w16sdtdh="http://schemas.microsoft.com/office/word/2020/wordml/sdtdatahash" xmlns:w16sdtfl="http://schemas.microsoft.com/office/word/2024/wordml/sdtformatlock" xmlns:w16se="http://schemas.microsoft.com/office/word/2015/wordml/symex" xmlns:wpg="http://schemas.microsoft.com/office/word/2010/wordprocessingGroup" xmlns:wpi="http://schemas.microsoft.com/office/word/2010/wordprocessingInk" xmlns:wne="http://schemas.microsoft.com/office/word/2006/wordml" xmlns:wps="http://schemas.microsoft.com/office/word/2010/wordprocessingShape" mc:Ignorable="w14 w15 w16se w16cid w16 w16cex w16sdtdh w16sdtfl w16du wp14">
+  <w:p>
+    <w:pPr>
+      <w:pStyle w:val="Header"/>
+    </w:pPr>
+  </w:p>
+</w:hdr>
+</file>
+
+<file path=word/header2.xml><?xml version="1.0" encoding="utf-8"?>
+<w:hdr xmlns:wpc="http://schemas.microsoft.com/office/word/2010/wordprocessingCanvas" xmlns:cx="http://schemas.microsoft.com/office/drawing/2014/chartex" xmlns:cx1="http://schemas.microsoft.com/office/drawing/2015/9/8/chartex" xmlns:cx2="http://schemas.microsoft.com/office/drawing/2015/10/21/chartex" xmlns:cx3="http://schemas.microsoft.com/office/drawing/2016/5/9/chartex" xmlns:cx4="http://schemas.microsoft.com/office/drawing/2016/5/10/chartex" xmlns:cx5="http://schemas.microsoft.com/office/drawing/2016/5/11/chartex" xmlns:cx6="http://schemas.microsoft.com/office/drawing/2016/5/12/chartex" xmlns:cx7="http://schemas.microsoft.com/office/drawing/2016/5/13/chartex" xmlns:cx8="http://schemas.microsoft.com/office/drawing/2016/5/14/chartex" xmlns:mc="http://schemas.openxmlformats.org/markup-compatibility/2006" xmlns:aink="http://schemas.microsoft.com/office/drawing/2016/ink" xmlns:am3d="http://schemas.microsoft.com/office/drawing/2017/model3d" xmlns:o="urn:schemas-microsoft-com:office:office" xmlns:oel="http://schemas.microsoft.com/office/2019/extlst" xmlns:r="http://schemas.openxmlformats.org/officeDocument/2006/relationships" xmlns:m="http://schemas.openxmlformats.org/officeDocument/2006/math" xmlns:v="urn:schemas-microsoft-com:vml" xmlns:wp14="http://schemas.microsoft.com/office/word/2010/wordprocessingDrawing" xmlns:wp="http://schemas.openxmlformats.org/drawingml/2006/wordprocessingDrawing" xmlns:w10="urn:schemas-microsoft-com:office:word" xmlns:w="http://schemas.openxmlformats.org/wordprocessingml/2006/main" xmlns:w14="http://schemas.microsoft.com/office/word/2010/wordml" xmlns:w15="http://schemas.microsoft.com/office/word/2012/wordml" xmlns:w16cex="http://schemas.microsoft.com/office/word/2018/wordml/cex" xmlns:w16cid="http://schemas.microsoft.com/office/word/2016/wordml/cid" xmlns:w16="http://schemas.microsoft.com/office/word/2018/wordml" xmlns:w16du="http://schemas.microsoft.com/office/word/2023/wordml/word16du" xmlns:w16sdtdh="http://schemas.microsoft.com/office/word/2020/wordml/sdtdatahash" xmlns:w16sdtfl="http://schemas.microsoft.com/office/word/2024/wordml/sdtformatlock" xmlns:w16se="http://schemas.microsoft.com/office/word/2015/wordml/symex" xmlns:wpg="http://schemas.microsoft.com/office/word/2010/wordprocessingGroup" xmlns:wpi="http://schemas.microsoft.com/office/word/2010/wordprocessingInk" xmlns:wne="http://schemas.microsoft.com/office/word/2006/wordml" xmlns:wps="http://schemas.microsoft.com/office/word/2010/wordprocessingShape" mc:Ignorable="w14 w15 w16se w16cid w16 w16cex w16sdtdh w16sdtfl w16du wp14">
+  <w:p>
+    <w:pPr>
+      <w:pStyle w:val="Header"/>
+    </w:pPr>
+  </w:p>
+</w:hdr>
+</file>
+
+<file path=word/header3.xml><?xml version="1.0" encoding="utf-8"?>
+<w:hdr xmlns:wpc="http://schemas.microsoft.com/office/word/2010/wordprocessingCanvas" xmlns:cx="http://schemas.microsoft.com/office/drawing/2014/chartex" xmlns:cx1="http://schemas.microsoft.com/office/drawing/2015/9/8/chartex" xmlns:cx2="http://schemas.microsoft.com/office/drawing/2015/10/21/chartex" xmlns:cx3="http://schemas.microsoft.com/office/drawing/2016/5/9/chartex" xmlns:cx4="http://schemas.microsoft.com/office/drawing/2016/5/10/chartex" xmlns:cx5="http://schemas.microsoft.com/office/drawing/2016/5/11/chartex" xmlns:cx6="http://schemas.microsoft.com/office/drawing/2016/5/12/chartex" xmlns:cx7="http://schemas.microsoft.com/office/drawing/2016/5/13/chartex" xmlns:cx8="http://schemas.microsoft.com/office/drawing/2016/5/14/chartex" xmlns:mc="http://schemas.openxmlformats.org/markup-compatibility/2006" xmlns:aink="http://schemas.microsoft.com/office/drawing/2016/ink" xmlns:am3d="http://schemas.microsoft.com/office/drawing/2017/model3d" xmlns:o="urn:schemas-microsoft-com:office:office" xmlns:oel="http://schemas.microsoft.com/office/2019/extlst" xmlns:r="http://schemas.openxmlformats.org/officeDocument/2006/relationships" xmlns:m="http://schemas.openxmlformats.org/officeDocument/2006/math" xmlns:v="urn:schemas-microsoft-com:vml" xmlns:wp14="http://schemas.microsoft.com/office/word/2010/wordprocessingDrawing" xmlns:wp="http://schemas.openxmlformats.org/drawingml/2006/wordprocessingDrawing" xmlns:w10="urn:schemas-microsoft-com:office:word" xmlns:w="http://schemas.openxmlformats.org/wordprocessingml/2006/main" xmlns:w14="http://schemas.microsoft.com/office/word/2010/wordml" xmlns:w15="http://schemas.microsoft.com/office/word/2012/wordml" xmlns:w16cex="http://schemas.microsoft.com/office/word/2018/wordml/cex" xmlns:w16cid="http://schemas.microsoft.com/office/word/2016/wordml/cid" xmlns:w16="http://schemas.microsoft.com/office/word/2018/wordml" xmlns:w16du="http://schemas.microsoft.com/office/word/2023/wordml/word16du" xmlns:w16sdtdh="http://schemas.microsoft.com/office/word/2020/wordml/sdtdatahash" xmlns:w16sdtfl="http://schemas.microsoft.com/office/word/2024/wordml/sdtformatlock" xmlns:w16se="http://schemas.microsoft.com/office/word/2015/wordml/symex" xmlns:wpg="http://schemas.microsoft.com/office/word/2010/wordprocessingGroup" xmlns:wpi="http://schemas.microsoft.com/office/word/2010/wordprocessingInk" xmlns:wne="http://schemas.microsoft.com/office/word/2006/wordml" xmlns:wps="http://schemas.microsoft.com/office/word/2010/wordprocessingShape" mc:Ignorable="w14 w15 w16se w16cid w16 w16cex w16sdtdh w16sdtfl w16du wp14">
+  <w:p>
+    <w:pPr>
+      <w:pStyle w:val="Header"/>
+    </w:pPr>
+  </w:p>
+</w:hdr>
 </file>
 
 <file path=word/numbering.xml><?xml version="1.0" encoding="utf-8"?>
@@ -17747,6 +18526,28 @@
 </a:theme>
 </file>
 
+<file path=word/webextensions/taskpanes.xml><?xml version="1.0" encoding="utf-8"?>
+<wetp:taskpanes xmlns:wetp="http://schemas.microsoft.com/office/webextensions/taskpanes/2010/11">
+  <wetp:taskpane dockstate="right" visibility="0" width="350" row="0">
+    <wetp:webextensionref xmlns:r="http://schemas.openxmlformats.org/officeDocument/2006/relationships" r:id="rId1"/>
+  </wetp:taskpane>
+</wetp:taskpanes>
+</file>
+
+<file path=word/webextensions/webextension1.xml><?xml version="1.0" encoding="utf-8"?>
+<we:webextension xmlns:we="http://schemas.microsoft.com/office/webextensions/webextension/2010/11" id="{D5455E19-3080-3B45-8CA5-0FBD15EF92C3}">
+  <we:reference id="wa200010725" version="1.0.0.1" store="en-GB" storeType="OMEX"/>
+  <we:alternateReferences>
+    <we:reference id="WA200010725" version="1.0.0.1" store="" storeType="OMEX"/>
+  </we:alternateReferences>
+  <we:properties>
+    <we:property name="claude.fileId" value="&quot;cc96b186-208a-4743-9849-c2324bf5d1b5&quot;"/>
+  </we:properties>
+  <we:bindings/>
+  <we:snapshot xmlns:r="http://schemas.openxmlformats.org/officeDocument/2006/relationships"/>
+</we:webextension>
+</file>
+
 <file path=customXml/item1.xml><?xml version="1.0" encoding="utf-8"?>
 <b:Sources xmlns:b="http://schemas.openxmlformats.org/officeDocument/2006/bibliography" xmlns="http://schemas.openxmlformats.org/officeDocument/2006/bibliography" SelectedStyle="/APA.XSL" StyleName="APA"/>
 </file>

--- a/B401_Poster_11pt.docx
+++ b/B401_Poster_11pt.docx
@@ -3255,7 +3255,7 @@
           <w:rFonts w:ascii="Times New Roman" w:hAnsi="Times New Roman" w:cs="Times New Roman"/>
           <w:color w:val="111111"/>
         </w:rPr>
-        <w:t>Greeks evaluated at S=EUR 1,708, T=1.79 y, σ=44.7% (median rolling vol). Certificate value EUR 1,452.87.</w:t>
+        <w:t>Greeks evaluated at S=EUR 1,708, T=1.79 y, σ=44.7% (median rolling vol). Certificate value EUR 1,443.73.</w:t>
       </w:r>
     </w:p>
     <w:tbl>
@@ -3417,7 +3417,7 @@
                 <w:rFonts w:ascii="Times New Roman" w:hAnsi="Times New Roman" w:cs="Times New Roman"/>
                 <w:color w:val="111111"/>
               </w:rPr>
-              <w:t>0.602</w:t>
+              <w:t>0.515</w:t>
             </w:r>
           </w:p>
         </w:tc>
@@ -3505,7 +3505,7 @@
                 <w:rFonts w:ascii="Times New Roman" w:hAnsi="Times New Roman" w:cs="Times New Roman"/>
                 <w:color w:val="111111"/>
               </w:rPr>
-              <w:t>−0.0004</w:t>
+              <w:t>−0.0006</w:t>
             </w:r>
           </w:p>
         </w:tc>
@@ -3607,7 +3607,7 @@
                 <w:rFonts w:ascii="Times New Roman" w:hAnsi="Times New Roman" w:cs="Times New Roman"/>
                 <w:color w:val="111111"/>
               </w:rPr>
-              <w:t>−14.37</w:t>
+              <w:t>−13.12</w:t>
             </w:r>
           </w:p>
         </w:tc>
@@ -3652,7 +3652,7 @@
           <w:rFonts w:ascii="Times New Roman" w:hAnsi="Times New Roman" w:cs="Times New Roman"/>
           <w:color w:val="111111"/>
         </w:rPr>
-        <w:t>Theta +0.36 EUR/day: passing time reduces barrier risk. Rho −12.4 EUR per +1pp: the bonus payment is discounted like a bond.</w:t>
+        <w:t>Theta +0.52 EUR/day: passing time reduces barrier risk. Rho −12.1 EUR per +1pp: the bonus payment is discounted like a bond.</w:t>
       </w:r>
     </w:p>
     <w:p>
@@ -3752,7 +3752,7 @@
           <w:rFonts w:ascii="Times New Roman" w:hAnsi="Times New Roman" w:cs="Times New Roman"/>
           <w:color w:val="111111"/>
         </w:rPr>
-        <w:t>Daily replication from the tree: V(t)=Δ(t)·S(t)+B(t). Delta ran from 0.14 to 1.07. The equity fraction Δ·S/V ran from 16% to 112% and was above 50% on 143 of 183 days. As RHM fell toward the barrier, Delta rose to 1 and the bond leg turned negative. The certificate concentrates stock exposure exactly when the market falls, the opposite of a capital-protected note. Below the barrier the payoff becomes a capped forward and the equity fraction sits near 81%, rising toward 98%.</w:t>
+        <w:t>Daily replication from the tree: V(t)=Δ(t)·S(t)+B(t). Delta ran from 0.20 to 1.06. The equity fraction Δ·S/V ran from 22% to 110% and was above 50% on 152 of 183 days. As RHM fell toward the barrier, Delta rose to 1 and the bond leg turned negative. The certificate concentrates stock exposure exactly when the market falls, the opposite of a capital-protected note. Below the barrier the payoff becomes a capped forward and the equity fraction sits near 81%, rising toward 98%.</w:t>
       </w:r>
     </w:p>
     <w:p>
